--- a/my prompts/My Prompts.docx
+++ b/my prompts/My Prompts.docx
@@ -12939,6 +12939,328 @@
         </w:rPr>
         <w:t xml:space="preserve"> base.</w:t>
       </w:r>
+    </w:p>
+    <w:p>
+      <w:pPr>
+        <w:rPr>
+          <w:rFonts w:ascii="Aptos" w:hAnsi="Aptos"/>
+          <w:sz w:val="20"/>
+          <w:szCs w:val="20"/>
+          <w:lang w:val="pt-PT"/>
+        </w:rPr>
+      </w:pPr>
+      <w:r>
+        <w:rPr>
+          <w:rFonts w:ascii="Aptos" w:hAnsi="Aptos"/>
+          <w:sz w:val="20"/>
+          <w:szCs w:val="20"/>
+          <w:lang w:val="pt-PT"/>
+        </w:rPr>
+        <w:br w:type="page"/>
+      </w:r>
+    </w:p>
+    <w:p>
+      <w:pPr>
+        <w:pStyle w:val="ListParagraph"/>
+        <w:numPr>
+          <w:ilvl w:val="0"/>
+          <w:numId w:val="3"/>
+        </w:numPr>
+        <w:spacing w:line="240" w:lineRule="auto"/>
+        <w:rPr>
+          <w:rFonts w:ascii="Aptos" w:hAnsi="Aptos"/>
+          <w:sz w:val="20"/>
+          <w:szCs w:val="20"/>
+          <w:lang w:val="pt-PT"/>
+        </w:rPr>
+      </w:pPr>
+      <w:r>
+        <w:rPr>
+          <w:rFonts w:ascii="Aptos" w:hAnsi="Aptos"/>
+          <w:sz w:val="20"/>
+          <w:szCs w:val="20"/>
+          <w:lang w:val="pt-PT"/>
+        </w:rPr>
+        <w:lastRenderedPageBreak/>
+        <w:t>No front-</w:t>
+      </w:r>
+      <w:proofErr w:type="spellStart"/>
+      <w:r>
+        <w:rPr>
+          <w:rFonts w:ascii="Aptos" w:hAnsi="Aptos"/>
+          <w:sz w:val="20"/>
+          <w:szCs w:val="20"/>
+          <w:lang w:val="pt-PT"/>
+        </w:rPr>
+        <w:t>end</w:t>
+      </w:r>
+      <w:proofErr w:type="spellEnd"/>
+      <w:r>
+        <w:rPr>
+          <w:rFonts w:ascii="Aptos" w:hAnsi="Aptos"/>
+          <w:sz w:val="20"/>
+          <w:szCs w:val="20"/>
+          <w:lang w:val="pt-PT"/>
+        </w:rPr>
+        <w:t xml:space="preserve"> da tabela de </w:t>
+      </w:r>
+      <w:proofErr w:type="spellStart"/>
+      <w:r>
+        <w:rPr>
+          <w:rFonts w:ascii="Aptos" w:hAnsi="Aptos"/>
+          <w:sz w:val="20"/>
+          <w:szCs w:val="20"/>
+          <w:lang w:val="pt-PT"/>
+        </w:rPr>
+        <w:t>ISINs</w:t>
+      </w:r>
+      <w:proofErr w:type="spellEnd"/>
+      <w:r>
+        <w:rPr>
+          <w:rFonts w:ascii="Aptos" w:hAnsi="Aptos"/>
+          <w:sz w:val="20"/>
+          <w:szCs w:val="20"/>
+          <w:lang w:val="pt-PT"/>
+        </w:rPr>
+        <w:t xml:space="preserve"> de</w:t>
+      </w:r>
+      <w:r>
+        <w:rPr>
+          <w:rFonts w:ascii="Aptos" w:hAnsi="Aptos"/>
+          <w:sz w:val="20"/>
+          <w:szCs w:val="20"/>
+          <w:lang w:val="pt-PT"/>
+        </w:rPr>
+        <w:t xml:space="preserve">ves manter a possibilidade do </w:t>
+      </w:r>
+      <w:proofErr w:type="spellStart"/>
+      <w:r>
+        <w:rPr>
+          <w:rFonts w:ascii="Aptos" w:hAnsi="Aptos"/>
+          <w:sz w:val="20"/>
+          <w:szCs w:val="20"/>
+          <w:lang w:val="pt-PT"/>
+        </w:rPr>
+        <w:t>toggle</w:t>
+      </w:r>
+      <w:proofErr w:type="spellEnd"/>
+      <w:r>
+        <w:rPr>
+          <w:rFonts w:ascii="Aptos" w:hAnsi="Aptos"/>
+          <w:sz w:val="20"/>
+          <w:szCs w:val="20"/>
+          <w:lang w:val="pt-PT"/>
+        </w:rPr>
+        <w:t xml:space="preserve"> como existe </w:t>
+      </w:r>
+      <w:proofErr w:type="gramStart"/>
+      <w:r>
+        <w:rPr>
+          <w:rFonts w:ascii="Aptos" w:hAnsi="Aptos"/>
+          <w:sz w:val="20"/>
+          <w:szCs w:val="20"/>
+          <w:lang w:val="pt-PT"/>
+        </w:rPr>
+        <w:t>hoje</w:t>
+      </w:r>
+      <w:proofErr w:type="gramEnd"/>
+      <w:r>
+        <w:rPr>
+          <w:rFonts w:ascii="Aptos" w:hAnsi="Aptos"/>
+          <w:sz w:val="20"/>
+          <w:szCs w:val="20"/>
+          <w:lang w:val="pt-PT"/>
+        </w:rPr>
+        <w:t xml:space="preserve"> mas adicionar uma nova forma de edição</w:t>
+      </w:r>
+    </w:p>
+    <w:p>
+      <w:pPr>
+        <w:pStyle w:val="ListParagraph"/>
+        <w:numPr>
+          <w:ilvl w:val="0"/>
+          <w:numId w:val="3"/>
+        </w:numPr>
+        <w:spacing w:line="240" w:lineRule="auto"/>
+        <w:rPr>
+          <w:rFonts w:ascii="Aptos" w:hAnsi="Aptos"/>
+          <w:sz w:val="20"/>
+          <w:szCs w:val="20"/>
+          <w:lang w:val="pt-PT"/>
+        </w:rPr>
+      </w:pPr>
+      <w:r>
+        <w:rPr>
+          <w:rFonts w:ascii="Aptos" w:hAnsi="Aptos"/>
+          <w:sz w:val="20"/>
+          <w:szCs w:val="20"/>
+          <w:lang w:val="pt-PT"/>
+        </w:rPr>
+        <w:t xml:space="preserve">Essa nova forma de edição, consiste em colocares um </w:t>
+      </w:r>
+      <w:proofErr w:type="spellStart"/>
+      <w:r>
+        <w:rPr>
+          <w:rFonts w:ascii="Aptos" w:hAnsi="Aptos"/>
+          <w:sz w:val="20"/>
+          <w:szCs w:val="20"/>
+          <w:lang w:val="pt-PT"/>
+        </w:rPr>
+        <w:t>icon</w:t>
+      </w:r>
+      <w:proofErr w:type="spellEnd"/>
+      <w:r>
+        <w:rPr>
+          <w:rFonts w:ascii="Aptos" w:hAnsi="Aptos"/>
+          <w:sz w:val="20"/>
+          <w:szCs w:val="20"/>
+          <w:lang w:val="pt-PT"/>
+        </w:rPr>
+        <w:t xml:space="preserve"> de edição apenas nas linhas da tabela em que a automação esteja ON</w:t>
+      </w:r>
+    </w:p>
+    <w:p>
+      <w:pPr>
+        <w:pStyle w:val="ListParagraph"/>
+        <w:numPr>
+          <w:ilvl w:val="0"/>
+          <w:numId w:val="3"/>
+        </w:numPr>
+        <w:spacing w:line="240" w:lineRule="auto"/>
+        <w:rPr>
+          <w:rFonts w:ascii="Aptos" w:hAnsi="Aptos"/>
+          <w:sz w:val="20"/>
+          <w:szCs w:val="20"/>
+          <w:lang w:val="pt-PT"/>
+        </w:rPr>
+      </w:pPr>
+      <w:r>
+        <w:rPr>
+          <w:rFonts w:ascii="Aptos" w:hAnsi="Aptos"/>
+          <w:sz w:val="20"/>
+          <w:szCs w:val="20"/>
+          <w:lang w:val="pt-PT"/>
+        </w:rPr>
+        <w:t xml:space="preserve">Quando se clica no botão de edição deves mostrar o </w:t>
+      </w:r>
+      <w:proofErr w:type="spellStart"/>
+      <w:r>
+        <w:rPr>
+          <w:rFonts w:ascii="Aptos" w:hAnsi="Aptos"/>
+          <w:sz w:val="20"/>
+          <w:szCs w:val="20"/>
+          <w:lang w:val="pt-PT"/>
+        </w:rPr>
+        <w:t>dialog</w:t>
+      </w:r>
+      <w:proofErr w:type="spellEnd"/>
+      <w:r>
+        <w:rPr>
+          <w:rFonts w:ascii="Aptos" w:hAnsi="Aptos"/>
+          <w:sz w:val="20"/>
+          <w:szCs w:val="20"/>
+          <w:lang w:val="pt-PT"/>
+        </w:rPr>
+        <w:t xml:space="preserve"> box, tal como quando fazes ON no </w:t>
+      </w:r>
+      <w:proofErr w:type="spellStart"/>
+      <w:r>
+        <w:rPr>
+          <w:rFonts w:ascii="Aptos" w:hAnsi="Aptos"/>
+          <w:sz w:val="20"/>
+          <w:szCs w:val="20"/>
+          <w:lang w:val="pt-PT"/>
+        </w:rPr>
+        <w:t>toggle</w:t>
+      </w:r>
+      <w:proofErr w:type="spellEnd"/>
+      <w:r>
+        <w:rPr>
+          <w:rFonts w:ascii="Aptos" w:hAnsi="Aptos"/>
+          <w:sz w:val="20"/>
+          <w:szCs w:val="20"/>
+          <w:lang w:val="pt-PT"/>
+        </w:rPr>
+        <w:t xml:space="preserve">. </w:t>
+      </w:r>
+    </w:p>
+    <w:p>
+      <w:pPr>
+        <w:pStyle w:val="ListParagraph"/>
+        <w:numPr>
+          <w:ilvl w:val="0"/>
+          <w:numId w:val="3"/>
+        </w:numPr>
+        <w:spacing w:line="240" w:lineRule="auto"/>
+        <w:rPr>
+          <w:rFonts w:ascii="Aptos" w:hAnsi="Aptos"/>
+          <w:sz w:val="20"/>
+          <w:szCs w:val="20"/>
+          <w:lang w:val="pt-PT"/>
+        </w:rPr>
+      </w:pPr>
+      <w:r>
+        <w:rPr>
+          <w:rFonts w:ascii="Aptos" w:hAnsi="Aptos"/>
+          <w:sz w:val="20"/>
+          <w:szCs w:val="20"/>
+          <w:lang w:val="pt-PT"/>
+        </w:rPr>
+        <w:t xml:space="preserve">No </w:t>
+      </w:r>
+      <w:proofErr w:type="spellStart"/>
+      <w:r>
+        <w:rPr>
+          <w:rFonts w:ascii="Aptos" w:hAnsi="Aptos"/>
+          <w:sz w:val="20"/>
+          <w:szCs w:val="20"/>
+          <w:lang w:val="pt-PT"/>
+        </w:rPr>
+        <w:t>Dialog</w:t>
+      </w:r>
+      <w:proofErr w:type="spellEnd"/>
+      <w:r>
+        <w:rPr>
+          <w:rFonts w:ascii="Aptos" w:hAnsi="Aptos"/>
+          <w:sz w:val="20"/>
+          <w:szCs w:val="20"/>
+          <w:lang w:val="pt-PT"/>
+        </w:rPr>
+        <w:t xml:space="preserve"> box que apresentas (seja quando clicas no </w:t>
+      </w:r>
+      <w:proofErr w:type="spellStart"/>
+      <w:r>
+        <w:rPr>
+          <w:rFonts w:ascii="Aptos" w:hAnsi="Aptos"/>
+          <w:sz w:val="20"/>
+          <w:szCs w:val="20"/>
+          <w:lang w:val="pt-PT"/>
+        </w:rPr>
+        <w:t>switch</w:t>
+      </w:r>
+      <w:proofErr w:type="spellEnd"/>
+      <w:r>
+        <w:rPr>
+          <w:rFonts w:ascii="Aptos" w:hAnsi="Aptos"/>
+          <w:sz w:val="20"/>
+          <w:szCs w:val="20"/>
+          <w:lang w:val="pt-PT"/>
+        </w:rPr>
+        <w:t>, seja no botão de edição), tens de adicionar o campo “Investimento Inicial (EUR)”</w:t>
+      </w:r>
+    </w:p>
+    <w:p>
+      <w:pPr>
+        <w:pStyle w:val="ListParagraph"/>
+        <w:spacing w:line="240" w:lineRule="auto"/>
+        <w:ind w:left="360"/>
+        <w:rPr>
+          <w:rFonts w:ascii="Aptos" w:hAnsi="Aptos"/>
+          <w:sz w:val="20"/>
+          <w:szCs w:val="20"/>
+          <w:lang w:val="pt-PT"/>
+        </w:rPr>
+      </w:pPr>
     </w:p>
     <w:sectPr>
       <w:pgSz w:w="12240" w:h="15840"/>
@@ -13089,6 +13411,92 @@
     </w:lvl>
   </w:abstractNum>
   <w:abstractNum w:abstractNumId="1" w15:restartNumberingAfterBreak="0">
+    <w:nsid w:val="53761217"/>
+    <w:multiLevelType w:val="multilevel"/>
+    <w:tmpl w:val="0409001F"/>
+    <w:lvl w:ilvl="0">
+      <w:start w:val="1"/>
+      <w:numFmt w:val="decimal"/>
+      <w:lvlText w:val="%1."/>
+      <w:lvlJc w:val="left"/>
+      <w:pPr>
+        <w:ind w:left="360" w:hanging="360"/>
+      </w:pPr>
+    </w:lvl>
+    <w:lvl w:ilvl="1">
+      <w:start w:val="1"/>
+      <w:numFmt w:val="decimal"/>
+      <w:lvlText w:val="%1.%2."/>
+      <w:lvlJc w:val="left"/>
+      <w:pPr>
+        <w:ind w:left="792" w:hanging="432"/>
+      </w:pPr>
+    </w:lvl>
+    <w:lvl w:ilvl="2">
+      <w:start w:val="1"/>
+      <w:numFmt w:val="decimal"/>
+      <w:lvlText w:val="%1.%2.%3."/>
+      <w:lvlJc w:val="left"/>
+      <w:pPr>
+        <w:ind w:left="1224" w:hanging="504"/>
+      </w:pPr>
+    </w:lvl>
+    <w:lvl w:ilvl="3">
+      <w:start w:val="1"/>
+      <w:numFmt w:val="decimal"/>
+      <w:lvlText w:val="%1.%2.%3.%4."/>
+      <w:lvlJc w:val="left"/>
+      <w:pPr>
+        <w:ind w:left="1728" w:hanging="648"/>
+      </w:pPr>
+    </w:lvl>
+    <w:lvl w:ilvl="4">
+      <w:start w:val="1"/>
+      <w:numFmt w:val="decimal"/>
+      <w:lvlText w:val="%1.%2.%3.%4.%5."/>
+      <w:lvlJc w:val="left"/>
+      <w:pPr>
+        <w:ind w:left="2232" w:hanging="792"/>
+      </w:pPr>
+    </w:lvl>
+    <w:lvl w:ilvl="5">
+      <w:start w:val="1"/>
+      <w:numFmt w:val="decimal"/>
+      <w:lvlText w:val="%1.%2.%3.%4.%5.%6."/>
+      <w:lvlJc w:val="left"/>
+      <w:pPr>
+        <w:ind w:left="2736" w:hanging="936"/>
+      </w:pPr>
+    </w:lvl>
+    <w:lvl w:ilvl="6">
+      <w:start w:val="1"/>
+      <w:numFmt w:val="decimal"/>
+      <w:lvlText w:val="%1.%2.%3.%4.%5.%6.%7."/>
+      <w:lvlJc w:val="left"/>
+      <w:pPr>
+        <w:ind w:left="3240" w:hanging="1080"/>
+      </w:pPr>
+    </w:lvl>
+    <w:lvl w:ilvl="7">
+      <w:start w:val="1"/>
+      <w:numFmt w:val="decimal"/>
+      <w:lvlText w:val="%1.%2.%3.%4.%5.%6.%7.%8."/>
+      <w:lvlJc w:val="left"/>
+      <w:pPr>
+        <w:ind w:left="3744" w:hanging="1224"/>
+      </w:pPr>
+    </w:lvl>
+    <w:lvl w:ilvl="8">
+      <w:start w:val="1"/>
+      <w:numFmt w:val="decimal"/>
+      <w:lvlText w:val="%1.%2.%3.%4.%5.%6.%7.%8.%9."/>
+      <w:lvlJc w:val="left"/>
+      <w:pPr>
+        <w:ind w:left="4320" w:hanging="1440"/>
+      </w:pPr>
+    </w:lvl>
+  </w:abstractNum>
+  <w:abstractNum w:abstractNumId="2" w15:restartNumberingAfterBreak="0">
     <w:nsid w:val="6BC9446F"/>
     <w:multiLevelType w:val="hybridMultilevel"/>
     <w:tmpl w:val="AE80D6BE"/>
@@ -13181,6 +13589,9 @@
     <w:abstractNumId w:val="0"/>
   </w:num>
   <w:num w:numId="2" w16cid:durableId="1653177884">
+    <w:abstractNumId w:val="2"/>
+  </w:num>
+  <w:num w:numId="3" w16cid:durableId="480393448">
     <w:abstractNumId w:val="1"/>
   </w:num>
 </w:numbering>

--- a/my prompts/My Prompts.docx
+++ b/my prompts/My Prompts.docx
@@ -12982,17 +12982,17 @@
           <w:lang w:val="pt-PT"/>
         </w:rPr>
         <w:lastRenderedPageBreak/>
-        <w:t>No front-</w:t>
-      </w:r>
-      <w:proofErr w:type="spellStart"/>
-      <w:r>
-        <w:rPr>
-          <w:rFonts w:ascii="Aptos" w:hAnsi="Aptos"/>
-          <w:sz w:val="20"/>
-          <w:szCs w:val="20"/>
-          <w:lang w:val="pt-PT"/>
-        </w:rPr>
-        <w:t>end</w:t>
+        <w:t xml:space="preserve">No </w:t>
+      </w:r>
+      <w:proofErr w:type="spellStart"/>
+      <w:r>
+        <w:rPr>
+          <w:rFonts w:ascii="Aptos" w:hAnsi="Aptos"/>
+          <w:sz w:val="20"/>
+          <w:szCs w:val="20"/>
+          <w:lang w:val="pt-PT"/>
+        </w:rPr>
+        <w:t>front-end</w:t>
       </w:r>
       <w:proofErr w:type="spellEnd"/>
       <w:r>
@@ -13251,7 +13251,1671 @@
     </w:p>
     <w:p>
       <w:pPr>
-        <w:pStyle w:val="ListParagraph"/>
+        <w:rPr>
+          <w:rFonts w:ascii="Aptos" w:hAnsi="Aptos"/>
+          <w:sz w:val="20"/>
+          <w:szCs w:val="20"/>
+          <w:lang w:val="pt-PT"/>
+        </w:rPr>
+      </w:pPr>
+      <w:r>
+        <w:rPr>
+          <w:rFonts w:ascii="Aptos" w:hAnsi="Aptos"/>
+          <w:sz w:val="20"/>
+          <w:szCs w:val="20"/>
+          <w:lang w:val="pt-PT"/>
+        </w:rPr>
+        <w:br w:type="page"/>
+      </w:r>
+    </w:p>
+    <w:p>
+      <w:pPr>
+        <w:pStyle w:val="ListParagraph"/>
+        <w:spacing w:line="240" w:lineRule="auto"/>
+        <w:ind w:left="360"/>
+        <w:rPr>
+          <w:rFonts w:ascii="Aptos" w:hAnsi="Aptos"/>
+          <w:sz w:val="20"/>
+          <w:szCs w:val="20"/>
+          <w:lang w:val="pt-PT"/>
+        </w:rPr>
+      </w:pPr>
+      <w:r>
+        <w:rPr>
+          <w:rFonts w:ascii="Aptos" w:hAnsi="Aptos"/>
+          <w:sz w:val="20"/>
+          <w:szCs w:val="20"/>
+          <w:lang w:val="pt-PT"/>
+        </w:rPr>
+        <w:lastRenderedPageBreak/>
+        <w:t xml:space="preserve">Alteração ao </w:t>
+      </w:r>
+      <w:proofErr w:type="spellStart"/>
+      <w:r>
+        <w:rPr>
+          <w:rFonts w:ascii="Aptos" w:hAnsi="Aptos"/>
+          <w:sz w:val="20"/>
+          <w:szCs w:val="20"/>
+          <w:lang w:val="pt-PT"/>
+        </w:rPr>
+        <w:t>Automation</w:t>
+      </w:r>
+      <w:proofErr w:type="spellEnd"/>
+      <w:r>
+        <w:rPr>
+          <w:rFonts w:ascii="Aptos" w:hAnsi="Aptos"/>
+          <w:sz w:val="20"/>
+          <w:szCs w:val="20"/>
+          <w:lang w:val="pt-PT"/>
+        </w:rPr>
+        <w:t xml:space="preserve"> </w:t>
+      </w:r>
+      <w:proofErr w:type="spellStart"/>
+      <w:r>
+        <w:rPr>
+          <w:rFonts w:ascii="Aptos" w:hAnsi="Aptos"/>
+          <w:sz w:val="20"/>
+          <w:szCs w:val="20"/>
+          <w:lang w:val="pt-PT"/>
+        </w:rPr>
+        <w:t>Engine</w:t>
+      </w:r>
+      <w:proofErr w:type="spellEnd"/>
+      <w:r>
+        <w:rPr>
+          <w:rFonts w:ascii="Aptos" w:hAnsi="Aptos"/>
+          <w:sz w:val="20"/>
+          <w:szCs w:val="20"/>
+          <w:lang w:val="pt-PT"/>
+        </w:rPr>
+        <w:t xml:space="preserve"> </w:t>
+      </w:r>
+      <w:proofErr w:type="spellStart"/>
+      <w:r>
+        <w:rPr>
+          <w:rFonts w:ascii="Aptos" w:hAnsi="Aptos"/>
+          <w:sz w:val="20"/>
+          <w:szCs w:val="20"/>
+          <w:lang w:val="pt-PT"/>
+        </w:rPr>
+        <w:t>Logic</w:t>
+      </w:r>
+      <w:proofErr w:type="spellEnd"/>
+      <w:r>
+        <w:rPr>
+          <w:rFonts w:ascii="Aptos" w:hAnsi="Aptos"/>
+          <w:sz w:val="20"/>
+          <w:szCs w:val="20"/>
+          <w:lang w:val="pt-PT"/>
+        </w:rPr>
+        <w:t xml:space="preserve">. </w:t>
+      </w:r>
+      <w:r>
+        <w:rPr>
+          <w:rFonts w:ascii="Aptos" w:hAnsi="Aptos"/>
+          <w:sz w:val="20"/>
+          <w:szCs w:val="20"/>
+          <w:lang w:val="pt-PT"/>
+        </w:rPr>
+        <w:t xml:space="preserve">Introduz as alterações marcadas </w:t>
+      </w:r>
+      <w:proofErr w:type="gramStart"/>
+      <w:r>
+        <w:rPr>
+          <w:rFonts w:ascii="Aptos" w:hAnsi="Aptos"/>
+          <w:sz w:val="20"/>
+          <w:szCs w:val="20"/>
+          <w:lang w:val="pt-PT"/>
+        </w:rPr>
+        <w:t xml:space="preserve">com </w:t>
+      </w:r>
+      <w:r>
+        <w:rPr>
+          <w:rFonts w:ascii="Aptos" w:hAnsi="Aptos"/>
+          <w:sz w:val="20"/>
+          <w:szCs w:val="20"/>
+          <w:lang w:val="pt-PT"/>
+        </w:rPr>
+        <w:t xml:space="preserve"> [</w:t>
+      </w:r>
+      <w:proofErr w:type="gramEnd"/>
+      <w:r>
+        <w:rPr>
+          <w:rFonts w:ascii="Aptos" w:hAnsi="Aptos"/>
+          <w:sz w:val="20"/>
+          <w:szCs w:val="20"/>
+          <w:lang w:val="pt-PT"/>
+        </w:rPr>
+        <w:t>NEW]</w:t>
+      </w:r>
+    </w:p>
+    <w:p>
+      <w:pPr>
+        <w:pStyle w:val="ListParagraph"/>
+        <w:ind w:left="360"/>
+        <w:rPr>
+          <w:rFonts w:ascii="Aptos" w:hAnsi="Aptos"/>
+          <w:b/>
+          <w:bCs/>
+          <w:sz w:val="20"/>
+          <w:szCs w:val="20"/>
+          <w:lang w:val="pt-PT"/>
+        </w:rPr>
+      </w:pPr>
+    </w:p>
+    <w:p>
+      <w:pPr>
+        <w:pStyle w:val="ListParagraph"/>
+        <w:ind w:left="360"/>
+        <w:rPr>
+          <w:rFonts w:ascii="Aptos" w:hAnsi="Aptos"/>
+          <w:b/>
+          <w:bCs/>
+          <w:sz w:val="20"/>
+          <w:szCs w:val="20"/>
+        </w:rPr>
+      </w:pPr>
+      <w:r>
+        <w:rPr>
+          <w:rFonts w:ascii="Aptos" w:hAnsi="Aptos"/>
+          <w:b/>
+          <w:bCs/>
+          <w:sz w:val="20"/>
+          <w:szCs w:val="20"/>
+        </w:rPr>
+        <w:t>Phase 1: Initial Setup</w:t>
+      </w:r>
+    </w:p>
+    <w:p>
+      <w:pPr>
+        <w:pStyle w:val="ListParagraph"/>
+        <w:spacing w:line="240" w:lineRule="auto"/>
+        <w:ind w:left="360"/>
+        <w:rPr>
+          <w:rFonts w:ascii="Aptos" w:hAnsi="Aptos"/>
+          <w:sz w:val="20"/>
+          <w:szCs w:val="20"/>
+        </w:rPr>
+      </w:pPr>
+      <w:r>
+        <w:rPr>
+          <w:rFonts w:ascii="Aptos" w:hAnsi="Aptos"/>
+          <w:sz w:val="20"/>
+          <w:szCs w:val="20"/>
+        </w:rPr>
+        <w:t xml:space="preserve">Para </w:t>
+      </w:r>
+      <w:proofErr w:type="spellStart"/>
+      <w:r>
+        <w:rPr>
+          <w:rFonts w:ascii="Aptos" w:hAnsi="Aptos"/>
+          <w:sz w:val="20"/>
+          <w:szCs w:val="20"/>
+        </w:rPr>
+        <w:t>cada</w:t>
+      </w:r>
+      <w:proofErr w:type="spellEnd"/>
+      <w:r>
+        <w:rPr>
+          <w:rFonts w:ascii="Aptos" w:hAnsi="Aptos"/>
+          <w:sz w:val="20"/>
+          <w:szCs w:val="20"/>
+        </w:rPr>
+        <w:t xml:space="preserve"> ISIN com </w:t>
+      </w:r>
+      <w:proofErr w:type="spellStart"/>
+      <w:r>
+        <w:rPr>
+          <w:rFonts w:ascii="Aptos" w:hAnsi="Aptos"/>
+          <w:sz w:val="20"/>
+          <w:szCs w:val="20"/>
+        </w:rPr>
+        <w:t>initial_trade</w:t>
+      </w:r>
+      <w:proofErr w:type="spellEnd"/>
+      <w:r>
+        <w:rPr>
+          <w:rFonts w:ascii="Aptos" w:hAnsi="Aptos"/>
+          <w:sz w:val="20"/>
+          <w:szCs w:val="20"/>
+        </w:rPr>
+        <w:t>=TRUE:</w:t>
+      </w:r>
+    </w:p>
+    <w:p>
+      <w:pPr>
+        <w:pStyle w:val="ListParagraph"/>
+        <w:spacing w:line="240" w:lineRule="auto"/>
+        <w:ind w:left="360"/>
+        <w:rPr>
+          <w:rFonts w:ascii="Aptos" w:hAnsi="Aptos"/>
+          <w:sz w:val="20"/>
+          <w:szCs w:val="20"/>
+          <w:lang w:val="pt-PT"/>
+        </w:rPr>
+      </w:pPr>
+      <w:r>
+        <w:rPr>
+          <w:rFonts w:ascii="Aptos" w:hAnsi="Aptos"/>
+          <w:sz w:val="20"/>
+          <w:szCs w:val="20"/>
+          <w:lang w:val="pt-PT"/>
+        </w:rPr>
+        <w:t xml:space="preserve">  1. Carregar </w:t>
+      </w:r>
+      <w:proofErr w:type="spellStart"/>
+      <w:r>
+        <w:rPr>
+          <w:rFonts w:ascii="Aptos" w:hAnsi="Aptos"/>
+          <w:sz w:val="20"/>
+          <w:szCs w:val="20"/>
+          <w:lang w:val="pt-PT"/>
+        </w:rPr>
+        <w:t>strategy</w:t>
+      </w:r>
+      <w:proofErr w:type="spellEnd"/>
+      <w:r>
+        <w:rPr>
+          <w:rFonts w:ascii="Aptos" w:hAnsi="Aptos"/>
+          <w:sz w:val="20"/>
+          <w:szCs w:val="20"/>
+          <w:lang w:val="pt-PT"/>
+        </w:rPr>
+        <w:t xml:space="preserve"> e </w:t>
+      </w:r>
+      <w:proofErr w:type="spellStart"/>
+      <w:r>
+        <w:rPr>
+          <w:rFonts w:ascii="Aptos" w:hAnsi="Aptos"/>
+          <w:sz w:val="20"/>
+          <w:szCs w:val="20"/>
+          <w:lang w:val="pt-PT"/>
+        </w:rPr>
+        <w:t>strategy_parameters</w:t>
+      </w:r>
+      <w:proofErr w:type="spellEnd"/>
+      <w:r>
+        <w:rPr>
+          <w:rFonts w:ascii="Aptos" w:hAnsi="Aptos"/>
+          <w:sz w:val="20"/>
+          <w:szCs w:val="20"/>
+          <w:lang w:val="pt-PT"/>
+        </w:rPr>
+        <w:t xml:space="preserve"> (por </w:t>
+      </w:r>
+      <w:proofErr w:type="spellStart"/>
+      <w:r>
+        <w:rPr>
+          <w:rFonts w:ascii="Aptos" w:hAnsi="Aptos"/>
+          <w:sz w:val="20"/>
+          <w:szCs w:val="20"/>
+          <w:lang w:val="pt-PT"/>
+        </w:rPr>
+        <w:t>trades_balance</w:t>
+      </w:r>
+      <w:proofErr w:type="spellEnd"/>
+      <w:r>
+        <w:rPr>
+          <w:rFonts w:ascii="Aptos" w:hAnsi="Aptos"/>
+          <w:sz w:val="20"/>
+          <w:szCs w:val="20"/>
+          <w:lang w:val="pt-PT"/>
+        </w:rPr>
+        <w:t xml:space="preserve"> </w:t>
+      </w:r>
+      <w:proofErr w:type="spellStart"/>
+      <w:r>
+        <w:rPr>
+          <w:rFonts w:ascii="Aptos" w:hAnsi="Aptos"/>
+          <w:sz w:val="20"/>
+          <w:szCs w:val="20"/>
+          <w:lang w:val="pt-PT"/>
+        </w:rPr>
+        <w:t>pos</w:t>
+      </w:r>
+      <w:proofErr w:type="spellEnd"/>
+      <w:r>
+        <w:rPr>
+          <w:rFonts w:ascii="Aptos" w:hAnsi="Aptos"/>
+          <w:sz w:val="20"/>
+          <w:szCs w:val="20"/>
+          <w:lang w:val="pt-PT"/>
+        </w:rPr>
+        <w:t>)</w:t>
+      </w:r>
+    </w:p>
+    <w:p>
+      <w:pPr>
+        <w:pStyle w:val="ListParagraph"/>
+        <w:spacing w:line="240" w:lineRule="auto"/>
+        <w:ind w:left="360"/>
+        <w:rPr>
+          <w:rFonts w:ascii="Aptos" w:hAnsi="Aptos"/>
+          <w:sz w:val="20"/>
+          <w:szCs w:val="20"/>
+          <w:lang w:val="pt-PT"/>
+        </w:rPr>
+      </w:pPr>
+    </w:p>
+    <w:p>
+      <w:pPr>
+        <w:pStyle w:val="ListParagraph"/>
+        <w:spacing w:line="240" w:lineRule="auto"/>
+        <w:ind w:left="360"/>
+        <w:rPr>
+          <w:rFonts w:ascii="Aptos" w:hAnsi="Aptos"/>
+          <w:sz w:val="20"/>
+          <w:szCs w:val="20"/>
+        </w:rPr>
+      </w:pPr>
+      <w:r>
+        <w:rPr>
+          <w:rFonts w:ascii="Aptos" w:hAnsi="Aptos"/>
+          <w:sz w:val="20"/>
+          <w:szCs w:val="20"/>
+          <w:lang w:val="pt-PT"/>
+        </w:rPr>
+        <w:tab/>
+      </w:r>
+      <w:r>
+        <w:rPr>
+          <w:rFonts w:ascii="Aptos" w:hAnsi="Aptos"/>
+          <w:sz w:val="20"/>
+          <w:szCs w:val="20"/>
+        </w:rPr>
+        <w:t xml:space="preserve">   [NEW] – </w:t>
+      </w:r>
+      <w:proofErr w:type="spellStart"/>
+      <w:r>
+        <w:rPr>
+          <w:rFonts w:ascii="Aptos" w:hAnsi="Aptos"/>
+          <w:sz w:val="20"/>
+          <w:szCs w:val="20"/>
+        </w:rPr>
+        <w:t>Calcular</w:t>
+      </w:r>
+      <w:proofErr w:type="spellEnd"/>
+      <w:r>
+        <w:rPr>
+          <w:rFonts w:ascii="Aptos" w:hAnsi="Aptos"/>
+          <w:sz w:val="20"/>
+          <w:szCs w:val="20"/>
+        </w:rPr>
+        <w:t xml:space="preserve"> </w:t>
+      </w:r>
+      <w:proofErr w:type="spellStart"/>
+      <w:r>
+        <w:rPr>
+          <w:rFonts w:ascii="Aptos" w:hAnsi="Aptos"/>
+          <w:sz w:val="20"/>
+          <w:szCs w:val="20"/>
+        </w:rPr>
+        <w:t>investimento</w:t>
+      </w:r>
+      <w:proofErr w:type="spellEnd"/>
+      <w:r>
+        <w:rPr>
+          <w:rFonts w:ascii="Aptos" w:hAnsi="Aptos"/>
+          <w:sz w:val="20"/>
+          <w:szCs w:val="20"/>
+        </w:rPr>
+        <w:t xml:space="preserve">: </w:t>
+      </w:r>
+    </w:p>
+    <w:p>
+      <w:pPr>
+        <w:pStyle w:val="ListParagraph"/>
+        <w:spacing w:line="240" w:lineRule="auto"/>
+        <w:ind w:left="1080" w:firstLine="360"/>
+        <w:rPr>
+          <w:rFonts w:ascii="Aptos" w:hAnsi="Aptos"/>
+          <w:sz w:val="20"/>
+          <w:szCs w:val="20"/>
+        </w:rPr>
+      </w:pPr>
+      <w:r>
+        <w:rPr>
+          <w:rFonts w:ascii="Aptos" w:hAnsi="Aptos"/>
+          <w:sz w:val="20"/>
+          <w:szCs w:val="20"/>
+        </w:rPr>
+        <w:t xml:space="preserve">BUY: </w:t>
+      </w:r>
+      <w:r>
+        <w:rPr>
+          <w:rFonts w:ascii="Aptos" w:hAnsi="Aptos"/>
+          <w:sz w:val="20"/>
+          <w:szCs w:val="20"/>
+        </w:rPr>
+        <w:t xml:space="preserve">investment = </w:t>
+      </w:r>
+      <w:proofErr w:type="spellStart"/>
+      <w:r>
+        <w:rPr>
+          <w:rFonts w:ascii="Aptos" w:hAnsi="Aptos"/>
+          <w:sz w:val="20"/>
+          <w:szCs w:val="20"/>
+        </w:rPr>
+        <w:t>in</w:t>
+      </w:r>
+      <w:r>
+        <w:rPr>
+          <w:rFonts w:ascii="Aptos" w:hAnsi="Aptos"/>
+          <w:sz w:val="20"/>
+          <w:szCs w:val="20"/>
+        </w:rPr>
+        <w:t>itial_investment</w:t>
+      </w:r>
+      <w:proofErr w:type="spellEnd"/>
+      <w:r>
+        <w:rPr>
+          <w:rFonts w:ascii="Aptos" w:hAnsi="Aptos"/>
+          <w:sz w:val="20"/>
+          <w:szCs w:val="20"/>
+        </w:rPr>
+        <w:t xml:space="preserve"> * (1 + param2/100)</w:t>
+      </w:r>
+    </w:p>
+    <w:p>
+      <w:pPr>
+        <w:pStyle w:val="ListParagraph"/>
+        <w:spacing w:line="240" w:lineRule="auto"/>
+        <w:ind w:left="1080" w:firstLine="360"/>
+        <w:rPr>
+          <w:rFonts w:ascii="Aptos" w:hAnsi="Aptos"/>
+          <w:sz w:val="20"/>
+          <w:szCs w:val="20"/>
+        </w:rPr>
+      </w:pPr>
+      <w:r>
+        <w:rPr>
+          <w:rFonts w:ascii="Aptos" w:hAnsi="Aptos"/>
+          <w:sz w:val="20"/>
+          <w:szCs w:val="20"/>
+        </w:rPr>
+        <w:t xml:space="preserve">SELL: investment = </w:t>
+      </w:r>
+      <w:proofErr w:type="spellStart"/>
+      <w:r>
+        <w:rPr>
+          <w:rFonts w:ascii="Aptos" w:hAnsi="Aptos"/>
+          <w:sz w:val="20"/>
+          <w:szCs w:val="20"/>
+        </w:rPr>
+        <w:t>initial_investment</w:t>
+      </w:r>
+      <w:proofErr w:type="spellEnd"/>
+      <w:r>
+        <w:rPr>
+          <w:rFonts w:ascii="Aptos" w:hAnsi="Aptos"/>
+          <w:sz w:val="20"/>
+          <w:szCs w:val="20"/>
+        </w:rPr>
+        <w:t xml:space="preserve"> * (1 + param3/100)</w:t>
+      </w:r>
+    </w:p>
+    <w:p>
+      <w:pPr>
+        <w:pStyle w:val="ListParagraph"/>
+        <w:spacing w:line="240" w:lineRule="auto"/>
+        <w:ind w:left="360"/>
+        <w:rPr>
+          <w:rFonts w:ascii="Aptos" w:hAnsi="Aptos"/>
+          <w:sz w:val="20"/>
+          <w:szCs w:val="20"/>
+        </w:rPr>
+      </w:pPr>
+      <w:r>
+        <w:rPr>
+          <w:rFonts w:ascii="Aptos" w:hAnsi="Aptos"/>
+          <w:sz w:val="20"/>
+          <w:szCs w:val="20"/>
+        </w:rPr>
+        <w:tab/>
+      </w:r>
+      <w:r>
+        <w:rPr>
+          <w:rFonts w:ascii="Aptos" w:hAnsi="Aptos"/>
+          <w:sz w:val="20"/>
+          <w:szCs w:val="20"/>
+        </w:rPr>
+        <w:tab/>
+      </w:r>
+    </w:p>
+    <w:p>
+      <w:pPr>
+        <w:pStyle w:val="ListParagraph"/>
+        <w:spacing w:line="240" w:lineRule="auto"/>
+        <w:ind w:left="360"/>
+        <w:rPr>
+          <w:rFonts w:ascii="Aptos" w:hAnsi="Aptos"/>
+          <w:sz w:val="20"/>
+          <w:szCs w:val="20"/>
+          <w:lang w:val="pt-PT"/>
+        </w:rPr>
+      </w:pPr>
+      <w:r>
+        <w:rPr>
+          <w:rFonts w:ascii="Aptos" w:hAnsi="Aptos"/>
+          <w:sz w:val="20"/>
+          <w:szCs w:val="20"/>
+        </w:rPr>
+        <w:t xml:space="preserve">  </w:t>
+      </w:r>
+      <w:r>
+        <w:rPr>
+          <w:rFonts w:ascii="Aptos" w:hAnsi="Aptos"/>
+          <w:sz w:val="20"/>
+          <w:szCs w:val="20"/>
+          <w:lang w:val="pt-PT"/>
+        </w:rPr>
+        <w:t xml:space="preserve">2. Calcular preços: </w:t>
+      </w:r>
+    </w:p>
+    <w:p>
+      <w:pPr>
+        <w:pStyle w:val="ListParagraph"/>
+        <w:spacing w:line="240" w:lineRule="auto"/>
+        <w:ind w:left="360"/>
+        <w:rPr>
+          <w:rFonts w:ascii="Aptos" w:hAnsi="Aptos"/>
+          <w:sz w:val="20"/>
+          <w:szCs w:val="20"/>
+        </w:rPr>
+      </w:pPr>
+      <w:r>
+        <w:rPr>
+          <w:rFonts w:ascii="Aptos" w:hAnsi="Aptos"/>
+          <w:sz w:val="20"/>
+          <w:szCs w:val="20"/>
+          <w:lang w:val="pt-PT"/>
+        </w:rPr>
+        <w:t xml:space="preserve">     </w:t>
+      </w:r>
+      <w:r>
+        <w:rPr>
+          <w:rFonts w:ascii="Aptos" w:hAnsi="Aptos"/>
+          <w:sz w:val="20"/>
+          <w:szCs w:val="20"/>
+        </w:rPr>
+        <w:t xml:space="preserve">- BUY: </w:t>
+      </w:r>
+      <w:proofErr w:type="spellStart"/>
+      <w:r>
+        <w:rPr>
+          <w:rFonts w:ascii="Aptos" w:hAnsi="Aptos"/>
+          <w:sz w:val="20"/>
+          <w:szCs w:val="20"/>
+        </w:rPr>
+        <w:t>current_price</w:t>
+      </w:r>
+      <w:proofErr w:type="spellEnd"/>
+      <w:r>
+        <w:rPr>
+          <w:rFonts w:ascii="Aptos" w:hAnsi="Aptos"/>
+          <w:sz w:val="20"/>
+          <w:szCs w:val="20"/>
+        </w:rPr>
+        <w:t xml:space="preserve"> * (1 + param1/100)</w:t>
+      </w:r>
+    </w:p>
+    <w:p>
+      <w:pPr>
+        <w:pStyle w:val="ListParagraph"/>
+        <w:spacing w:line="240" w:lineRule="auto"/>
+        <w:ind w:left="360"/>
+        <w:rPr>
+          <w:rFonts w:ascii="Aptos" w:hAnsi="Aptos"/>
+          <w:sz w:val="20"/>
+          <w:szCs w:val="20"/>
+        </w:rPr>
+      </w:pPr>
+      <w:r>
+        <w:rPr>
+          <w:rFonts w:ascii="Aptos" w:hAnsi="Aptos"/>
+          <w:sz w:val="20"/>
+          <w:szCs w:val="20"/>
+        </w:rPr>
+        <w:t xml:space="preserve">     - SELL: </w:t>
+      </w:r>
+      <w:proofErr w:type="spellStart"/>
+      <w:r>
+        <w:rPr>
+          <w:rFonts w:ascii="Aptos" w:hAnsi="Aptos"/>
+          <w:sz w:val="20"/>
+          <w:szCs w:val="20"/>
+        </w:rPr>
+        <w:t>current_price</w:t>
+      </w:r>
+      <w:proofErr w:type="spellEnd"/>
+      <w:r>
+        <w:rPr>
+          <w:rFonts w:ascii="Aptos" w:hAnsi="Aptos"/>
+          <w:sz w:val="20"/>
+          <w:szCs w:val="20"/>
+        </w:rPr>
+        <w:t xml:space="preserve"> * (1 + param2/100)</w:t>
+      </w:r>
+    </w:p>
+    <w:p>
+      <w:pPr>
+        <w:pStyle w:val="ListParagraph"/>
+        <w:spacing w:line="240" w:lineRule="auto"/>
+        <w:ind w:left="360"/>
+        <w:rPr>
+          <w:rFonts w:ascii="Aptos" w:hAnsi="Aptos"/>
+          <w:sz w:val="20"/>
+          <w:szCs w:val="20"/>
+        </w:rPr>
+      </w:pPr>
+    </w:p>
+    <w:p>
+      <w:pPr>
+        <w:pStyle w:val="ListParagraph"/>
+        <w:spacing w:line="240" w:lineRule="auto"/>
+        <w:ind w:left="360"/>
+        <w:rPr>
+          <w:rFonts w:ascii="Aptos" w:hAnsi="Aptos"/>
+          <w:sz w:val="20"/>
+          <w:szCs w:val="20"/>
+          <w:lang w:val="pt-PT"/>
+        </w:rPr>
+      </w:pPr>
+      <w:r>
+        <w:rPr>
+          <w:rFonts w:ascii="Aptos" w:hAnsi="Aptos"/>
+          <w:sz w:val="20"/>
+          <w:szCs w:val="20"/>
+        </w:rPr>
+        <w:t xml:space="preserve">  </w:t>
+      </w:r>
+      <w:r>
+        <w:rPr>
+          <w:rFonts w:ascii="Aptos" w:hAnsi="Aptos"/>
+          <w:sz w:val="20"/>
+          <w:szCs w:val="20"/>
+          <w:lang w:val="pt-PT"/>
+        </w:rPr>
+        <w:t xml:space="preserve">3. Calcular quantidades: </w:t>
+      </w:r>
+      <w:proofErr w:type="spellStart"/>
+      <w:r>
+        <w:rPr>
+          <w:rFonts w:ascii="Aptos" w:hAnsi="Aptos"/>
+          <w:sz w:val="20"/>
+          <w:szCs w:val="20"/>
+          <w:lang w:val="pt-PT"/>
+        </w:rPr>
+        <w:t>initial_investment</w:t>
+      </w:r>
+      <w:proofErr w:type="spellEnd"/>
+      <w:r>
+        <w:rPr>
+          <w:rFonts w:ascii="Aptos" w:hAnsi="Aptos"/>
+          <w:sz w:val="20"/>
+          <w:szCs w:val="20"/>
+          <w:lang w:val="pt-PT"/>
+        </w:rPr>
+        <w:t xml:space="preserve"> / preço</w:t>
+      </w:r>
+    </w:p>
+    <w:p>
+      <w:pPr>
+        <w:pStyle w:val="ListParagraph"/>
+        <w:spacing w:line="240" w:lineRule="auto"/>
+        <w:ind w:left="360"/>
+        <w:rPr>
+          <w:rFonts w:ascii="Aptos" w:hAnsi="Aptos"/>
+          <w:sz w:val="20"/>
+          <w:szCs w:val="20"/>
+          <w:lang w:val="pt-PT"/>
+        </w:rPr>
+      </w:pPr>
+    </w:p>
+    <w:p>
+      <w:pPr>
+        <w:pStyle w:val="ListParagraph"/>
+        <w:spacing w:line="240" w:lineRule="auto"/>
+        <w:ind w:left="360" w:firstLine="360"/>
+        <w:rPr>
+          <w:rFonts w:ascii="Aptos" w:hAnsi="Aptos"/>
+          <w:sz w:val="20"/>
+          <w:szCs w:val="20"/>
+          <w:lang w:val="pt-PT"/>
+        </w:rPr>
+      </w:pPr>
+      <w:r>
+        <w:rPr>
+          <w:rFonts w:ascii="Aptos" w:hAnsi="Aptos"/>
+          <w:sz w:val="20"/>
+          <w:szCs w:val="20"/>
+          <w:lang w:val="pt-PT"/>
+        </w:rPr>
+        <w:t xml:space="preserve">[NEW] – Alterar o ponto 3) anterior para </w:t>
+      </w:r>
+      <w:proofErr w:type="spellStart"/>
+      <w:r>
+        <w:rPr>
+          <w:rFonts w:ascii="Aptos" w:hAnsi="Aptos"/>
+          <w:sz w:val="20"/>
+          <w:szCs w:val="20"/>
+          <w:lang w:val="pt-PT"/>
+        </w:rPr>
+        <w:t>investment</w:t>
+      </w:r>
+      <w:proofErr w:type="spellEnd"/>
+      <w:r>
+        <w:rPr>
+          <w:rFonts w:ascii="Aptos" w:hAnsi="Aptos"/>
+          <w:sz w:val="20"/>
+          <w:szCs w:val="20"/>
+          <w:lang w:val="pt-PT"/>
+        </w:rPr>
+        <w:t xml:space="preserve"> / </w:t>
+      </w:r>
+      <w:proofErr w:type="spellStart"/>
+      <w:r>
+        <w:rPr>
+          <w:rFonts w:ascii="Aptos" w:hAnsi="Aptos"/>
+          <w:sz w:val="20"/>
+          <w:szCs w:val="20"/>
+          <w:lang w:val="pt-PT"/>
+        </w:rPr>
+        <w:t>preco</w:t>
+      </w:r>
+      <w:proofErr w:type="spellEnd"/>
+      <w:r>
+        <w:rPr>
+          <w:rFonts w:ascii="Aptos" w:hAnsi="Aptos"/>
+          <w:sz w:val="20"/>
+          <w:szCs w:val="20"/>
+          <w:lang w:val="pt-PT"/>
+        </w:rPr>
+        <w:t xml:space="preserve"> </w:t>
+      </w:r>
+    </w:p>
+    <w:p>
+      <w:pPr>
+        <w:pStyle w:val="ListParagraph"/>
+        <w:spacing w:line="240" w:lineRule="auto"/>
+        <w:ind w:left="360"/>
+        <w:rPr>
+          <w:rFonts w:ascii="Aptos" w:hAnsi="Aptos"/>
+          <w:sz w:val="20"/>
+          <w:szCs w:val="20"/>
+          <w:lang w:val="pt-PT"/>
+        </w:rPr>
+      </w:pPr>
+    </w:p>
+    <w:p>
+      <w:pPr>
+        <w:pStyle w:val="ListParagraph"/>
+        <w:spacing w:line="240" w:lineRule="auto"/>
+        <w:ind w:left="360"/>
+        <w:rPr>
+          <w:rFonts w:ascii="Aptos" w:hAnsi="Aptos"/>
+          <w:sz w:val="20"/>
+          <w:szCs w:val="20"/>
+          <w:lang w:val="pt-PT"/>
+        </w:rPr>
+      </w:pPr>
+    </w:p>
+    <w:p>
+      <w:pPr>
+        <w:pStyle w:val="ListParagraph"/>
+        <w:ind w:left="360"/>
+        <w:rPr>
+          <w:rFonts w:ascii="Aptos" w:hAnsi="Aptos"/>
+          <w:b/>
+          <w:bCs/>
+          <w:sz w:val="20"/>
+          <w:szCs w:val="20"/>
+        </w:rPr>
+      </w:pPr>
+      <w:r>
+        <w:rPr>
+          <w:rFonts w:ascii="Aptos" w:hAnsi="Aptos"/>
+          <w:b/>
+          <w:bCs/>
+          <w:sz w:val="20"/>
+          <w:szCs w:val="20"/>
+        </w:rPr>
+        <w:t>Phase 3: Handle Fills &amp; Rebalance</w:t>
+      </w:r>
+    </w:p>
+    <w:p>
+      <w:pPr>
+        <w:pStyle w:val="ListParagraph"/>
+        <w:spacing w:line="240" w:lineRule="auto"/>
+        <w:ind w:left="360"/>
+        <w:rPr>
+          <w:rFonts w:ascii="Aptos" w:hAnsi="Aptos"/>
+          <w:sz w:val="20"/>
+          <w:szCs w:val="20"/>
+        </w:rPr>
+      </w:pPr>
+    </w:p>
+    <w:p>
+      <w:pPr>
+        <w:pStyle w:val="ListParagraph"/>
+        <w:spacing w:line="240" w:lineRule="auto"/>
+        <w:ind w:left="360"/>
+        <w:rPr>
+          <w:rFonts w:ascii="Aptos" w:hAnsi="Aptos"/>
+          <w:sz w:val="20"/>
+          <w:szCs w:val="20"/>
+          <w:lang w:val="pt-PT"/>
+        </w:rPr>
+      </w:pPr>
+      <w:r>
+        <w:rPr>
+          <w:rFonts w:ascii="Aptos" w:hAnsi="Aptos"/>
+          <w:sz w:val="20"/>
+          <w:szCs w:val="20"/>
+          <w:lang w:val="pt-PT"/>
+        </w:rPr>
+        <w:t xml:space="preserve">Para cada ordem com status=FILLED e </w:t>
+      </w:r>
+      <w:proofErr w:type="spellStart"/>
+      <w:r>
+        <w:rPr>
+          <w:rFonts w:ascii="Aptos" w:hAnsi="Aptos"/>
+          <w:sz w:val="20"/>
+          <w:szCs w:val="20"/>
+          <w:lang w:val="pt-PT"/>
+        </w:rPr>
+        <w:t>automation_status</w:t>
+      </w:r>
+      <w:proofErr w:type="spellEnd"/>
+      <w:r>
+        <w:rPr>
+          <w:rFonts w:ascii="Aptos" w:hAnsi="Aptos"/>
+          <w:sz w:val="20"/>
+          <w:szCs w:val="20"/>
+          <w:lang w:val="pt-PT"/>
+        </w:rPr>
+        <w:t>='</w:t>
+      </w:r>
+      <w:proofErr w:type="gramStart"/>
+      <w:r>
+        <w:rPr>
+          <w:rFonts w:ascii="Aptos" w:hAnsi="Aptos"/>
+          <w:sz w:val="20"/>
+          <w:szCs w:val="20"/>
+          <w:lang w:val="pt-PT"/>
+        </w:rPr>
+        <w:t>E'</w:t>
+      </w:r>
+      <w:proofErr w:type="gramEnd"/>
+      <w:r>
+        <w:rPr>
+          <w:rFonts w:ascii="Aptos" w:hAnsi="Aptos"/>
+          <w:sz w:val="20"/>
+          <w:szCs w:val="20"/>
+          <w:lang w:val="pt-PT"/>
+        </w:rPr>
+        <w:t>:</w:t>
+      </w:r>
+    </w:p>
+    <w:p>
+      <w:pPr>
+        <w:pStyle w:val="ListParagraph"/>
+        <w:spacing w:line="240" w:lineRule="auto"/>
+        <w:ind w:left="360"/>
+        <w:rPr>
+          <w:rFonts w:ascii="Aptos" w:hAnsi="Aptos"/>
+          <w:sz w:val="20"/>
+          <w:szCs w:val="20"/>
+          <w:lang w:val="pt-PT"/>
+        </w:rPr>
+      </w:pPr>
+      <w:r>
+        <w:rPr>
+          <w:rFonts w:ascii="Aptos" w:hAnsi="Aptos"/>
+          <w:sz w:val="20"/>
+          <w:szCs w:val="20"/>
+          <w:lang w:val="pt-PT"/>
+        </w:rPr>
+        <w:t xml:space="preserve">  1. Atualizar ISIN com posição da T212</w:t>
+      </w:r>
+    </w:p>
+    <w:p>
+      <w:pPr>
+        <w:pStyle w:val="ListParagraph"/>
+        <w:spacing w:line="240" w:lineRule="auto"/>
+        <w:ind w:left="360"/>
+        <w:rPr>
+          <w:rFonts w:ascii="Aptos" w:hAnsi="Aptos"/>
+          <w:sz w:val="20"/>
+          <w:szCs w:val="20"/>
+        </w:rPr>
+      </w:pPr>
+      <w:r>
+        <w:rPr>
+          <w:rFonts w:ascii="Aptos" w:hAnsi="Aptos"/>
+          <w:sz w:val="20"/>
+          <w:szCs w:val="20"/>
+          <w:lang w:val="pt-PT"/>
+        </w:rPr>
+        <w:t xml:space="preserve">  </w:t>
+      </w:r>
+      <w:r>
+        <w:rPr>
+          <w:rFonts w:ascii="Aptos" w:hAnsi="Aptos"/>
+          <w:sz w:val="20"/>
+          <w:szCs w:val="20"/>
+        </w:rPr>
+        <w:t xml:space="preserve">2. </w:t>
+      </w:r>
+      <w:proofErr w:type="spellStart"/>
+      <w:r>
+        <w:rPr>
+          <w:rFonts w:ascii="Aptos" w:hAnsi="Aptos"/>
+          <w:sz w:val="20"/>
+          <w:szCs w:val="20"/>
+        </w:rPr>
+        <w:t>Ajustar</w:t>
+      </w:r>
+      <w:proofErr w:type="spellEnd"/>
+      <w:r>
+        <w:rPr>
+          <w:rFonts w:ascii="Aptos" w:hAnsi="Aptos"/>
+          <w:sz w:val="20"/>
+          <w:szCs w:val="20"/>
+        </w:rPr>
+        <w:t xml:space="preserve"> </w:t>
+      </w:r>
+      <w:proofErr w:type="spellStart"/>
+      <w:r>
+        <w:rPr>
+          <w:rFonts w:ascii="Aptos" w:hAnsi="Aptos"/>
+          <w:sz w:val="20"/>
+          <w:szCs w:val="20"/>
+        </w:rPr>
+        <w:t>trades_balance</w:t>
+      </w:r>
+      <w:proofErr w:type="spellEnd"/>
+      <w:r>
+        <w:rPr>
+          <w:rFonts w:ascii="Aptos" w:hAnsi="Aptos"/>
+          <w:sz w:val="20"/>
+          <w:szCs w:val="20"/>
+        </w:rPr>
+        <w:t>:</w:t>
+      </w:r>
+    </w:p>
+    <w:p>
+      <w:pPr>
+        <w:pStyle w:val="ListParagraph"/>
+        <w:spacing w:line="240" w:lineRule="auto"/>
+        <w:ind w:left="360"/>
+        <w:rPr>
+          <w:rFonts w:ascii="Aptos" w:hAnsi="Aptos"/>
+          <w:sz w:val="20"/>
+          <w:szCs w:val="20"/>
+        </w:rPr>
+      </w:pPr>
+      <w:r>
+        <w:rPr>
+          <w:rFonts w:ascii="Aptos" w:hAnsi="Aptos"/>
+          <w:sz w:val="20"/>
+          <w:szCs w:val="20"/>
+        </w:rPr>
+        <w:t xml:space="preserve">     - BUY fill: </w:t>
+      </w:r>
+      <w:proofErr w:type="spellStart"/>
+      <w:r>
+        <w:rPr>
+          <w:rFonts w:ascii="Aptos" w:hAnsi="Aptos"/>
+          <w:sz w:val="20"/>
+          <w:szCs w:val="20"/>
+        </w:rPr>
+        <w:t>trades_balance</w:t>
+      </w:r>
+      <w:proofErr w:type="spellEnd"/>
+      <w:r>
+        <w:rPr>
+          <w:rFonts w:ascii="Aptos" w:hAnsi="Aptos"/>
+          <w:sz w:val="20"/>
+          <w:szCs w:val="20"/>
+        </w:rPr>
+        <w:t xml:space="preserve"> -= 1</w:t>
+      </w:r>
+    </w:p>
+    <w:p>
+      <w:pPr>
+        <w:pStyle w:val="ListParagraph"/>
+        <w:spacing w:line="240" w:lineRule="auto"/>
+        <w:ind w:left="360"/>
+        <w:rPr>
+          <w:rFonts w:ascii="Aptos" w:hAnsi="Aptos"/>
+          <w:sz w:val="20"/>
+          <w:szCs w:val="20"/>
+        </w:rPr>
+      </w:pPr>
+      <w:r>
+        <w:rPr>
+          <w:rFonts w:ascii="Aptos" w:hAnsi="Aptos"/>
+          <w:sz w:val="20"/>
+          <w:szCs w:val="20"/>
+        </w:rPr>
+        <w:t xml:space="preserve">     - SELL </w:t>
+      </w:r>
+      <w:proofErr w:type="gramStart"/>
+      <w:r>
+        <w:rPr>
+          <w:rFonts w:ascii="Aptos" w:hAnsi="Aptos"/>
+          <w:sz w:val="20"/>
+          <w:szCs w:val="20"/>
+        </w:rPr>
+        <w:t>fill</w:t>
+      </w:r>
+      <w:proofErr w:type="gramEnd"/>
+      <w:r>
+        <w:rPr>
+          <w:rFonts w:ascii="Aptos" w:hAnsi="Aptos"/>
+          <w:sz w:val="20"/>
+          <w:szCs w:val="20"/>
+        </w:rPr>
+        <w:t xml:space="preserve">: </w:t>
+      </w:r>
+      <w:proofErr w:type="spellStart"/>
+      <w:r>
+        <w:rPr>
+          <w:rFonts w:ascii="Aptos" w:hAnsi="Aptos"/>
+          <w:sz w:val="20"/>
+          <w:szCs w:val="20"/>
+        </w:rPr>
+        <w:t>trades_balance</w:t>
+      </w:r>
+      <w:proofErr w:type="spellEnd"/>
+      <w:r>
+        <w:rPr>
+          <w:rFonts w:ascii="Aptos" w:hAnsi="Aptos"/>
+          <w:sz w:val="20"/>
+          <w:szCs w:val="20"/>
+        </w:rPr>
+        <w:t xml:space="preserve"> += 1</w:t>
+      </w:r>
+    </w:p>
+    <w:p>
+      <w:pPr>
+        <w:pStyle w:val="ListParagraph"/>
+        <w:spacing w:line="240" w:lineRule="auto"/>
+        <w:ind w:left="360"/>
+        <w:rPr>
+          <w:rFonts w:ascii="Aptos" w:hAnsi="Aptos"/>
+          <w:sz w:val="20"/>
+          <w:szCs w:val="20"/>
+        </w:rPr>
+      </w:pPr>
+      <w:r>
+        <w:rPr>
+          <w:rFonts w:ascii="Aptos" w:hAnsi="Aptos"/>
+          <w:sz w:val="20"/>
+          <w:szCs w:val="20"/>
+        </w:rPr>
+        <w:t xml:space="preserve">  3. </w:t>
+      </w:r>
+      <w:proofErr w:type="spellStart"/>
+      <w:r>
+        <w:rPr>
+          <w:rFonts w:ascii="Aptos" w:hAnsi="Aptos"/>
+          <w:sz w:val="20"/>
+          <w:szCs w:val="20"/>
+        </w:rPr>
+        <w:t>Cancelar</w:t>
+      </w:r>
+      <w:proofErr w:type="spellEnd"/>
+      <w:r>
+        <w:rPr>
+          <w:rFonts w:ascii="Aptos" w:hAnsi="Aptos"/>
+          <w:sz w:val="20"/>
+          <w:szCs w:val="20"/>
+        </w:rPr>
+        <w:t xml:space="preserve"> </w:t>
+      </w:r>
+      <w:proofErr w:type="spellStart"/>
+      <w:r>
+        <w:rPr>
+          <w:rFonts w:ascii="Aptos" w:hAnsi="Aptos"/>
+          <w:sz w:val="20"/>
+          <w:szCs w:val="20"/>
+        </w:rPr>
+        <w:t>related_order_id</w:t>
+      </w:r>
+      <w:proofErr w:type="spellEnd"/>
+    </w:p>
+    <w:p>
+      <w:pPr>
+        <w:pStyle w:val="ListParagraph"/>
+        <w:spacing w:line="240" w:lineRule="auto"/>
+        <w:ind w:left="360"/>
+        <w:rPr>
+          <w:rFonts w:ascii="Aptos" w:hAnsi="Aptos"/>
+          <w:sz w:val="20"/>
+          <w:szCs w:val="20"/>
+          <w:lang w:val="pt-PT"/>
+        </w:rPr>
+      </w:pPr>
+      <w:r>
+        <w:rPr>
+          <w:rFonts w:ascii="Aptos" w:hAnsi="Aptos"/>
+          <w:sz w:val="20"/>
+          <w:szCs w:val="20"/>
+        </w:rPr>
+        <w:t xml:space="preserve">  </w:t>
+      </w:r>
+      <w:r>
+        <w:rPr>
+          <w:rFonts w:ascii="Aptos" w:hAnsi="Aptos"/>
+          <w:sz w:val="20"/>
+          <w:szCs w:val="20"/>
+          <w:lang w:val="pt-PT"/>
+        </w:rPr>
+        <w:t xml:space="preserve">4. Carregar novos </w:t>
+      </w:r>
+      <w:proofErr w:type="spellStart"/>
+      <w:r>
+        <w:rPr>
+          <w:rFonts w:ascii="Aptos" w:hAnsi="Aptos"/>
+          <w:sz w:val="20"/>
+          <w:szCs w:val="20"/>
+          <w:lang w:val="pt-PT"/>
+        </w:rPr>
+        <w:t>strategy_parameters</w:t>
+      </w:r>
+      <w:proofErr w:type="spellEnd"/>
+      <w:r>
+        <w:rPr>
+          <w:rFonts w:ascii="Aptos" w:hAnsi="Aptos"/>
+          <w:sz w:val="20"/>
+          <w:szCs w:val="20"/>
+          <w:lang w:val="pt-PT"/>
+        </w:rPr>
+        <w:t xml:space="preserve"> (nova </w:t>
+      </w:r>
+      <w:proofErr w:type="spellStart"/>
+      <w:r>
+        <w:rPr>
+          <w:rFonts w:ascii="Aptos" w:hAnsi="Aptos"/>
+          <w:sz w:val="20"/>
+          <w:szCs w:val="20"/>
+          <w:lang w:val="pt-PT"/>
+        </w:rPr>
+        <w:t>pos</w:t>
+      </w:r>
+      <w:proofErr w:type="spellEnd"/>
+      <w:r>
+        <w:rPr>
+          <w:rFonts w:ascii="Aptos" w:hAnsi="Aptos"/>
+          <w:sz w:val="20"/>
+          <w:szCs w:val="20"/>
+          <w:lang w:val="pt-PT"/>
+        </w:rPr>
+        <w:t>)</w:t>
+      </w:r>
+    </w:p>
+    <w:p>
+      <w:pPr>
+        <w:pStyle w:val="ListParagraph"/>
+        <w:spacing w:line="240" w:lineRule="auto"/>
+        <w:ind w:left="360"/>
+        <w:rPr>
+          <w:rFonts w:ascii="Aptos" w:hAnsi="Aptos"/>
+          <w:sz w:val="20"/>
+          <w:szCs w:val="20"/>
+          <w:lang w:val="pt-PT"/>
+        </w:rPr>
+      </w:pPr>
+    </w:p>
+    <w:p>
+      <w:pPr>
+        <w:pStyle w:val="ListParagraph"/>
+        <w:spacing w:line="240" w:lineRule="auto"/>
+        <w:ind w:left="360"/>
+        <w:rPr>
+          <w:rFonts w:ascii="Aptos" w:hAnsi="Aptos"/>
+          <w:sz w:val="20"/>
+          <w:szCs w:val="20"/>
+          <w:lang w:val="pt-PT"/>
+        </w:rPr>
+      </w:pPr>
+      <w:r>
+        <w:rPr>
+          <w:rFonts w:ascii="Aptos" w:hAnsi="Aptos"/>
+          <w:sz w:val="20"/>
+          <w:szCs w:val="20"/>
+          <w:lang w:val="pt-PT"/>
+        </w:rPr>
+        <w:tab/>
+      </w:r>
+      <w:r>
+        <w:rPr>
+          <w:rFonts w:ascii="Aptos" w:hAnsi="Aptos"/>
+          <w:sz w:val="20"/>
+          <w:szCs w:val="20"/>
+          <w:lang w:val="pt-PT"/>
+        </w:rPr>
+        <w:t xml:space="preserve">[NEW] – Recalcular </w:t>
+      </w:r>
+      <w:proofErr w:type="spellStart"/>
+      <w:r>
+        <w:rPr>
+          <w:rFonts w:ascii="Aptos" w:hAnsi="Aptos"/>
+          <w:sz w:val="20"/>
+          <w:szCs w:val="20"/>
+          <w:lang w:val="pt-PT"/>
+        </w:rPr>
+        <w:t>investment</w:t>
+      </w:r>
+      <w:proofErr w:type="spellEnd"/>
+      <w:r>
+        <w:rPr>
+          <w:rFonts w:ascii="Aptos" w:hAnsi="Aptos"/>
+          <w:sz w:val="20"/>
+          <w:szCs w:val="20"/>
+          <w:lang w:val="pt-PT"/>
+        </w:rPr>
+        <w:t xml:space="preserve"> com nova </w:t>
+      </w:r>
+      <w:proofErr w:type="spellStart"/>
+      <w:r>
+        <w:rPr>
+          <w:rFonts w:ascii="Aptos" w:hAnsi="Aptos"/>
+          <w:sz w:val="20"/>
+          <w:szCs w:val="20"/>
+          <w:lang w:val="pt-PT"/>
+        </w:rPr>
+        <w:t>p</w:t>
+      </w:r>
+      <w:r>
+        <w:rPr>
+          <w:rFonts w:ascii="Aptos" w:hAnsi="Aptos"/>
+          <w:sz w:val="20"/>
+          <w:szCs w:val="20"/>
+          <w:lang w:val="pt-PT"/>
+        </w:rPr>
+        <w:t>os</w:t>
+      </w:r>
+      <w:proofErr w:type="spellEnd"/>
+    </w:p>
+    <w:p>
+      <w:pPr>
+        <w:pStyle w:val="ListParagraph"/>
+        <w:spacing w:line="240" w:lineRule="auto"/>
+        <w:ind w:left="360"/>
+        <w:rPr>
+          <w:rFonts w:ascii="Aptos" w:hAnsi="Aptos"/>
+          <w:sz w:val="20"/>
+          <w:szCs w:val="20"/>
+        </w:rPr>
+      </w:pPr>
+      <w:r>
+        <w:rPr>
+          <w:rFonts w:ascii="Aptos" w:hAnsi="Aptos"/>
+          <w:sz w:val="20"/>
+          <w:szCs w:val="20"/>
+          <w:lang w:val="pt-PT"/>
+        </w:rPr>
+        <w:tab/>
+      </w:r>
+      <w:r>
+        <w:rPr>
+          <w:rFonts w:ascii="Aptos" w:hAnsi="Aptos"/>
+          <w:sz w:val="20"/>
+          <w:szCs w:val="20"/>
+          <w:lang w:val="pt-PT"/>
+        </w:rPr>
+        <w:tab/>
+      </w:r>
+      <w:r>
+        <w:rPr>
+          <w:rFonts w:ascii="Aptos" w:hAnsi="Aptos"/>
+          <w:sz w:val="20"/>
+          <w:szCs w:val="20"/>
+        </w:rPr>
+        <w:t xml:space="preserve">BUY: investment = </w:t>
+      </w:r>
+      <w:proofErr w:type="spellStart"/>
+      <w:r>
+        <w:rPr>
+          <w:rFonts w:ascii="Aptos" w:hAnsi="Aptos"/>
+          <w:sz w:val="20"/>
+          <w:szCs w:val="20"/>
+        </w:rPr>
+        <w:t>initial_investment</w:t>
+      </w:r>
+      <w:proofErr w:type="spellEnd"/>
+      <w:r>
+        <w:rPr>
+          <w:rFonts w:ascii="Aptos" w:hAnsi="Aptos"/>
+          <w:sz w:val="20"/>
+          <w:szCs w:val="20"/>
+        </w:rPr>
+        <w:t xml:space="preserve"> * (1 + pa</w:t>
+      </w:r>
+      <w:r>
+        <w:rPr>
+          <w:rFonts w:ascii="Aptos" w:hAnsi="Aptos"/>
+          <w:sz w:val="20"/>
+          <w:szCs w:val="20"/>
+        </w:rPr>
+        <w:t>ram2/100)</w:t>
+      </w:r>
+    </w:p>
+    <w:p>
+      <w:pPr>
+        <w:pStyle w:val="ListParagraph"/>
+        <w:spacing w:line="240" w:lineRule="auto"/>
+        <w:ind w:left="1080" w:firstLine="360"/>
+        <w:rPr>
+          <w:rFonts w:ascii="Aptos" w:hAnsi="Aptos"/>
+          <w:sz w:val="20"/>
+          <w:szCs w:val="20"/>
+        </w:rPr>
+      </w:pPr>
+      <w:r>
+        <w:rPr>
+          <w:rFonts w:ascii="Aptos" w:hAnsi="Aptos"/>
+          <w:sz w:val="20"/>
+          <w:szCs w:val="20"/>
+        </w:rPr>
+        <w:t xml:space="preserve">SELL: investment = </w:t>
+      </w:r>
+      <w:proofErr w:type="spellStart"/>
+      <w:r>
+        <w:rPr>
+          <w:rFonts w:ascii="Aptos" w:hAnsi="Aptos"/>
+          <w:sz w:val="20"/>
+          <w:szCs w:val="20"/>
+        </w:rPr>
+        <w:t>initial_investment</w:t>
+      </w:r>
+      <w:proofErr w:type="spellEnd"/>
+      <w:r>
+        <w:rPr>
+          <w:rFonts w:ascii="Aptos" w:hAnsi="Aptos"/>
+          <w:sz w:val="20"/>
+          <w:szCs w:val="20"/>
+        </w:rPr>
+        <w:t xml:space="preserve"> * (1 + param3/100)</w:t>
+      </w:r>
+    </w:p>
+    <w:p>
+      <w:pPr>
+        <w:pStyle w:val="ListParagraph"/>
+        <w:spacing w:line="240" w:lineRule="auto"/>
+        <w:ind w:left="1080" w:firstLine="360"/>
+        <w:rPr>
+          <w:rFonts w:ascii="Aptos" w:hAnsi="Aptos"/>
+          <w:sz w:val="20"/>
+          <w:szCs w:val="20"/>
+        </w:rPr>
+      </w:pPr>
+    </w:p>
+    <w:p>
+      <w:pPr>
+        <w:pStyle w:val="ListParagraph"/>
+        <w:spacing w:line="240" w:lineRule="auto"/>
+        <w:ind w:left="1080" w:firstLine="360"/>
+        <w:rPr>
+          <w:rFonts w:ascii="Aptos" w:hAnsi="Aptos"/>
+          <w:sz w:val="20"/>
+          <w:szCs w:val="20"/>
+          <w:lang w:val="pt-PT"/>
+        </w:rPr>
+      </w:pPr>
+      <w:r>
+        <w:rPr>
+          <w:rFonts w:ascii="Aptos" w:hAnsi="Aptos"/>
+          <w:sz w:val="20"/>
+          <w:szCs w:val="20"/>
+          <w:lang w:val="pt-PT"/>
+        </w:rPr>
+        <w:t xml:space="preserve">Recalcular quantidades com nova </w:t>
+      </w:r>
+      <w:proofErr w:type="spellStart"/>
+      <w:r>
+        <w:rPr>
+          <w:rFonts w:ascii="Aptos" w:hAnsi="Aptos"/>
+          <w:sz w:val="20"/>
+          <w:szCs w:val="20"/>
+          <w:lang w:val="pt-PT"/>
+        </w:rPr>
+        <w:t>po</w:t>
+      </w:r>
+      <w:r>
+        <w:rPr>
+          <w:rFonts w:ascii="Aptos" w:hAnsi="Aptos"/>
+          <w:sz w:val="20"/>
+          <w:szCs w:val="20"/>
+          <w:lang w:val="pt-PT"/>
+        </w:rPr>
+        <w:t>s</w:t>
+      </w:r>
+      <w:proofErr w:type="spellEnd"/>
+      <w:r>
+        <w:rPr>
+          <w:rFonts w:ascii="Aptos" w:hAnsi="Aptos"/>
+          <w:sz w:val="20"/>
+          <w:szCs w:val="20"/>
+          <w:lang w:val="pt-PT"/>
+        </w:rPr>
+        <w:t>:</w:t>
+      </w:r>
+    </w:p>
+    <w:p>
+      <w:pPr>
+        <w:pStyle w:val="ListParagraph"/>
+        <w:spacing w:line="240" w:lineRule="auto"/>
+        <w:ind w:firstLine="720"/>
+        <w:rPr>
+          <w:rFonts w:ascii="Aptos" w:hAnsi="Aptos"/>
+          <w:sz w:val="20"/>
+          <w:szCs w:val="20"/>
+        </w:rPr>
+      </w:pPr>
+      <w:r>
+        <w:rPr>
+          <w:rFonts w:ascii="Aptos" w:hAnsi="Aptos"/>
+          <w:sz w:val="20"/>
+          <w:szCs w:val="20"/>
+        </w:rPr>
+        <w:t xml:space="preserve">BUY: </w:t>
+      </w:r>
+      <w:proofErr w:type="spellStart"/>
+      <w:r>
+        <w:rPr>
+          <w:rFonts w:ascii="Aptos" w:hAnsi="Aptos"/>
+          <w:sz w:val="20"/>
+          <w:szCs w:val="20"/>
+        </w:rPr>
+        <w:t>current_price</w:t>
+      </w:r>
+      <w:proofErr w:type="spellEnd"/>
+      <w:r>
+        <w:rPr>
+          <w:rFonts w:ascii="Aptos" w:hAnsi="Aptos"/>
+          <w:sz w:val="20"/>
+          <w:szCs w:val="20"/>
+        </w:rPr>
+        <w:t xml:space="preserve"> * (1 + param1/100)</w:t>
+      </w:r>
+    </w:p>
+    <w:p>
+      <w:pPr>
+        <w:pStyle w:val="ListParagraph"/>
+        <w:spacing w:line="240" w:lineRule="auto"/>
+        <w:ind w:left="360"/>
+        <w:rPr>
+          <w:rFonts w:ascii="Aptos" w:hAnsi="Aptos"/>
+          <w:sz w:val="20"/>
+          <w:szCs w:val="20"/>
+        </w:rPr>
+      </w:pPr>
+      <w:r>
+        <w:rPr>
+          <w:rFonts w:ascii="Aptos" w:hAnsi="Aptos"/>
+          <w:sz w:val="20"/>
+          <w:szCs w:val="20"/>
+        </w:rPr>
+        <w:t xml:space="preserve">     </w:t>
+      </w:r>
+      <w:r>
+        <w:rPr>
+          <w:rFonts w:ascii="Aptos" w:hAnsi="Aptos"/>
+          <w:sz w:val="20"/>
+          <w:szCs w:val="20"/>
+        </w:rPr>
+        <w:tab/>
+      </w:r>
+      <w:r>
+        <w:rPr>
+          <w:rFonts w:ascii="Aptos" w:hAnsi="Aptos"/>
+          <w:sz w:val="20"/>
+          <w:szCs w:val="20"/>
+        </w:rPr>
+        <w:tab/>
+      </w:r>
+      <w:r>
+        <w:rPr>
+          <w:rFonts w:ascii="Aptos" w:hAnsi="Aptos"/>
+          <w:sz w:val="20"/>
+          <w:szCs w:val="20"/>
+        </w:rPr>
+        <w:t xml:space="preserve">SELL: </w:t>
+      </w:r>
+      <w:proofErr w:type="spellStart"/>
+      <w:r>
+        <w:rPr>
+          <w:rFonts w:ascii="Aptos" w:hAnsi="Aptos"/>
+          <w:sz w:val="20"/>
+          <w:szCs w:val="20"/>
+        </w:rPr>
+        <w:t>current_price</w:t>
+      </w:r>
+      <w:proofErr w:type="spellEnd"/>
+      <w:r>
+        <w:rPr>
+          <w:rFonts w:ascii="Aptos" w:hAnsi="Aptos"/>
+          <w:sz w:val="20"/>
+          <w:szCs w:val="20"/>
+        </w:rPr>
+        <w:t xml:space="preserve"> * (1 + param2/100)</w:t>
+      </w:r>
+    </w:p>
+    <w:p>
+      <w:pPr>
+        <w:pStyle w:val="ListParagraph"/>
+        <w:spacing w:line="240" w:lineRule="auto"/>
+        <w:ind w:left="1080" w:firstLine="360"/>
+        <w:rPr>
+          <w:rFonts w:ascii="Aptos" w:hAnsi="Aptos"/>
+          <w:sz w:val="20"/>
+          <w:szCs w:val="20"/>
+        </w:rPr>
+      </w:pPr>
+    </w:p>
+    <w:p>
+      <w:pPr>
+        <w:pStyle w:val="ListParagraph"/>
+        <w:spacing w:line="240" w:lineRule="auto"/>
+        <w:ind w:left="1800"/>
+        <w:rPr>
+          <w:rFonts w:ascii="Aptos" w:hAnsi="Aptos"/>
+          <w:sz w:val="20"/>
+          <w:szCs w:val="20"/>
+        </w:rPr>
+      </w:pPr>
+    </w:p>
+    <w:p>
+      <w:pPr>
+        <w:pStyle w:val="ListParagraph"/>
+        <w:numPr>
+          <w:ilvl w:val="0"/>
+          <w:numId w:val="3"/>
+        </w:numPr>
+        <w:spacing w:line="240" w:lineRule="auto"/>
+        <w:rPr>
+          <w:rFonts w:ascii="Aptos" w:hAnsi="Aptos"/>
+          <w:sz w:val="20"/>
+          <w:szCs w:val="20"/>
+          <w:lang w:val="pt-PT"/>
+        </w:rPr>
+      </w:pPr>
+      <w:r>
+        <w:rPr>
+          <w:rFonts w:ascii="Aptos" w:hAnsi="Aptos"/>
+          <w:sz w:val="20"/>
+          <w:szCs w:val="20"/>
+          <w:lang w:val="pt-PT"/>
+        </w:rPr>
+        <w:t xml:space="preserve">Colocar novo BUY/SELL </w:t>
+      </w:r>
+      <w:proofErr w:type="spellStart"/>
+      <w:r>
+        <w:rPr>
+          <w:rFonts w:ascii="Aptos" w:hAnsi="Aptos"/>
+          <w:sz w:val="20"/>
+          <w:szCs w:val="20"/>
+          <w:lang w:val="pt-PT"/>
+        </w:rPr>
+        <w:t>pair</w:t>
+      </w:r>
+      <w:proofErr w:type="spellEnd"/>
+      <w:r>
+        <w:rPr>
+          <w:rFonts w:ascii="Aptos" w:hAnsi="Aptos"/>
+          <w:sz w:val="20"/>
+          <w:szCs w:val="20"/>
+          <w:lang w:val="pt-PT"/>
+        </w:rPr>
+        <w:t xml:space="preserve"> (novo </w:t>
+      </w:r>
+      <w:proofErr w:type="spellStart"/>
+      <w:r>
+        <w:rPr>
+          <w:rFonts w:ascii="Aptos" w:hAnsi="Aptos"/>
+          <w:sz w:val="20"/>
+          <w:szCs w:val="20"/>
+          <w:lang w:val="pt-PT"/>
+        </w:rPr>
+        <w:t>grid</w:t>
+      </w:r>
+      <w:proofErr w:type="spellEnd"/>
+      <w:r>
+        <w:rPr>
+          <w:rFonts w:ascii="Aptos" w:hAnsi="Aptos"/>
+          <w:sz w:val="20"/>
+          <w:szCs w:val="20"/>
+          <w:lang w:val="pt-PT"/>
+        </w:rPr>
+        <w:t xml:space="preserve"> </w:t>
+      </w:r>
+      <w:proofErr w:type="spellStart"/>
+      <w:r>
+        <w:rPr>
+          <w:rFonts w:ascii="Aptos" w:hAnsi="Aptos"/>
+          <w:sz w:val="20"/>
+          <w:szCs w:val="20"/>
+          <w:lang w:val="pt-PT"/>
+        </w:rPr>
+        <w:t>level</w:t>
+      </w:r>
+      <w:proofErr w:type="spellEnd"/>
+      <w:r>
+        <w:rPr>
+          <w:rFonts w:ascii="Aptos" w:hAnsi="Aptos"/>
+          <w:sz w:val="20"/>
+          <w:szCs w:val="20"/>
+          <w:lang w:val="pt-PT"/>
+        </w:rPr>
+        <w:t>)</w:t>
+      </w:r>
+    </w:p>
+    <w:p>
+      <w:pPr>
         <w:spacing w:line="240" w:lineRule="auto"/>
         <w:ind w:left="360"/>
         <w:rPr>
@@ -14200,7 +15864,6 @@
   <w:style w:type="character" w:default="1" w:styleId="DefaultParagraphFont">
     <w:name w:val="Default Paragraph Font"/>
     <w:uiPriority w:val="1"/>
-    <w:semiHidden/>
     <w:unhideWhenUsed/>
   </w:style>
   <w:style w:type="table" w:default="1" w:styleId="TableNormal">

--- a/my prompts/My Prompts.docx
+++ b/my prompts/My Prompts.docx
@@ -13413,8 +13413,10 @@
           <w:bCs/>
           <w:sz w:val="20"/>
           <w:szCs w:val="20"/>
-        </w:rPr>
-      </w:pPr>
+          <w:lang w:val="pt-PT"/>
+        </w:rPr>
+      </w:pPr>
+      <w:proofErr w:type="spellStart"/>
       <w:r>
         <w:rPr>
           <w:rFonts w:ascii="Aptos" w:hAnsi="Aptos"/>
@@ -13422,53 +13424,75 @@
           <w:bCs/>
           <w:sz w:val="20"/>
           <w:szCs w:val="20"/>
-        </w:rPr>
-        <w:t>Phase 1: Initial Setup</w:t>
-      </w:r>
-    </w:p>
-    <w:p>
-      <w:pPr>
-        <w:pStyle w:val="ListParagraph"/>
-        <w:spacing w:line="240" w:lineRule="auto"/>
-        <w:ind w:left="360"/>
-        <w:rPr>
-          <w:rFonts w:ascii="Aptos" w:hAnsi="Aptos"/>
-          <w:sz w:val="20"/>
-          <w:szCs w:val="20"/>
-        </w:rPr>
-      </w:pPr>
-      <w:r>
-        <w:rPr>
-          <w:rFonts w:ascii="Aptos" w:hAnsi="Aptos"/>
-          <w:sz w:val="20"/>
-          <w:szCs w:val="20"/>
-        </w:rPr>
-        <w:t xml:space="preserve">Para </w:t>
-      </w:r>
-      <w:proofErr w:type="spellStart"/>
-      <w:r>
-        <w:rPr>
-          <w:rFonts w:ascii="Aptos" w:hAnsi="Aptos"/>
-          <w:sz w:val="20"/>
-          <w:szCs w:val="20"/>
-        </w:rPr>
-        <w:t>cada</w:t>
-      </w:r>
-      <w:proofErr w:type="spellEnd"/>
-      <w:r>
-        <w:rPr>
-          <w:rFonts w:ascii="Aptos" w:hAnsi="Aptos"/>
-          <w:sz w:val="20"/>
-          <w:szCs w:val="20"/>
-        </w:rPr>
-        <w:t xml:space="preserve"> ISIN com </w:t>
-      </w:r>
-      <w:proofErr w:type="spellStart"/>
-      <w:r>
-        <w:rPr>
-          <w:rFonts w:ascii="Aptos" w:hAnsi="Aptos"/>
-          <w:sz w:val="20"/>
-          <w:szCs w:val="20"/>
+          <w:lang w:val="pt-PT"/>
+        </w:rPr>
+        <w:t>Phase</w:t>
+      </w:r>
+      <w:proofErr w:type="spellEnd"/>
+      <w:r>
+        <w:rPr>
+          <w:rFonts w:ascii="Aptos" w:hAnsi="Aptos"/>
+          <w:b/>
+          <w:bCs/>
+          <w:sz w:val="20"/>
+          <w:szCs w:val="20"/>
+          <w:lang w:val="pt-PT"/>
+        </w:rPr>
+        <w:t xml:space="preserve"> 1: </w:t>
+      </w:r>
+      <w:proofErr w:type="spellStart"/>
+      <w:r>
+        <w:rPr>
+          <w:rFonts w:ascii="Aptos" w:hAnsi="Aptos"/>
+          <w:b/>
+          <w:bCs/>
+          <w:sz w:val="20"/>
+          <w:szCs w:val="20"/>
+          <w:lang w:val="pt-PT"/>
+        </w:rPr>
+        <w:t>Initial</w:t>
+      </w:r>
+      <w:proofErr w:type="spellEnd"/>
+      <w:r>
+        <w:rPr>
+          <w:rFonts w:ascii="Aptos" w:hAnsi="Aptos"/>
+          <w:b/>
+          <w:bCs/>
+          <w:sz w:val="20"/>
+          <w:szCs w:val="20"/>
+          <w:lang w:val="pt-PT"/>
+        </w:rPr>
+        <w:t xml:space="preserve"> Setup</w:t>
+      </w:r>
+    </w:p>
+    <w:p>
+      <w:pPr>
+        <w:pStyle w:val="ListParagraph"/>
+        <w:spacing w:line="240" w:lineRule="auto"/>
+        <w:ind w:left="360"/>
+        <w:rPr>
+          <w:rFonts w:ascii="Aptos" w:hAnsi="Aptos"/>
+          <w:sz w:val="20"/>
+          <w:szCs w:val="20"/>
+          <w:lang w:val="pt-PT"/>
+        </w:rPr>
+      </w:pPr>
+      <w:r>
+        <w:rPr>
+          <w:rFonts w:ascii="Aptos" w:hAnsi="Aptos"/>
+          <w:sz w:val="20"/>
+          <w:szCs w:val="20"/>
+          <w:lang w:val="pt-PT"/>
+        </w:rPr>
+        <w:t xml:space="preserve">Para cada ISIN com </w:t>
+      </w:r>
+      <w:proofErr w:type="spellStart"/>
+      <w:r>
+        <w:rPr>
+          <w:rFonts w:ascii="Aptos" w:hAnsi="Aptos"/>
+          <w:sz w:val="20"/>
+          <w:szCs w:val="20"/>
+          <w:lang w:val="pt-PT"/>
         </w:rPr>
         <w:t>initial_trade</w:t>
       </w:r>
@@ -13478,6 +13502,7 @@
           <w:rFonts w:ascii="Aptos" w:hAnsi="Aptos"/>
           <w:sz w:val="20"/>
           <w:szCs w:val="20"/>
+          <w:lang w:val="pt-PT"/>
         </w:rPr>
         <w:t>=TRUE:</w:t>
       </w:r>
@@ -13606,6 +13631,7 @@
           <w:rFonts w:ascii="Aptos" w:hAnsi="Aptos"/>
           <w:sz w:val="20"/>
           <w:szCs w:val="20"/>
+          <w:lang w:val="pt-PT"/>
         </w:rPr>
       </w:pPr>
       <w:r>
@@ -13622,44 +13648,9 @@
           <w:rFonts w:ascii="Aptos" w:hAnsi="Aptos"/>
           <w:sz w:val="20"/>
           <w:szCs w:val="20"/>
-        </w:rPr>
-        <w:t xml:space="preserve">   [NEW] – </w:t>
-      </w:r>
-      <w:proofErr w:type="spellStart"/>
-      <w:r>
-        <w:rPr>
-          <w:rFonts w:ascii="Aptos" w:hAnsi="Aptos"/>
-          <w:sz w:val="20"/>
-          <w:szCs w:val="20"/>
-        </w:rPr>
-        <w:t>Calcular</w:t>
-      </w:r>
-      <w:proofErr w:type="spellEnd"/>
-      <w:r>
-        <w:rPr>
-          <w:rFonts w:ascii="Aptos" w:hAnsi="Aptos"/>
-          <w:sz w:val="20"/>
-          <w:szCs w:val="20"/>
-        </w:rPr>
-        <w:t xml:space="preserve"> </w:t>
-      </w:r>
-      <w:proofErr w:type="spellStart"/>
-      <w:r>
-        <w:rPr>
-          <w:rFonts w:ascii="Aptos" w:hAnsi="Aptos"/>
-          <w:sz w:val="20"/>
-          <w:szCs w:val="20"/>
-        </w:rPr>
-        <w:t>investimento</w:t>
-      </w:r>
-      <w:proofErr w:type="spellEnd"/>
-      <w:r>
-        <w:rPr>
-          <w:rFonts w:ascii="Aptos" w:hAnsi="Aptos"/>
-          <w:sz w:val="20"/>
-          <w:szCs w:val="20"/>
-        </w:rPr>
-        <w:t xml:space="preserve">: </w:t>
+          <w:lang w:val="pt-PT"/>
+        </w:rPr>
+        <w:t xml:space="preserve">   [NEW] – Calcular investimento: </w:t>
       </w:r>
     </w:p>
     <w:p>
@@ -13821,6 +13812,7 @@
           <w:rFonts w:ascii="Aptos" w:hAnsi="Aptos"/>
           <w:sz w:val="20"/>
           <w:szCs w:val="20"/>
+          <w:lang w:val="pt-PT"/>
         </w:rPr>
       </w:pPr>
       <w:r>
@@ -13837,6 +13829,7 @@
           <w:rFonts w:ascii="Aptos" w:hAnsi="Aptos"/>
           <w:sz w:val="20"/>
           <w:szCs w:val="20"/>
+          <w:lang w:val="pt-PT"/>
         </w:rPr>
         <w:t xml:space="preserve">- BUY: </w:t>
       </w:r>
@@ -13846,6 +13839,7 @@
           <w:rFonts w:ascii="Aptos" w:hAnsi="Aptos"/>
           <w:sz w:val="20"/>
           <w:szCs w:val="20"/>
+          <w:lang w:val="pt-PT"/>
         </w:rPr>
         <w:t>current_price</w:t>
       </w:r>
@@ -13855,6 +13849,7 @@
           <w:rFonts w:ascii="Aptos" w:hAnsi="Aptos"/>
           <w:sz w:val="20"/>
           <w:szCs w:val="20"/>
+          <w:lang w:val="pt-PT"/>
         </w:rPr>
         <w:t xml:space="preserve"> * (1 + param1/100)</w:t>
       </w:r>
@@ -13868,13 +13863,15 @@
           <w:rFonts w:ascii="Aptos" w:hAnsi="Aptos"/>
           <w:sz w:val="20"/>
           <w:szCs w:val="20"/>
-        </w:rPr>
-      </w:pPr>
-      <w:r>
-        <w:rPr>
-          <w:rFonts w:ascii="Aptos" w:hAnsi="Aptos"/>
-          <w:sz w:val="20"/>
-          <w:szCs w:val="20"/>
+          <w:lang w:val="pt-PT"/>
+        </w:rPr>
+      </w:pPr>
+      <w:r>
+        <w:rPr>
+          <w:rFonts w:ascii="Aptos" w:hAnsi="Aptos"/>
+          <w:sz w:val="20"/>
+          <w:szCs w:val="20"/>
+          <w:lang w:val="pt-PT"/>
         </w:rPr>
         <w:t xml:space="preserve">     - SELL: </w:t>
       </w:r>
@@ -13884,6 +13881,7 @@
           <w:rFonts w:ascii="Aptos" w:hAnsi="Aptos"/>
           <w:sz w:val="20"/>
           <w:szCs w:val="20"/>
+          <w:lang w:val="pt-PT"/>
         </w:rPr>
         <w:t>current_price</w:t>
       </w:r>
@@ -13893,6 +13891,7 @@
           <w:rFonts w:ascii="Aptos" w:hAnsi="Aptos"/>
           <w:sz w:val="20"/>
           <w:szCs w:val="20"/>
+          <w:lang w:val="pt-PT"/>
         </w:rPr>
         <w:t xml:space="preserve"> * (1 + param2/100)</w:t>
       </w:r>
@@ -13906,26 +13905,28 @@
           <w:rFonts w:ascii="Aptos" w:hAnsi="Aptos"/>
           <w:sz w:val="20"/>
           <w:szCs w:val="20"/>
-        </w:rPr>
-      </w:pPr>
-    </w:p>
-    <w:p>
-      <w:pPr>
-        <w:pStyle w:val="ListParagraph"/>
-        <w:spacing w:line="240" w:lineRule="auto"/>
-        <w:ind w:left="360"/>
-        <w:rPr>
-          <w:rFonts w:ascii="Aptos" w:hAnsi="Aptos"/>
-          <w:sz w:val="20"/>
-          <w:szCs w:val="20"/>
-          <w:lang w:val="pt-PT"/>
-        </w:rPr>
-      </w:pPr>
-      <w:r>
-        <w:rPr>
-          <w:rFonts w:ascii="Aptos" w:hAnsi="Aptos"/>
-          <w:sz w:val="20"/>
-          <w:szCs w:val="20"/>
+          <w:lang w:val="pt-PT"/>
+        </w:rPr>
+      </w:pPr>
+    </w:p>
+    <w:p>
+      <w:pPr>
+        <w:pStyle w:val="ListParagraph"/>
+        <w:spacing w:line="240" w:lineRule="auto"/>
+        <w:ind w:left="360"/>
+        <w:rPr>
+          <w:rFonts w:ascii="Aptos" w:hAnsi="Aptos"/>
+          <w:sz w:val="20"/>
+          <w:szCs w:val="20"/>
+          <w:lang w:val="pt-PT"/>
+        </w:rPr>
+      </w:pPr>
+      <w:r>
+        <w:rPr>
+          <w:rFonts w:ascii="Aptos" w:hAnsi="Aptos"/>
+          <w:sz w:val="20"/>
+          <w:szCs w:val="20"/>
+          <w:lang w:val="pt-PT"/>
         </w:rPr>
         <w:t xml:space="preserve">  </w:t>
       </w:r>
@@ -14916,15 +14917,240 @@
     </w:p>
     <w:p>
       <w:pPr>
-        <w:spacing w:line="240" w:lineRule="auto"/>
-        <w:ind w:left="360"/>
-        <w:rPr>
-          <w:rFonts w:ascii="Aptos" w:hAnsi="Aptos"/>
-          <w:sz w:val="20"/>
-          <w:szCs w:val="20"/>
-          <w:lang w:val="pt-PT"/>
-        </w:rPr>
-      </w:pPr>
+        <w:rPr>
+          <w:rFonts w:ascii="Aptos" w:hAnsi="Aptos"/>
+          <w:sz w:val="20"/>
+          <w:szCs w:val="20"/>
+          <w:lang w:val="pt-PT"/>
+        </w:rPr>
+      </w:pPr>
+      <w:r>
+        <w:rPr>
+          <w:rFonts w:ascii="Aptos" w:hAnsi="Aptos"/>
+          <w:sz w:val="20"/>
+          <w:szCs w:val="20"/>
+          <w:lang w:val="pt-PT"/>
+        </w:rPr>
+        <w:br w:type="page"/>
+      </w:r>
+    </w:p>
+    <w:p>
+      <w:pPr>
+        <w:rPr>
+          <w:rFonts w:ascii="Aptos" w:hAnsi="Aptos"/>
+          <w:sz w:val="20"/>
+          <w:szCs w:val="20"/>
+          <w:lang w:val="pt-PT"/>
+        </w:rPr>
+      </w:pPr>
+      <w:r>
+        <w:rPr>
+          <w:rFonts w:ascii="Aptos" w:hAnsi="Aptos"/>
+          <w:sz w:val="20"/>
+          <w:szCs w:val="20"/>
+          <w:lang w:val="pt-PT"/>
+        </w:rPr>
+        <w:lastRenderedPageBreak/>
+        <w:t xml:space="preserve">1) Cria no </w:t>
+      </w:r>
+      <w:proofErr w:type="spellStart"/>
+      <w:r>
+        <w:rPr>
+          <w:rFonts w:ascii="Aptos" w:hAnsi="Aptos"/>
+          <w:sz w:val="20"/>
+          <w:szCs w:val="20"/>
+          <w:lang w:val="pt-PT"/>
+        </w:rPr>
+        <w:t>side</w:t>
+      </w:r>
+      <w:proofErr w:type="spellEnd"/>
+      <w:r>
+        <w:rPr>
+          <w:rFonts w:ascii="Aptos" w:hAnsi="Aptos"/>
+          <w:sz w:val="20"/>
+          <w:szCs w:val="20"/>
+          <w:lang w:val="pt-PT"/>
+        </w:rPr>
+        <w:t xml:space="preserve"> bar do lado esquerdo, um botão que permita correr o </w:t>
+      </w:r>
+      <w:proofErr w:type="spellStart"/>
+      <w:r>
+        <w:rPr>
+          <w:rFonts w:ascii="Aptos" w:hAnsi="Aptos"/>
+          <w:sz w:val="20"/>
+          <w:szCs w:val="20"/>
+          <w:lang w:val="pt-PT"/>
+        </w:rPr>
+        <w:t>AutomationEngine</w:t>
+      </w:r>
+      <w:proofErr w:type="spellEnd"/>
+      <w:r>
+        <w:rPr>
+          <w:rFonts w:ascii="Aptos" w:hAnsi="Aptos"/>
+          <w:sz w:val="20"/>
+          <w:szCs w:val="20"/>
+          <w:lang w:val="pt-PT"/>
+        </w:rPr>
+        <w:t xml:space="preserve"> UMA SÓ VEZ</w:t>
+      </w:r>
+    </w:p>
+    <w:p>
+      <w:pPr>
+        <w:rPr>
+          <w:rFonts w:ascii="Aptos" w:hAnsi="Aptos"/>
+          <w:sz w:val="20"/>
+          <w:szCs w:val="20"/>
+          <w:lang w:val="pt-PT"/>
+        </w:rPr>
+      </w:pPr>
+      <w:r>
+        <w:rPr>
+          <w:rFonts w:ascii="Aptos" w:hAnsi="Aptos"/>
+          <w:sz w:val="20"/>
+          <w:szCs w:val="20"/>
+          <w:lang w:val="pt-PT"/>
+        </w:rPr>
+        <w:t xml:space="preserve">2) Cria uma coluna na tabela </w:t>
+      </w:r>
+      <w:proofErr w:type="spellStart"/>
+      <w:r>
+        <w:rPr>
+          <w:rFonts w:ascii="Aptos" w:hAnsi="Aptos"/>
+          <w:sz w:val="20"/>
+          <w:szCs w:val="20"/>
+          <w:lang w:val="pt-PT"/>
+        </w:rPr>
+        <w:t>app_parameters</w:t>
+      </w:r>
+      <w:proofErr w:type="spellEnd"/>
+      <w:r>
+        <w:rPr>
+          <w:rFonts w:ascii="Aptos" w:hAnsi="Aptos"/>
+          <w:sz w:val="20"/>
+          <w:szCs w:val="20"/>
+          <w:lang w:val="pt-PT"/>
+        </w:rPr>
+        <w:t xml:space="preserve">, denominada </w:t>
+      </w:r>
+      <w:proofErr w:type="spellStart"/>
+      <w:r>
+        <w:rPr>
+          <w:rFonts w:ascii="Aptos" w:hAnsi="Aptos"/>
+          <w:sz w:val="20"/>
+          <w:szCs w:val="20"/>
+          <w:lang w:val="pt-PT"/>
+        </w:rPr>
+        <w:t>log_level</w:t>
+      </w:r>
+      <w:proofErr w:type="spellEnd"/>
+      <w:r>
+        <w:rPr>
+          <w:rFonts w:ascii="Aptos" w:hAnsi="Aptos"/>
+          <w:sz w:val="20"/>
+          <w:szCs w:val="20"/>
+          <w:lang w:val="pt-PT"/>
+        </w:rPr>
+        <w:t>. Valores possíveis “OFF/LOW/MEDIUM/HIGH”.</w:t>
+      </w:r>
+    </w:p>
+    <w:p>
+      <w:pPr>
+        <w:rPr>
+          <w:rFonts w:ascii="Aptos" w:hAnsi="Aptos"/>
+          <w:sz w:val="20"/>
+          <w:szCs w:val="20"/>
+          <w:lang w:val="pt-PT"/>
+        </w:rPr>
+      </w:pPr>
+      <w:r>
+        <w:rPr>
+          <w:rFonts w:ascii="Aptos" w:hAnsi="Aptos"/>
+          <w:sz w:val="20"/>
+          <w:szCs w:val="20"/>
+          <w:lang w:val="pt-PT"/>
+        </w:rPr>
+        <w:t xml:space="preserve">3) </w:t>
+      </w:r>
+      <w:proofErr w:type="spellStart"/>
+      <w:r>
+        <w:rPr>
+          <w:rFonts w:ascii="Aptos" w:hAnsi="Aptos"/>
+          <w:sz w:val="20"/>
+          <w:szCs w:val="20"/>
+          <w:lang w:val="pt-PT"/>
+        </w:rPr>
+        <w:t>AutomationEngine</w:t>
+      </w:r>
+      <w:proofErr w:type="spellEnd"/>
+      <w:r>
+        <w:rPr>
+          <w:rFonts w:ascii="Aptos" w:hAnsi="Aptos"/>
+          <w:sz w:val="20"/>
+          <w:szCs w:val="20"/>
+          <w:lang w:val="pt-PT"/>
+        </w:rPr>
+        <w:t xml:space="preserve"> cria </w:t>
+      </w:r>
+      <w:proofErr w:type="spellStart"/>
+      <w:r>
+        <w:rPr>
+          <w:rFonts w:ascii="Aptos" w:hAnsi="Aptos"/>
+          <w:sz w:val="20"/>
+          <w:szCs w:val="20"/>
+          <w:lang w:val="pt-PT"/>
+        </w:rPr>
+        <w:t>logs</w:t>
+      </w:r>
+      <w:proofErr w:type="spellEnd"/>
+      <w:r>
+        <w:rPr>
+          <w:rFonts w:ascii="Aptos" w:hAnsi="Aptos"/>
+          <w:sz w:val="20"/>
+          <w:szCs w:val="20"/>
+          <w:lang w:val="pt-PT"/>
+        </w:rPr>
+        <w:t xml:space="preserve"> em todas as interações com a base de dados e com a T212 API, a dizeres o que vais fazer antes e o resultado depois. Estes </w:t>
+      </w:r>
+      <w:proofErr w:type="spellStart"/>
+      <w:r>
+        <w:rPr>
+          <w:rFonts w:ascii="Aptos" w:hAnsi="Aptos"/>
+          <w:sz w:val="20"/>
+          <w:szCs w:val="20"/>
+          <w:lang w:val="pt-PT"/>
+        </w:rPr>
+        <w:t>logs</w:t>
+      </w:r>
+      <w:proofErr w:type="spellEnd"/>
+      <w:r>
+        <w:rPr>
+          <w:rFonts w:ascii="Aptos" w:hAnsi="Aptos"/>
+          <w:sz w:val="20"/>
+          <w:szCs w:val="20"/>
+          <w:lang w:val="pt-PT"/>
+        </w:rPr>
+        <w:t xml:space="preserve"> devem ser criados apenas se o </w:t>
+      </w:r>
+      <w:proofErr w:type="spellStart"/>
+      <w:r>
+        <w:rPr>
+          <w:rFonts w:ascii="Aptos" w:hAnsi="Aptos"/>
+          <w:sz w:val="20"/>
+          <w:szCs w:val="20"/>
+          <w:lang w:val="pt-PT"/>
+        </w:rPr>
+        <w:t>log_level</w:t>
+      </w:r>
+      <w:proofErr w:type="spellEnd"/>
+      <w:r>
+        <w:rPr>
+          <w:rFonts w:ascii="Aptos" w:hAnsi="Aptos"/>
+          <w:sz w:val="20"/>
+          <w:szCs w:val="20"/>
+          <w:lang w:val="pt-PT"/>
+        </w:rPr>
+        <w:t xml:space="preserve"> for MEDIUM. </w:t>
+      </w:r>
     </w:p>
     <w:sectPr>
       <w:pgSz w:w="12240" w:h="15840"/>
@@ -15864,6 +16090,7 @@
   <w:style w:type="character" w:default="1" w:styleId="DefaultParagraphFont">
     <w:name w:val="Default Paragraph Font"/>
     <w:uiPriority w:val="1"/>
+    <w:semiHidden/>
     <w:unhideWhenUsed/>
   </w:style>
   <w:style w:type="table" w:default="1" w:styleId="TableNormal">

--- a/my prompts/My Prompts.docx
+++ b/my prompts/My Prompts.docx
@@ -9931,15 +9931,37 @@
           <w:rFonts w:ascii="Aptos" w:hAnsi="Aptos"/>
           <w:sz w:val="20"/>
           <w:szCs w:val="20"/>
-        </w:rPr>
-      </w:pPr>
-      <w:r>
-        <w:rPr>
-          <w:rFonts w:ascii="Aptos" w:hAnsi="Aptos"/>
-          <w:sz w:val="20"/>
-          <w:szCs w:val="20"/>
-        </w:rPr>
-        <w:t>- Buy: quantity = -</w:t>
+          <w:lang w:val="pt-PT"/>
+        </w:rPr>
+      </w:pPr>
+      <w:r>
+        <w:rPr>
+          <w:rFonts w:ascii="Aptos" w:hAnsi="Aptos"/>
+          <w:sz w:val="20"/>
+          <w:szCs w:val="20"/>
+          <w:lang w:val="pt-PT"/>
+        </w:rPr>
+        <w:t xml:space="preserve">- Buy: </w:t>
+      </w:r>
+      <w:proofErr w:type="spellStart"/>
+      <w:r>
+        <w:rPr>
+          <w:rFonts w:ascii="Aptos" w:hAnsi="Aptos"/>
+          <w:sz w:val="20"/>
+          <w:szCs w:val="20"/>
+          <w:lang w:val="pt-PT"/>
+        </w:rPr>
+        <w:t>quantity</w:t>
+      </w:r>
+      <w:proofErr w:type="spellEnd"/>
+      <w:r>
+        <w:rPr>
+          <w:rFonts w:ascii="Aptos" w:hAnsi="Aptos"/>
+          <w:sz w:val="20"/>
+          <w:szCs w:val="20"/>
+          <w:lang w:val="pt-PT"/>
+        </w:rPr>
+        <w:t xml:space="preserve"> = -</w:t>
       </w:r>
       <w:proofErr w:type="spellStart"/>
       <w:proofErr w:type="gramStart"/>
@@ -9948,6 +9970,7 @@
           <w:rFonts w:ascii="Aptos" w:hAnsi="Aptos"/>
           <w:sz w:val="20"/>
           <w:szCs w:val="20"/>
+          <w:lang w:val="pt-PT"/>
         </w:rPr>
         <w:t>strategies.initial</w:t>
       </w:r>
@@ -9957,6 +9980,7 @@
           <w:rFonts w:ascii="Aptos" w:hAnsi="Aptos"/>
           <w:sz w:val="20"/>
           <w:szCs w:val="20"/>
+          <w:lang w:val="pt-PT"/>
         </w:rPr>
         <w:t>_investment</w:t>
       </w:r>
@@ -9966,6 +9990,7 @@
           <w:rFonts w:ascii="Aptos" w:hAnsi="Aptos"/>
           <w:sz w:val="20"/>
           <w:szCs w:val="20"/>
+          <w:lang w:val="pt-PT"/>
         </w:rPr>
         <w:t xml:space="preserve"> / "</w:t>
       </w:r>
@@ -9975,6 +10000,7 @@
           <w:rFonts w:ascii="Aptos" w:hAnsi="Aptos"/>
           <w:sz w:val="20"/>
           <w:szCs w:val="20"/>
+          <w:lang w:val="pt-PT"/>
         </w:rPr>
         <w:t>limitPrice</w:t>
       </w:r>
@@ -9984,26 +10010,9 @@
           <w:rFonts w:ascii="Aptos" w:hAnsi="Aptos"/>
           <w:sz w:val="20"/>
           <w:szCs w:val="20"/>
-        </w:rPr>
-        <w:t>" (</w:t>
-      </w:r>
-      <w:proofErr w:type="spellStart"/>
-      <w:r>
-        <w:rPr>
-          <w:rFonts w:ascii="Aptos" w:hAnsi="Aptos"/>
-          <w:sz w:val="20"/>
-          <w:szCs w:val="20"/>
-        </w:rPr>
-        <w:t>negativo</w:t>
-      </w:r>
-      <w:proofErr w:type="spellEnd"/>
-      <w:r>
-        <w:rPr>
-          <w:rFonts w:ascii="Aptos" w:hAnsi="Aptos"/>
-          <w:sz w:val="20"/>
-          <w:szCs w:val="20"/>
-        </w:rPr>
-        <w:t>!)</w:t>
+          <w:lang w:val="pt-PT"/>
+        </w:rPr>
+        <w:t>" (negativo!)</w:t>
       </w:r>
     </w:p>
     <w:p>
@@ -14105,25 +14114,58 @@
           <w:rFonts w:ascii="Aptos" w:hAnsi="Aptos"/>
           <w:sz w:val="20"/>
           <w:szCs w:val="20"/>
-          <w:lang w:val="pt-PT"/>
-        </w:rPr>
-      </w:pPr>
-      <w:r>
-        <w:rPr>
-          <w:rFonts w:ascii="Aptos" w:hAnsi="Aptos"/>
-          <w:sz w:val="20"/>
-          <w:szCs w:val="20"/>
-          <w:lang w:val="pt-PT"/>
-        </w:rPr>
-        <w:t xml:space="preserve">Para cada ordem com status=FILLED e </w:t>
-      </w:r>
-      <w:proofErr w:type="spellStart"/>
-      <w:r>
-        <w:rPr>
-          <w:rFonts w:ascii="Aptos" w:hAnsi="Aptos"/>
-          <w:sz w:val="20"/>
-          <w:szCs w:val="20"/>
-          <w:lang w:val="pt-PT"/>
+        </w:rPr>
+      </w:pPr>
+      <w:r>
+        <w:rPr>
+          <w:rFonts w:ascii="Aptos" w:hAnsi="Aptos"/>
+          <w:sz w:val="20"/>
+          <w:szCs w:val="20"/>
+        </w:rPr>
+        <w:t xml:space="preserve">Para </w:t>
+      </w:r>
+      <w:proofErr w:type="spellStart"/>
+      <w:r>
+        <w:rPr>
+          <w:rFonts w:ascii="Aptos" w:hAnsi="Aptos"/>
+          <w:sz w:val="20"/>
+          <w:szCs w:val="20"/>
+        </w:rPr>
+        <w:t>cada</w:t>
+      </w:r>
+      <w:proofErr w:type="spellEnd"/>
+      <w:r>
+        <w:rPr>
+          <w:rFonts w:ascii="Aptos" w:hAnsi="Aptos"/>
+          <w:sz w:val="20"/>
+          <w:szCs w:val="20"/>
+        </w:rPr>
+        <w:t xml:space="preserve"> </w:t>
+      </w:r>
+      <w:proofErr w:type="spellStart"/>
+      <w:r>
+        <w:rPr>
+          <w:rFonts w:ascii="Aptos" w:hAnsi="Aptos"/>
+          <w:sz w:val="20"/>
+          <w:szCs w:val="20"/>
+        </w:rPr>
+        <w:t>ordem</w:t>
+      </w:r>
+      <w:proofErr w:type="spellEnd"/>
+      <w:r>
+        <w:rPr>
+          <w:rFonts w:ascii="Aptos" w:hAnsi="Aptos"/>
+          <w:sz w:val="20"/>
+          <w:szCs w:val="20"/>
+        </w:rPr>
+        <w:t xml:space="preserve"> com status=FILLED e </w:t>
+      </w:r>
+      <w:proofErr w:type="spellStart"/>
+      <w:r>
+        <w:rPr>
+          <w:rFonts w:ascii="Aptos" w:hAnsi="Aptos"/>
+          <w:sz w:val="20"/>
+          <w:szCs w:val="20"/>
         </w:rPr>
         <w:t>automation_status</w:t>
       </w:r>
@@ -14133,29 +14175,8 @@
           <w:rFonts w:ascii="Aptos" w:hAnsi="Aptos"/>
           <w:sz w:val="20"/>
           <w:szCs w:val="20"/>
-          <w:lang w:val="pt-PT"/>
-        </w:rPr>
-        <w:t>='</w:t>
-      </w:r>
-      <w:proofErr w:type="gramStart"/>
-      <w:r>
-        <w:rPr>
-          <w:rFonts w:ascii="Aptos" w:hAnsi="Aptos"/>
-          <w:sz w:val="20"/>
-          <w:szCs w:val="20"/>
-          <w:lang w:val="pt-PT"/>
-        </w:rPr>
-        <w:t>E'</w:t>
-      </w:r>
-      <w:proofErr w:type="gramEnd"/>
-      <w:r>
-        <w:rPr>
-          <w:rFonts w:ascii="Aptos" w:hAnsi="Aptos"/>
-          <w:sz w:val="20"/>
-          <w:szCs w:val="20"/>
-          <w:lang w:val="pt-PT"/>
-        </w:rPr>
-        <w:t>:</w:t>
+        </w:rPr>
+        <w:t>='E':</w:t>
       </w:r>
     </w:p>
     <w:p>
@@ -14175,9 +14196,17 @@
           <w:rFonts w:ascii="Aptos" w:hAnsi="Aptos"/>
           <w:sz w:val="20"/>
           <w:szCs w:val="20"/>
-          <w:lang w:val="pt-PT"/>
-        </w:rPr>
-        <w:t xml:space="preserve">  1. Atualizar ISIN com posição da T212</w:t>
+        </w:rPr>
+        <w:t xml:space="preserve">  </w:t>
+      </w:r>
+      <w:r>
+        <w:rPr>
+          <w:rFonts w:ascii="Aptos" w:hAnsi="Aptos"/>
+          <w:sz w:val="20"/>
+          <w:szCs w:val="20"/>
+          <w:lang w:val="pt-PT"/>
+        </w:rPr>
+        <w:t>1. Atualizar ISIN com posição da T212</w:t>
       </w:r>
     </w:p>
     <w:p>
@@ -15150,6 +15179,2311 @@
           <w:lang w:val="pt-PT"/>
         </w:rPr>
         <w:t xml:space="preserve"> for MEDIUM. </w:t>
+      </w:r>
+    </w:p>
+    <w:p>
+      <w:pPr>
+        <w:rPr>
+          <w:rFonts w:ascii="Aptos" w:hAnsi="Aptos"/>
+          <w:sz w:val="20"/>
+          <w:szCs w:val="20"/>
+          <w:lang w:val="pt-PT"/>
+        </w:rPr>
+      </w:pPr>
+      <w:r>
+        <w:rPr>
+          <w:rFonts w:ascii="Aptos" w:hAnsi="Aptos"/>
+          <w:sz w:val="20"/>
+          <w:szCs w:val="20"/>
+          <w:lang w:val="pt-PT"/>
+        </w:rPr>
+        <w:br w:type="page"/>
+      </w:r>
+    </w:p>
+    <w:p>
+      <w:pPr>
+        <w:rPr>
+          <w:rFonts w:ascii="Aptos" w:hAnsi="Aptos"/>
+          <w:sz w:val="20"/>
+          <w:szCs w:val="20"/>
+          <w:lang w:val="pt-PT"/>
+        </w:rPr>
+      </w:pPr>
+      <w:r>
+        <w:rPr>
+          <w:rFonts w:ascii="Aptos" w:hAnsi="Aptos"/>
+          <w:sz w:val="20"/>
+          <w:szCs w:val="20"/>
+          <w:lang w:val="pt-PT"/>
+        </w:rPr>
+        <w:lastRenderedPageBreak/>
+        <w:t xml:space="preserve">Vamos fazer uma alteração ao </w:t>
+      </w:r>
+      <w:proofErr w:type="spellStart"/>
+      <w:r>
+        <w:rPr>
+          <w:rFonts w:ascii="Aptos" w:hAnsi="Aptos"/>
+          <w:sz w:val="20"/>
+          <w:szCs w:val="20"/>
+          <w:lang w:val="pt-PT"/>
+        </w:rPr>
+        <w:t>AutomationEngine</w:t>
+      </w:r>
+      <w:proofErr w:type="spellEnd"/>
+      <w:r>
+        <w:rPr>
+          <w:rFonts w:ascii="Aptos" w:hAnsi="Aptos"/>
+          <w:sz w:val="20"/>
+          <w:szCs w:val="20"/>
+          <w:lang w:val="pt-PT"/>
+        </w:rPr>
+        <w:t xml:space="preserve">, relacionado com os arredondamentos. </w:t>
+      </w:r>
+    </w:p>
+    <w:p>
+      <w:pPr>
+        <w:rPr>
+          <w:rFonts w:ascii="Aptos" w:hAnsi="Aptos"/>
+          <w:sz w:val="20"/>
+          <w:szCs w:val="20"/>
+          <w:lang w:val="pt-PT"/>
+        </w:rPr>
+      </w:pPr>
+    </w:p>
+    <w:p>
+      <w:pPr>
+        <w:rPr>
+          <w:rFonts w:ascii="Aptos" w:hAnsi="Aptos"/>
+          <w:sz w:val="20"/>
+          <w:szCs w:val="20"/>
+          <w:lang w:val="pt-PT"/>
+        </w:rPr>
+      </w:pPr>
+      <w:r>
+        <w:rPr>
+          <w:rFonts w:ascii="Aptos" w:hAnsi="Aptos"/>
+          <w:sz w:val="20"/>
+          <w:szCs w:val="20"/>
+          <w:lang w:val="pt-PT"/>
+        </w:rPr>
+        <w:t>1) Adiciona uma coluna '</w:t>
+      </w:r>
+      <w:proofErr w:type="spellStart"/>
+      <w:r>
+        <w:rPr>
+          <w:rFonts w:ascii="Aptos" w:hAnsi="Aptos"/>
+          <w:sz w:val="20"/>
+          <w:szCs w:val="20"/>
+          <w:lang w:val="pt-PT"/>
+        </w:rPr>
+        <w:t>quantity_precision</w:t>
+      </w:r>
+      <w:proofErr w:type="spellEnd"/>
+      <w:r>
+        <w:rPr>
+          <w:rFonts w:ascii="Aptos" w:hAnsi="Aptos"/>
+          <w:sz w:val="20"/>
+          <w:szCs w:val="20"/>
+          <w:lang w:val="pt-PT"/>
+        </w:rPr>
+        <w:t xml:space="preserve">' à tabela de </w:t>
+      </w:r>
+      <w:proofErr w:type="spellStart"/>
+      <w:r>
+        <w:rPr>
+          <w:rFonts w:ascii="Aptos" w:hAnsi="Aptos"/>
+          <w:sz w:val="20"/>
+          <w:szCs w:val="20"/>
+          <w:lang w:val="pt-PT"/>
+        </w:rPr>
+        <w:t>isins</w:t>
+      </w:r>
+      <w:proofErr w:type="spellEnd"/>
+      <w:r>
+        <w:rPr>
+          <w:rFonts w:ascii="Aptos" w:hAnsi="Aptos"/>
+          <w:sz w:val="20"/>
+          <w:szCs w:val="20"/>
+          <w:lang w:val="pt-PT"/>
+        </w:rPr>
+        <w:t xml:space="preserve">, que será um inteiro e representará o número de casas decimais que este </w:t>
+      </w:r>
+      <w:proofErr w:type="spellStart"/>
+      <w:r>
+        <w:rPr>
+          <w:rFonts w:ascii="Aptos" w:hAnsi="Aptos"/>
+          <w:sz w:val="20"/>
+          <w:szCs w:val="20"/>
+          <w:lang w:val="pt-PT"/>
+        </w:rPr>
+        <w:t>isin</w:t>
+      </w:r>
+      <w:proofErr w:type="spellEnd"/>
+      <w:r>
+        <w:rPr>
+          <w:rFonts w:ascii="Aptos" w:hAnsi="Aptos"/>
+          <w:sz w:val="20"/>
+          <w:szCs w:val="20"/>
+          <w:lang w:val="pt-PT"/>
+        </w:rPr>
+        <w:t xml:space="preserve"> permite quando se envia uma ordem ao T212.</w:t>
+      </w:r>
+    </w:p>
+    <w:p>
+      <w:pPr>
+        <w:rPr>
+          <w:rFonts w:ascii="Aptos" w:hAnsi="Aptos"/>
+          <w:sz w:val="20"/>
+          <w:szCs w:val="20"/>
+          <w:lang w:val="pt-PT"/>
+        </w:rPr>
+      </w:pPr>
+    </w:p>
+    <w:p>
+      <w:pPr>
+        <w:rPr>
+          <w:rFonts w:ascii="Aptos" w:hAnsi="Aptos"/>
+          <w:sz w:val="20"/>
+          <w:szCs w:val="20"/>
+          <w:lang w:val="pt-PT"/>
+        </w:rPr>
+      </w:pPr>
+      <w:r>
+        <w:rPr>
+          <w:rFonts w:ascii="Aptos" w:hAnsi="Aptos"/>
+          <w:sz w:val="20"/>
+          <w:szCs w:val="20"/>
+          <w:lang w:val="pt-PT"/>
+        </w:rPr>
+        <w:t xml:space="preserve">2) Quando carregas o </w:t>
+      </w:r>
+      <w:proofErr w:type="spellStart"/>
+      <w:r>
+        <w:rPr>
+          <w:rFonts w:ascii="Aptos" w:hAnsi="Aptos"/>
+          <w:sz w:val="20"/>
+          <w:szCs w:val="20"/>
+          <w:lang w:val="pt-PT"/>
+        </w:rPr>
+        <w:t>isin</w:t>
+      </w:r>
+      <w:proofErr w:type="spellEnd"/>
+      <w:r>
+        <w:rPr>
+          <w:rFonts w:ascii="Aptos" w:hAnsi="Aptos"/>
+          <w:sz w:val="20"/>
+          <w:szCs w:val="20"/>
+          <w:lang w:val="pt-PT"/>
+        </w:rPr>
+        <w:t xml:space="preserve"> no </w:t>
+      </w:r>
+      <w:proofErr w:type="spellStart"/>
+      <w:r>
+        <w:rPr>
+          <w:rFonts w:ascii="Aptos" w:hAnsi="Aptos"/>
+          <w:sz w:val="20"/>
+          <w:szCs w:val="20"/>
+          <w:lang w:val="pt-PT"/>
+        </w:rPr>
+        <w:t>AutomationEngine</w:t>
+      </w:r>
+      <w:proofErr w:type="spellEnd"/>
+      <w:r>
+        <w:rPr>
+          <w:rFonts w:ascii="Aptos" w:hAnsi="Aptos"/>
+          <w:sz w:val="20"/>
+          <w:szCs w:val="20"/>
+          <w:lang w:val="pt-PT"/>
+        </w:rPr>
+        <w:t xml:space="preserve">, trazes esse </w:t>
+      </w:r>
+      <w:proofErr w:type="spellStart"/>
+      <w:r>
+        <w:rPr>
+          <w:rFonts w:ascii="Aptos" w:hAnsi="Aptos"/>
+          <w:sz w:val="20"/>
+          <w:szCs w:val="20"/>
+          <w:lang w:val="pt-PT"/>
+        </w:rPr>
+        <w:t>quantity_precision</w:t>
+      </w:r>
+      <w:proofErr w:type="spellEnd"/>
+      <w:r>
+        <w:rPr>
+          <w:rFonts w:ascii="Aptos" w:hAnsi="Aptos"/>
+          <w:sz w:val="20"/>
+          <w:szCs w:val="20"/>
+          <w:lang w:val="pt-PT"/>
+        </w:rPr>
+        <w:t xml:space="preserve"> e arredondas o valor de quantidade ao número de casas decimais aí indicado.</w:t>
+      </w:r>
+    </w:p>
+    <w:p>
+      <w:pPr>
+        <w:rPr>
+          <w:rFonts w:ascii="Aptos" w:hAnsi="Aptos"/>
+          <w:sz w:val="20"/>
+          <w:szCs w:val="20"/>
+          <w:lang w:val="pt-PT"/>
+        </w:rPr>
+      </w:pPr>
+    </w:p>
+    <w:p>
+      <w:pPr>
+        <w:rPr>
+          <w:rFonts w:ascii="Aptos" w:hAnsi="Aptos"/>
+          <w:sz w:val="20"/>
+          <w:szCs w:val="20"/>
+          <w:lang w:val="pt-PT"/>
+        </w:rPr>
+      </w:pPr>
+      <w:r>
+        <w:rPr>
+          <w:rFonts w:ascii="Aptos" w:hAnsi="Aptos"/>
+          <w:sz w:val="20"/>
+          <w:szCs w:val="20"/>
+          <w:lang w:val="pt-PT"/>
+        </w:rPr>
+        <w:t xml:space="preserve">3) Se a T212 API da </w:t>
+      </w:r>
+      <w:proofErr w:type="spellStart"/>
+      <w:r>
+        <w:rPr>
+          <w:rFonts w:ascii="Aptos" w:hAnsi="Aptos"/>
+          <w:sz w:val="20"/>
+          <w:szCs w:val="20"/>
+          <w:lang w:val="pt-PT"/>
+        </w:rPr>
+        <w:t>Market</w:t>
+      </w:r>
+      <w:proofErr w:type="spellEnd"/>
+      <w:r>
+        <w:rPr>
+          <w:rFonts w:ascii="Aptos" w:hAnsi="Aptos"/>
+          <w:sz w:val="20"/>
+          <w:szCs w:val="20"/>
+          <w:lang w:val="pt-PT"/>
+        </w:rPr>
+        <w:t xml:space="preserve"> </w:t>
+      </w:r>
+      <w:proofErr w:type="spellStart"/>
+      <w:r>
+        <w:rPr>
+          <w:rFonts w:ascii="Aptos" w:hAnsi="Aptos"/>
+          <w:sz w:val="20"/>
+          <w:szCs w:val="20"/>
+          <w:lang w:val="pt-PT"/>
+        </w:rPr>
+        <w:t>Order</w:t>
+      </w:r>
+      <w:proofErr w:type="spellEnd"/>
+      <w:r>
+        <w:rPr>
+          <w:rFonts w:ascii="Aptos" w:hAnsi="Aptos"/>
+          <w:sz w:val="20"/>
+          <w:szCs w:val="20"/>
+          <w:lang w:val="pt-PT"/>
+        </w:rPr>
+        <w:t xml:space="preserve"> devolver um erro do género:</w:t>
+      </w:r>
+    </w:p>
+    <w:p>
+      <w:pPr>
+        <w:rPr>
+          <w:rFonts w:ascii="Aptos" w:hAnsi="Aptos"/>
+          <w:sz w:val="20"/>
+          <w:szCs w:val="20"/>
+          <w:lang w:val="pt-PT"/>
+        </w:rPr>
+      </w:pPr>
+    </w:p>
+    <w:p>
+      <w:pPr>
+        <w:rPr>
+          <w:rFonts w:ascii="Aptos" w:hAnsi="Aptos"/>
+          <w:sz w:val="20"/>
+          <w:szCs w:val="20"/>
+          <w:lang w:val="pt-PT"/>
+        </w:rPr>
+      </w:pPr>
+      <w:r>
+        <w:rPr>
+          <w:rFonts w:ascii="Aptos" w:hAnsi="Aptos"/>
+          <w:sz w:val="20"/>
+          <w:szCs w:val="20"/>
+          <w:lang w:val="pt-PT"/>
+        </w:rPr>
+        <w:t xml:space="preserve">Status </w:t>
+      </w:r>
+      <w:proofErr w:type="spellStart"/>
+      <w:r>
+        <w:rPr>
+          <w:rFonts w:ascii="Aptos" w:hAnsi="Aptos"/>
+          <w:sz w:val="20"/>
+          <w:szCs w:val="20"/>
+          <w:lang w:val="pt-PT"/>
+        </w:rPr>
+        <w:t>Code</w:t>
+      </w:r>
+      <w:proofErr w:type="spellEnd"/>
+      <w:r>
+        <w:rPr>
+          <w:rFonts w:ascii="Aptos" w:hAnsi="Aptos"/>
+          <w:sz w:val="20"/>
+          <w:szCs w:val="20"/>
+          <w:lang w:val="pt-PT"/>
+        </w:rPr>
+        <w:t xml:space="preserve">:  </w:t>
+      </w:r>
+      <w:proofErr w:type="gramStart"/>
+      <w:r>
+        <w:rPr>
+          <w:rFonts w:ascii="Aptos" w:hAnsi="Aptos"/>
+          <w:sz w:val="20"/>
+          <w:szCs w:val="20"/>
+          <w:lang w:val="pt-PT"/>
+        </w:rPr>
+        <w:t xml:space="preserve">   [</w:t>
+      </w:r>
+      <w:proofErr w:type="gramEnd"/>
+      <w:r>
+        <w:rPr>
+          <w:rFonts w:ascii="Aptos" w:hAnsi="Aptos"/>
+          <w:sz w:val="20"/>
+          <w:szCs w:val="20"/>
+          <w:lang w:val="pt-PT"/>
+        </w:rPr>
+        <w:t>FAILED] 400</w:t>
+      </w:r>
+    </w:p>
+    <w:p>
+      <w:pPr>
+        <w:rPr>
+          <w:rFonts w:ascii="Aptos" w:hAnsi="Aptos"/>
+          <w:sz w:val="20"/>
+          <w:szCs w:val="20"/>
+          <w:lang w:val="pt-PT"/>
+        </w:rPr>
+      </w:pPr>
+      <w:proofErr w:type="spellStart"/>
+      <w:r>
+        <w:rPr>
+          <w:rFonts w:ascii="Aptos" w:hAnsi="Aptos"/>
+          <w:sz w:val="20"/>
+          <w:szCs w:val="20"/>
+          <w:lang w:val="pt-PT"/>
+        </w:rPr>
+        <w:t>Content-Type</w:t>
+      </w:r>
+      <w:proofErr w:type="spellEnd"/>
+      <w:r>
+        <w:rPr>
+          <w:rFonts w:ascii="Aptos" w:hAnsi="Aptos"/>
+          <w:sz w:val="20"/>
+          <w:szCs w:val="20"/>
+          <w:lang w:val="pt-PT"/>
+        </w:rPr>
+        <w:t xml:space="preserve">:    </w:t>
+      </w:r>
+      <w:proofErr w:type="spellStart"/>
+      <w:r>
+        <w:rPr>
+          <w:rFonts w:ascii="Aptos" w:hAnsi="Aptos"/>
+          <w:sz w:val="20"/>
+          <w:szCs w:val="20"/>
+          <w:lang w:val="pt-PT"/>
+        </w:rPr>
+        <w:t>application</w:t>
+      </w:r>
+      <w:proofErr w:type="spellEnd"/>
+      <w:r>
+        <w:rPr>
+          <w:rFonts w:ascii="Aptos" w:hAnsi="Aptos"/>
+          <w:sz w:val="20"/>
+          <w:szCs w:val="20"/>
+          <w:lang w:val="pt-PT"/>
+        </w:rPr>
+        <w:t>/</w:t>
+      </w:r>
+      <w:proofErr w:type="spellStart"/>
+      <w:r>
+        <w:rPr>
+          <w:rFonts w:ascii="Aptos" w:hAnsi="Aptos"/>
+          <w:sz w:val="20"/>
+          <w:szCs w:val="20"/>
+          <w:lang w:val="pt-PT"/>
+        </w:rPr>
+        <w:t>json</w:t>
+      </w:r>
+      <w:proofErr w:type="spellEnd"/>
+    </w:p>
+    <w:p>
+      <w:pPr>
+        <w:rPr>
+          <w:rFonts w:ascii="Aptos" w:hAnsi="Aptos"/>
+          <w:sz w:val="20"/>
+          <w:szCs w:val="20"/>
+          <w:lang w:val="pt-PT"/>
+        </w:rPr>
+      </w:pPr>
+      <w:r>
+        <w:rPr>
+          <w:rFonts w:ascii="Aptos" w:hAnsi="Aptos"/>
+          <w:sz w:val="20"/>
+          <w:szCs w:val="20"/>
+          <w:lang w:val="pt-PT"/>
+        </w:rPr>
+        <w:t xml:space="preserve">Response </w:t>
+      </w:r>
+      <w:proofErr w:type="spellStart"/>
+      <w:r>
+        <w:rPr>
+          <w:rFonts w:ascii="Aptos" w:hAnsi="Aptos"/>
+          <w:sz w:val="20"/>
+          <w:szCs w:val="20"/>
+          <w:lang w:val="pt-PT"/>
+        </w:rPr>
+        <w:t>Size</w:t>
+      </w:r>
+      <w:proofErr w:type="spellEnd"/>
+      <w:r>
+        <w:rPr>
+          <w:rFonts w:ascii="Aptos" w:hAnsi="Aptos"/>
+          <w:sz w:val="20"/>
+          <w:szCs w:val="20"/>
+          <w:lang w:val="pt-PT"/>
+        </w:rPr>
+        <w:t>:   188 bytes</w:t>
+      </w:r>
+    </w:p>
+    <w:p>
+      <w:pPr>
+        <w:rPr>
+          <w:rFonts w:ascii="Aptos" w:hAnsi="Aptos"/>
+          <w:sz w:val="20"/>
+          <w:szCs w:val="20"/>
+          <w:lang w:val="pt-PT"/>
+        </w:rPr>
+      </w:pPr>
+      <w:proofErr w:type="spellStart"/>
+      <w:r>
+        <w:rPr>
+          <w:rFonts w:ascii="Aptos" w:hAnsi="Aptos"/>
+          <w:sz w:val="20"/>
+          <w:szCs w:val="20"/>
+          <w:lang w:val="pt-PT"/>
+        </w:rPr>
+        <w:t>Duration</w:t>
+      </w:r>
+      <w:proofErr w:type="spellEnd"/>
+      <w:r>
+        <w:rPr>
+          <w:rFonts w:ascii="Aptos" w:hAnsi="Aptos"/>
+          <w:sz w:val="20"/>
+          <w:szCs w:val="20"/>
+          <w:lang w:val="pt-PT"/>
+        </w:rPr>
+        <w:t xml:space="preserve">:        0.558 </w:t>
+      </w:r>
+      <w:proofErr w:type="spellStart"/>
+      <w:r>
+        <w:rPr>
+          <w:rFonts w:ascii="Aptos" w:hAnsi="Aptos"/>
+          <w:sz w:val="20"/>
+          <w:szCs w:val="20"/>
+          <w:lang w:val="pt-PT"/>
+        </w:rPr>
+        <w:t>seconds</w:t>
+      </w:r>
+      <w:proofErr w:type="spellEnd"/>
+    </w:p>
+    <w:p>
+      <w:pPr>
+        <w:rPr>
+          <w:rFonts w:ascii="Aptos" w:hAnsi="Aptos"/>
+          <w:sz w:val="20"/>
+          <w:szCs w:val="20"/>
+          <w:lang w:val="pt-PT"/>
+        </w:rPr>
+      </w:pPr>
+    </w:p>
+    <w:p>
+      <w:pPr>
+        <w:rPr>
+          <w:rFonts w:ascii="Aptos" w:hAnsi="Aptos"/>
+          <w:sz w:val="20"/>
+          <w:szCs w:val="20"/>
+          <w:lang w:val="pt-PT"/>
+        </w:rPr>
+      </w:pPr>
+      <w:r>
+        <w:rPr>
+          <w:rFonts w:ascii="Aptos" w:hAnsi="Aptos"/>
+          <w:sz w:val="20"/>
+          <w:szCs w:val="20"/>
+          <w:lang w:val="pt-PT"/>
+        </w:rPr>
+        <w:t>RESPONSE BODY:</w:t>
+      </w:r>
+    </w:p>
+    <w:p>
+      <w:pPr>
+        <w:rPr>
+          <w:rFonts w:ascii="Aptos" w:hAnsi="Aptos"/>
+          <w:sz w:val="20"/>
+          <w:szCs w:val="20"/>
+          <w:lang w:val="pt-PT"/>
+        </w:rPr>
+      </w:pPr>
+    </w:p>
+    <w:p>
+      <w:pPr>
+        <w:rPr>
+          <w:rFonts w:ascii="Aptos" w:hAnsi="Aptos"/>
+          <w:sz w:val="20"/>
+          <w:szCs w:val="20"/>
+          <w:lang w:val="pt-PT"/>
+        </w:rPr>
+      </w:pPr>
+      <w:r>
+        <w:rPr>
+          <w:rFonts w:ascii="Aptos" w:hAnsi="Aptos"/>
+          <w:sz w:val="20"/>
+          <w:szCs w:val="20"/>
+          <w:lang w:val="pt-PT"/>
+        </w:rPr>
+        <w:t>{</w:t>
+      </w:r>
+    </w:p>
+    <w:p>
+      <w:pPr>
+        <w:rPr>
+          <w:rFonts w:ascii="Aptos" w:hAnsi="Aptos"/>
+          <w:sz w:val="20"/>
+          <w:szCs w:val="20"/>
+          <w:lang w:val="pt-PT"/>
+        </w:rPr>
+      </w:pPr>
+      <w:r>
+        <w:rPr>
+          <w:rFonts w:ascii="Aptos" w:hAnsi="Aptos"/>
+          <w:sz w:val="20"/>
+          <w:szCs w:val="20"/>
+          <w:lang w:val="pt-PT"/>
+        </w:rPr>
+        <w:t xml:space="preserve">  "</w:t>
+      </w:r>
+      <w:proofErr w:type="spellStart"/>
+      <w:r>
+        <w:rPr>
+          <w:rFonts w:ascii="Aptos" w:hAnsi="Aptos"/>
+          <w:sz w:val="20"/>
+          <w:szCs w:val="20"/>
+          <w:lang w:val="pt-PT"/>
+        </w:rPr>
+        <w:t>type</w:t>
+      </w:r>
+      <w:proofErr w:type="spellEnd"/>
+      <w:r>
+        <w:rPr>
+          <w:rFonts w:ascii="Aptos" w:hAnsi="Aptos"/>
+          <w:sz w:val="20"/>
+          <w:szCs w:val="20"/>
+          <w:lang w:val="pt-PT"/>
+        </w:rPr>
+        <w:t>": "/</w:t>
+      </w:r>
+      <w:proofErr w:type="spellStart"/>
+      <w:r>
+        <w:rPr>
+          <w:rFonts w:ascii="Aptos" w:hAnsi="Aptos"/>
+          <w:sz w:val="20"/>
+          <w:szCs w:val="20"/>
+          <w:lang w:val="pt-PT"/>
+        </w:rPr>
+        <w:t>api-errors</w:t>
+      </w:r>
+      <w:proofErr w:type="spellEnd"/>
+      <w:r>
+        <w:rPr>
+          <w:rFonts w:ascii="Aptos" w:hAnsi="Aptos"/>
+          <w:sz w:val="20"/>
+          <w:szCs w:val="20"/>
+          <w:lang w:val="pt-PT"/>
+        </w:rPr>
+        <w:t>/</w:t>
+      </w:r>
+      <w:proofErr w:type="spellStart"/>
+      <w:r>
+        <w:rPr>
+          <w:rFonts w:ascii="Aptos" w:hAnsi="Aptos"/>
+          <w:sz w:val="20"/>
+          <w:szCs w:val="20"/>
+          <w:lang w:val="pt-PT"/>
+        </w:rPr>
+        <w:t>quantity-precision-mismatch</w:t>
+      </w:r>
+      <w:proofErr w:type="spellEnd"/>
+      <w:r>
+        <w:rPr>
+          <w:rFonts w:ascii="Aptos" w:hAnsi="Aptos"/>
+          <w:sz w:val="20"/>
+          <w:szCs w:val="20"/>
+          <w:lang w:val="pt-PT"/>
+        </w:rPr>
+        <w:t>",</w:t>
+      </w:r>
+    </w:p>
+    <w:p>
+      <w:pPr>
+        <w:rPr>
+          <w:rFonts w:ascii="Aptos" w:hAnsi="Aptos"/>
+          <w:sz w:val="20"/>
+          <w:szCs w:val="20"/>
+        </w:rPr>
+      </w:pPr>
+      <w:r>
+        <w:rPr>
+          <w:rFonts w:ascii="Aptos" w:hAnsi="Aptos"/>
+          <w:sz w:val="20"/>
+          <w:szCs w:val="20"/>
+          <w:lang w:val="pt-PT"/>
+        </w:rPr>
+        <w:t xml:space="preserve">  </w:t>
+      </w:r>
+      <w:r>
+        <w:rPr>
+          <w:rFonts w:ascii="Aptos" w:hAnsi="Aptos"/>
+          <w:sz w:val="20"/>
+          <w:szCs w:val="20"/>
+        </w:rPr>
+        <w:t>"title": "Error while placing the order",</w:t>
+      </w:r>
+    </w:p>
+    <w:p>
+      <w:pPr>
+        <w:rPr>
+          <w:rFonts w:ascii="Aptos" w:hAnsi="Aptos"/>
+          <w:sz w:val="20"/>
+          <w:szCs w:val="20"/>
+        </w:rPr>
+      </w:pPr>
+      <w:r>
+        <w:rPr>
+          <w:rFonts w:ascii="Aptos" w:hAnsi="Aptos"/>
+          <w:sz w:val="20"/>
+          <w:szCs w:val="20"/>
+        </w:rPr>
+        <w:t xml:space="preserve">  "status": 400,</w:t>
+      </w:r>
+    </w:p>
+    <w:p>
+      <w:pPr>
+        <w:rPr>
+          <w:rFonts w:ascii="Aptos" w:hAnsi="Aptos"/>
+          <w:sz w:val="20"/>
+          <w:szCs w:val="20"/>
+        </w:rPr>
+      </w:pPr>
+      <w:r>
+        <w:rPr>
+          <w:rFonts w:ascii="Aptos" w:hAnsi="Aptos"/>
+          <w:sz w:val="20"/>
+          <w:szCs w:val="20"/>
+        </w:rPr>
+        <w:t xml:space="preserve">  "detail": "invalid quantity precision 2",</w:t>
+      </w:r>
+    </w:p>
+    <w:p>
+      <w:pPr>
+        <w:rPr>
+          <w:rFonts w:ascii="Aptos" w:hAnsi="Aptos"/>
+          <w:sz w:val="20"/>
+          <w:szCs w:val="20"/>
+          <w:lang w:val="pt-PT"/>
+        </w:rPr>
+      </w:pPr>
+      <w:r>
+        <w:rPr>
+          <w:rFonts w:ascii="Aptos" w:hAnsi="Aptos"/>
+          <w:sz w:val="20"/>
+          <w:szCs w:val="20"/>
+        </w:rPr>
+        <w:t xml:space="preserve">  </w:t>
+      </w:r>
+      <w:r>
+        <w:rPr>
+          <w:rFonts w:ascii="Aptos" w:hAnsi="Aptos"/>
+          <w:sz w:val="20"/>
+          <w:szCs w:val="20"/>
+          <w:lang w:val="pt-PT"/>
+        </w:rPr>
+        <w:t>"</w:t>
+      </w:r>
+      <w:proofErr w:type="spellStart"/>
+      <w:r>
+        <w:rPr>
+          <w:rFonts w:ascii="Aptos" w:hAnsi="Aptos"/>
+          <w:sz w:val="20"/>
+          <w:szCs w:val="20"/>
+          <w:lang w:val="pt-PT"/>
+        </w:rPr>
+        <w:t>traceId</w:t>
+      </w:r>
+      <w:proofErr w:type="spellEnd"/>
+      <w:r>
+        <w:rPr>
+          <w:rFonts w:ascii="Aptos" w:hAnsi="Aptos"/>
+          <w:sz w:val="20"/>
+          <w:szCs w:val="20"/>
+          <w:lang w:val="pt-PT"/>
+        </w:rPr>
+        <w:t>": "a19c1cad2fbd579ecd059e61517db43b"</w:t>
+      </w:r>
+    </w:p>
+    <w:p>
+      <w:pPr>
+        <w:rPr>
+          <w:rFonts w:ascii="Aptos" w:hAnsi="Aptos"/>
+          <w:sz w:val="20"/>
+          <w:szCs w:val="20"/>
+          <w:lang w:val="pt-PT"/>
+        </w:rPr>
+      </w:pPr>
+      <w:r>
+        <w:rPr>
+          <w:rFonts w:ascii="Aptos" w:hAnsi="Aptos"/>
+          <w:sz w:val="20"/>
+          <w:szCs w:val="20"/>
+          <w:lang w:val="pt-PT"/>
+        </w:rPr>
+        <w:t>}</w:t>
+      </w:r>
+    </w:p>
+    <w:p>
+      <w:pPr>
+        <w:rPr>
+          <w:rFonts w:ascii="Aptos" w:hAnsi="Aptos"/>
+          <w:sz w:val="20"/>
+          <w:szCs w:val="20"/>
+          <w:lang w:val="pt-PT"/>
+        </w:rPr>
+      </w:pPr>
+    </w:p>
+    <w:p>
+      <w:pPr>
+        <w:rPr>
+          <w:rFonts w:ascii="Aptos" w:hAnsi="Aptos"/>
+          <w:sz w:val="20"/>
+          <w:szCs w:val="20"/>
+          <w:lang w:val="pt-PT"/>
+        </w:rPr>
+      </w:pPr>
+      <w:r>
+        <w:rPr>
+          <w:rFonts w:ascii="Aptos" w:hAnsi="Aptos"/>
+          <w:sz w:val="20"/>
+          <w:szCs w:val="20"/>
+          <w:lang w:val="pt-PT"/>
+        </w:rPr>
+        <w:t xml:space="preserve">4) Nesse caso deves fazer UPDATE do ISIN SET </w:t>
+      </w:r>
+      <w:proofErr w:type="spellStart"/>
+      <w:r>
+        <w:rPr>
+          <w:rFonts w:ascii="Aptos" w:hAnsi="Aptos"/>
+          <w:sz w:val="20"/>
+          <w:szCs w:val="20"/>
+          <w:lang w:val="pt-PT"/>
+        </w:rPr>
+        <w:t>quantity_precision</w:t>
+      </w:r>
+      <w:proofErr w:type="spellEnd"/>
+      <w:r>
+        <w:rPr>
+          <w:rFonts w:ascii="Aptos" w:hAnsi="Aptos"/>
+          <w:sz w:val="20"/>
+          <w:szCs w:val="20"/>
+          <w:lang w:val="pt-PT"/>
+        </w:rPr>
+        <w:t xml:space="preserve"> = {ao número inteiro que vem no campo "</w:t>
+      </w:r>
+      <w:proofErr w:type="spellStart"/>
+      <w:r>
+        <w:rPr>
+          <w:rFonts w:ascii="Aptos" w:hAnsi="Aptos"/>
+          <w:sz w:val="20"/>
+          <w:szCs w:val="20"/>
+          <w:lang w:val="pt-PT"/>
+        </w:rPr>
+        <w:t>detail</w:t>
+      </w:r>
+      <w:proofErr w:type="spellEnd"/>
+      <w:r>
+        <w:rPr>
+          <w:rFonts w:ascii="Aptos" w:hAnsi="Aptos"/>
+          <w:sz w:val="20"/>
+          <w:szCs w:val="20"/>
+          <w:lang w:val="pt-PT"/>
+        </w:rPr>
+        <w:t>" do retorno à frente do "</w:t>
+      </w:r>
+      <w:proofErr w:type="spellStart"/>
+      <w:r>
+        <w:rPr>
+          <w:rFonts w:ascii="Aptos" w:hAnsi="Aptos"/>
+          <w:sz w:val="20"/>
+          <w:szCs w:val="20"/>
+          <w:lang w:val="pt-PT"/>
+        </w:rPr>
+        <w:t>invalid</w:t>
+      </w:r>
+      <w:proofErr w:type="spellEnd"/>
+      <w:r>
+        <w:rPr>
+          <w:rFonts w:ascii="Aptos" w:hAnsi="Aptos"/>
+          <w:sz w:val="20"/>
+          <w:szCs w:val="20"/>
+          <w:lang w:val="pt-PT"/>
+        </w:rPr>
+        <w:t xml:space="preserve"> </w:t>
+      </w:r>
+      <w:proofErr w:type="spellStart"/>
+      <w:r>
+        <w:rPr>
+          <w:rFonts w:ascii="Aptos" w:hAnsi="Aptos"/>
+          <w:sz w:val="20"/>
+          <w:szCs w:val="20"/>
+          <w:lang w:val="pt-PT"/>
+        </w:rPr>
+        <w:t>quantity</w:t>
+      </w:r>
+      <w:proofErr w:type="spellEnd"/>
+      <w:r>
+        <w:rPr>
+          <w:rFonts w:ascii="Aptos" w:hAnsi="Aptos"/>
+          <w:sz w:val="20"/>
+          <w:szCs w:val="20"/>
+          <w:lang w:val="pt-PT"/>
+        </w:rPr>
+        <w:t xml:space="preserve"> </w:t>
+      </w:r>
+      <w:proofErr w:type="spellStart"/>
+      <w:r>
+        <w:rPr>
+          <w:rFonts w:ascii="Aptos" w:hAnsi="Aptos"/>
+          <w:sz w:val="20"/>
+          <w:szCs w:val="20"/>
+          <w:lang w:val="pt-PT"/>
+        </w:rPr>
+        <w:t>precision</w:t>
+      </w:r>
+      <w:proofErr w:type="spellEnd"/>
+      <w:r>
+        <w:rPr>
+          <w:rFonts w:ascii="Aptos" w:hAnsi="Aptos"/>
+          <w:sz w:val="20"/>
+          <w:szCs w:val="20"/>
+          <w:lang w:val="pt-PT"/>
+        </w:rPr>
+        <w:t>". No exemplo acima seria 2.</w:t>
+      </w:r>
+    </w:p>
+    <w:p>
+      <w:pPr>
+        <w:rPr>
+          <w:rFonts w:ascii="Aptos" w:hAnsi="Aptos"/>
+          <w:sz w:val="20"/>
+          <w:szCs w:val="20"/>
+          <w:lang w:val="pt-PT"/>
+        </w:rPr>
+      </w:pPr>
+    </w:p>
+    <w:p>
+      <w:pPr>
+        <w:rPr>
+          <w:rFonts w:ascii="Aptos" w:hAnsi="Aptos"/>
+          <w:sz w:val="20"/>
+          <w:szCs w:val="20"/>
+          <w:lang w:val="pt-PT"/>
+        </w:rPr>
+      </w:pPr>
+      <w:r>
+        <w:rPr>
+          <w:rFonts w:ascii="Aptos" w:hAnsi="Aptos"/>
+          <w:sz w:val="20"/>
+          <w:szCs w:val="20"/>
+          <w:lang w:val="pt-PT"/>
+        </w:rPr>
+        <w:t>5) Deves também repetir a chamada à T212 que falhou com o novo número de casas decimais.</w:t>
+      </w:r>
+    </w:p>
+    <w:p>
+      <w:pPr>
+        <w:rPr>
+          <w:rFonts w:ascii="Aptos" w:hAnsi="Aptos"/>
+          <w:sz w:val="20"/>
+          <w:szCs w:val="20"/>
+          <w:lang w:val="pt-PT"/>
+        </w:rPr>
+      </w:pPr>
+    </w:p>
+    <w:p>
+      <w:pPr>
+        <w:rPr>
+          <w:rFonts w:ascii="Aptos" w:hAnsi="Aptos"/>
+          <w:sz w:val="20"/>
+          <w:szCs w:val="20"/>
+          <w:lang w:val="pt-PT"/>
+        </w:rPr>
+      </w:pPr>
+      <w:r>
+        <w:rPr>
+          <w:rFonts w:ascii="Aptos" w:hAnsi="Aptos"/>
+          <w:sz w:val="20"/>
+          <w:szCs w:val="20"/>
+          <w:lang w:val="pt-PT"/>
+        </w:rPr>
+        <w:t>Vamos a isto?</w:t>
+      </w:r>
+    </w:p>
+    <w:p>
+      <w:pPr>
+        <w:rPr>
+          <w:rFonts w:ascii="Aptos" w:hAnsi="Aptos"/>
+          <w:sz w:val="20"/>
+          <w:szCs w:val="20"/>
+          <w:lang w:val="pt-PT"/>
+        </w:rPr>
+      </w:pPr>
+      <w:r>
+        <w:rPr>
+          <w:rFonts w:ascii="Aptos" w:hAnsi="Aptos"/>
+          <w:sz w:val="20"/>
+          <w:szCs w:val="20"/>
+          <w:lang w:val="pt-PT"/>
+        </w:rPr>
+        <w:br w:type="page"/>
+      </w:r>
+    </w:p>
+    <w:p>
+      <w:pPr>
+        <w:rPr>
+          <w:rFonts w:ascii="Aptos" w:hAnsi="Aptos"/>
+          <w:sz w:val="14"/>
+          <w:szCs w:val="14"/>
+          <w:lang w:val="pt-PT"/>
+        </w:rPr>
+      </w:pPr>
+      <w:r>
+        <w:rPr>
+          <w:rFonts w:ascii="Aptos" w:hAnsi="Aptos"/>
+          <w:sz w:val="14"/>
+          <w:szCs w:val="14"/>
+          <w:lang w:val="pt-PT"/>
+        </w:rPr>
+        <w:lastRenderedPageBreak/>
+        <w:t xml:space="preserve">Duas alterações ao </w:t>
+      </w:r>
+      <w:proofErr w:type="spellStart"/>
+      <w:r>
+        <w:rPr>
+          <w:rFonts w:ascii="Aptos" w:hAnsi="Aptos"/>
+          <w:sz w:val="14"/>
+          <w:szCs w:val="14"/>
+          <w:lang w:val="pt-PT"/>
+        </w:rPr>
+        <w:t>AutomationEngine</w:t>
+      </w:r>
+      <w:proofErr w:type="spellEnd"/>
+      <w:r>
+        <w:rPr>
+          <w:rFonts w:ascii="Aptos" w:hAnsi="Aptos"/>
+          <w:sz w:val="14"/>
+          <w:szCs w:val="14"/>
+          <w:lang w:val="pt-PT"/>
+        </w:rPr>
+        <w:t>:</w:t>
+      </w:r>
+    </w:p>
+    <w:p>
+      <w:pPr>
+        <w:rPr>
+          <w:rFonts w:ascii="Aptos" w:hAnsi="Aptos"/>
+          <w:sz w:val="14"/>
+          <w:szCs w:val="14"/>
+          <w:lang w:val="pt-PT"/>
+        </w:rPr>
+      </w:pPr>
+      <w:r>
+        <w:rPr>
+          <w:rFonts w:ascii="Aptos" w:hAnsi="Aptos"/>
+          <w:sz w:val="14"/>
+          <w:szCs w:val="14"/>
+          <w:lang w:val="pt-PT"/>
+        </w:rPr>
+        <w:t xml:space="preserve">1) Na Fase 1, os </w:t>
+      </w:r>
+      <w:proofErr w:type="spellStart"/>
+      <w:r>
+        <w:rPr>
+          <w:rFonts w:ascii="Aptos" w:hAnsi="Aptos"/>
+          <w:sz w:val="14"/>
+          <w:szCs w:val="14"/>
+          <w:lang w:val="pt-PT"/>
+        </w:rPr>
+        <w:t>ISINs</w:t>
+      </w:r>
+      <w:proofErr w:type="spellEnd"/>
+      <w:r>
+        <w:rPr>
+          <w:rFonts w:ascii="Aptos" w:hAnsi="Aptos"/>
+          <w:sz w:val="14"/>
+          <w:szCs w:val="14"/>
+          <w:lang w:val="pt-PT"/>
+        </w:rPr>
+        <w:t xml:space="preserve"> que precisarem de </w:t>
+      </w:r>
+      <w:proofErr w:type="spellStart"/>
+      <w:r>
+        <w:rPr>
+          <w:rFonts w:ascii="Aptos" w:hAnsi="Aptos"/>
+          <w:sz w:val="14"/>
+          <w:szCs w:val="14"/>
+          <w:lang w:val="pt-PT"/>
+        </w:rPr>
+        <w:t>setup</w:t>
+      </w:r>
+      <w:proofErr w:type="spellEnd"/>
+      <w:r>
+        <w:rPr>
+          <w:rFonts w:ascii="Aptos" w:hAnsi="Aptos"/>
+          <w:sz w:val="14"/>
+          <w:szCs w:val="14"/>
+          <w:lang w:val="pt-PT"/>
+        </w:rPr>
+        <w:t xml:space="preserve"> inicial, antes de qualquer </w:t>
+      </w:r>
+      <w:proofErr w:type="spellStart"/>
+      <w:r>
+        <w:rPr>
+          <w:rFonts w:ascii="Aptos" w:hAnsi="Aptos"/>
+          <w:sz w:val="14"/>
+          <w:szCs w:val="14"/>
+          <w:lang w:val="pt-PT"/>
+        </w:rPr>
+        <w:t>Market</w:t>
+      </w:r>
+      <w:proofErr w:type="spellEnd"/>
+      <w:r>
+        <w:rPr>
+          <w:rFonts w:ascii="Aptos" w:hAnsi="Aptos"/>
+          <w:sz w:val="14"/>
+          <w:szCs w:val="14"/>
+          <w:lang w:val="pt-PT"/>
+        </w:rPr>
+        <w:t xml:space="preserve"> </w:t>
+      </w:r>
+      <w:proofErr w:type="spellStart"/>
+      <w:r>
+        <w:rPr>
+          <w:rFonts w:ascii="Aptos" w:hAnsi="Aptos"/>
+          <w:sz w:val="14"/>
+          <w:szCs w:val="14"/>
+          <w:lang w:val="pt-PT"/>
+        </w:rPr>
+        <w:t>Order</w:t>
+      </w:r>
+      <w:proofErr w:type="spellEnd"/>
+      <w:r>
+        <w:rPr>
+          <w:rFonts w:ascii="Aptos" w:hAnsi="Aptos"/>
+          <w:sz w:val="14"/>
+          <w:szCs w:val="14"/>
+          <w:lang w:val="pt-PT"/>
+        </w:rPr>
+        <w:t xml:space="preserve">, tem de se ir buscar o preço atualizado do ISIN à T212 e atualizá-lo na tabela de </w:t>
+      </w:r>
+      <w:proofErr w:type="spellStart"/>
+      <w:r>
+        <w:rPr>
+          <w:rFonts w:ascii="Aptos" w:hAnsi="Aptos"/>
+          <w:sz w:val="14"/>
+          <w:szCs w:val="14"/>
+          <w:lang w:val="pt-PT"/>
+        </w:rPr>
+        <w:t>isins</w:t>
+      </w:r>
+      <w:proofErr w:type="spellEnd"/>
+      <w:r>
+        <w:rPr>
+          <w:rFonts w:ascii="Aptos" w:hAnsi="Aptos"/>
+          <w:sz w:val="14"/>
+          <w:szCs w:val="14"/>
+          <w:lang w:val="pt-PT"/>
+        </w:rPr>
+        <w:t>. É com base nesse preço atualizado que depois se devem colocar as Ordens de BUY e SELL.</w:t>
+      </w:r>
+    </w:p>
+    <w:p>
+      <w:pPr>
+        <w:rPr>
+          <w:rFonts w:ascii="Aptos" w:hAnsi="Aptos"/>
+          <w:sz w:val="14"/>
+          <w:szCs w:val="14"/>
+          <w:lang w:val="pt-PT"/>
+        </w:rPr>
+      </w:pPr>
+      <w:r>
+        <w:rPr>
+          <w:rFonts w:ascii="Aptos" w:hAnsi="Aptos"/>
+          <w:sz w:val="14"/>
+          <w:szCs w:val="14"/>
+          <w:lang w:val="pt-PT"/>
+        </w:rPr>
+        <w:t xml:space="preserve">2) Na Fase 2, quando há uma </w:t>
+      </w:r>
+      <w:proofErr w:type="spellStart"/>
+      <w:r>
+        <w:rPr>
+          <w:rFonts w:ascii="Aptos" w:hAnsi="Aptos"/>
+          <w:sz w:val="14"/>
+          <w:szCs w:val="14"/>
+          <w:lang w:val="pt-PT"/>
+        </w:rPr>
+        <w:t>order</w:t>
+      </w:r>
+      <w:proofErr w:type="spellEnd"/>
+      <w:r>
+        <w:rPr>
+          <w:rFonts w:ascii="Aptos" w:hAnsi="Aptos"/>
+          <w:sz w:val="14"/>
+          <w:szCs w:val="14"/>
+          <w:lang w:val="pt-PT"/>
+        </w:rPr>
+        <w:t xml:space="preserve"> que não é encontrada na T212 API (como </w:t>
+      </w:r>
+      <w:proofErr w:type="gramStart"/>
+      <w:r>
+        <w:rPr>
+          <w:rFonts w:ascii="Aptos" w:hAnsi="Aptos"/>
+          <w:sz w:val="14"/>
+          <w:szCs w:val="14"/>
+          <w:lang w:val="pt-PT"/>
+        </w:rPr>
+        <w:t>pro</w:t>
+      </w:r>
+      <w:proofErr w:type="gramEnd"/>
+      <w:r>
+        <w:rPr>
+          <w:rFonts w:ascii="Aptos" w:hAnsi="Aptos"/>
+          <w:sz w:val="14"/>
+          <w:szCs w:val="14"/>
+          <w:lang w:val="pt-PT"/>
+        </w:rPr>
+        <w:t xml:space="preserve"> exemplo aconteceu no exemplo deste log: </w:t>
+      </w:r>
+      <w:proofErr w:type="spellStart"/>
+      <w:proofErr w:type="gramStart"/>
+      <w:r>
+        <w:rPr>
+          <w:rFonts w:ascii="Aptos" w:hAnsi="Aptos"/>
+          <w:sz w:val="14"/>
+          <w:szCs w:val="14"/>
+          <w:lang w:val="pt-PT"/>
+        </w:rPr>
+        <w:t>services.automation</w:t>
+      </w:r>
+      <w:proofErr w:type="gramEnd"/>
+      <w:r>
+        <w:rPr>
+          <w:rFonts w:ascii="Aptos" w:hAnsi="Aptos"/>
+          <w:sz w:val="14"/>
+          <w:szCs w:val="14"/>
+          <w:lang w:val="pt-PT"/>
+        </w:rPr>
+        <w:t>_</w:t>
+      </w:r>
+      <w:proofErr w:type="gramStart"/>
+      <w:r>
+        <w:rPr>
+          <w:rFonts w:ascii="Aptos" w:hAnsi="Aptos"/>
+          <w:sz w:val="14"/>
+          <w:szCs w:val="14"/>
+          <w:lang w:val="pt-PT"/>
+        </w:rPr>
+        <w:t>engine.AutomationEngine</w:t>
+      </w:r>
+      <w:proofErr w:type="spellEnd"/>
+      <w:proofErr w:type="gramEnd"/>
+      <w:r>
+        <w:rPr>
+          <w:rFonts w:ascii="Aptos" w:hAnsi="Aptos"/>
+          <w:sz w:val="14"/>
+          <w:szCs w:val="14"/>
+          <w:lang w:val="pt-PT"/>
+        </w:rPr>
+        <w:t xml:space="preserve"> - INFO - </w:t>
+      </w:r>
+      <w:proofErr w:type="spellStart"/>
+      <w:r>
+        <w:rPr>
+          <w:rFonts w:ascii="Aptos" w:hAnsi="Aptos"/>
+          <w:sz w:val="14"/>
+          <w:szCs w:val="14"/>
+          <w:lang w:val="pt-PT"/>
+        </w:rPr>
+        <w:t>AutomationEngine</w:t>
+      </w:r>
+      <w:proofErr w:type="spellEnd"/>
+      <w:r>
+        <w:rPr>
+          <w:rFonts w:ascii="Aptos" w:hAnsi="Aptos"/>
+          <w:sz w:val="14"/>
+          <w:szCs w:val="14"/>
+          <w:lang w:val="pt-PT"/>
+        </w:rPr>
+        <w:t xml:space="preserve"> | FASE 2 | </w:t>
+      </w:r>
+      <w:r>
+        <w:rPr>
+          <w:rFonts w:ascii="Segoe UI Emoji" w:hAnsi="Segoe UI Emoji" w:cs="Segoe UI Emoji"/>
+          <w:sz w:val="14"/>
+          <w:szCs w:val="14"/>
+          <w:lang w:val="pt-PT"/>
+        </w:rPr>
+        <w:t>ℹ</w:t>
+      </w:r>
+      <w:r>
+        <w:rPr>
+          <w:rFonts w:ascii="Segoe UI Emoji" w:hAnsi="Segoe UI Emoji" w:cs="Segoe UI Emoji"/>
+          <w:sz w:val="14"/>
+          <w:szCs w:val="14"/>
+        </w:rPr>
+        <w:t>️</w:t>
+      </w:r>
+      <w:r>
+        <w:rPr>
+          <w:rFonts w:ascii="Aptos" w:hAnsi="Aptos"/>
+          <w:sz w:val="14"/>
+          <w:szCs w:val="14"/>
+          <w:lang w:val="pt-PT"/>
+        </w:rPr>
+        <w:t xml:space="preserve"> Ordem 55350866382 (</w:t>
+      </w:r>
+      <w:proofErr w:type="spellStart"/>
+      <w:r>
+        <w:rPr>
+          <w:rFonts w:ascii="Aptos" w:hAnsi="Aptos"/>
+          <w:sz w:val="14"/>
+          <w:szCs w:val="14"/>
+          <w:lang w:val="pt-PT"/>
+        </w:rPr>
+        <w:t>NQSEd_EQ</w:t>
+      </w:r>
+      <w:proofErr w:type="spellEnd"/>
+      <w:r>
+        <w:rPr>
+          <w:rFonts w:ascii="Aptos" w:hAnsi="Aptos"/>
+          <w:sz w:val="14"/>
+          <w:szCs w:val="14"/>
+          <w:lang w:val="pt-PT"/>
+        </w:rPr>
+        <w:t>) não encontrada em T212 - pode estar FILLE</w:t>
+      </w:r>
+      <w:r>
+        <w:rPr>
+          <w:rFonts w:ascii="Aptos" w:hAnsi="Aptos"/>
+          <w:sz w:val="14"/>
+          <w:szCs w:val="14"/>
+          <w:lang w:val="pt-PT"/>
+        </w:rPr>
+        <w:t>), devemos fazer o seguinte:</w:t>
+      </w:r>
+    </w:p>
+    <w:p>
+      <w:pPr>
+        <w:pStyle w:val="ListParagraph"/>
+        <w:numPr>
+          <w:ilvl w:val="1"/>
+          <w:numId w:val="5"/>
+        </w:numPr>
+        <w:rPr>
+          <w:rFonts w:ascii="Aptos" w:hAnsi="Aptos"/>
+          <w:sz w:val="14"/>
+          <w:szCs w:val="14"/>
+          <w:lang w:val="pt-PT"/>
+        </w:rPr>
+      </w:pPr>
+      <w:r>
+        <w:rPr>
+          <w:rFonts w:ascii="Aptos" w:hAnsi="Aptos"/>
+          <w:sz w:val="14"/>
+          <w:szCs w:val="14"/>
+          <w:lang w:val="pt-PT"/>
+        </w:rPr>
+        <w:t>Chamar a API T212 “</w:t>
+      </w:r>
+      <w:proofErr w:type="spellStart"/>
+      <w:r>
+        <w:rPr>
+          <w:rFonts w:ascii="Aptos" w:hAnsi="Aptos"/>
+          <w:sz w:val="14"/>
+          <w:szCs w:val="14"/>
+          <w:lang w:val="pt-PT"/>
+        </w:rPr>
+        <w:t>Get</w:t>
+      </w:r>
+      <w:proofErr w:type="spellEnd"/>
+      <w:r>
+        <w:rPr>
+          <w:rFonts w:ascii="Aptos" w:hAnsi="Aptos"/>
+          <w:sz w:val="14"/>
+          <w:szCs w:val="14"/>
+          <w:lang w:val="pt-PT"/>
+        </w:rPr>
+        <w:t xml:space="preserve"> </w:t>
+      </w:r>
+      <w:proofErr w:type="spellStart"/>
+      <w:r>
+        <w:rPr>
+          <w:rFonts w:ascii="Aptos" w:hAnsi="Aptos"/>
+          <w:sz w:val="14"/>
+          <w:szCs w:val="14"/>
+          <w:lang w:val="pt-PT"/>
+        </w:rPr>
+        <w:t>historical</w:t>
+      </w:r>
+      <w:proofErr w:type="spellEnd"/>
+      <w:r>
+        <w:rPr>
+          <w:rFonts w:ascii="Aptos" w:hAnsi="Aptos"/>
+          <w:sz w:val="14"/>
+          <w:szCs w:val="14"/>
+          <w:lang w:val="pt-PT"/>
+        </w:rPr>
+        <w:t xml:space="preserve"> </w:t>
+      </w:r>
+      <w:proofErr w:type="spellStart"/>
+      <w:r>
+        <w:rPr>
+          <w:rFonts w:ascii="Aptos" w:hAnsi="Aptos"/>
+          <w:sz w:val="14"/>
+          <w:szCs w:val="14"/>
+          <w:lang w:val="pt-PT"/>
+        </w:rPr>
+        <w:t>orders</w:t>
+      </w:r>
+      <w:proofErr w:type="spellEnd"/>
+      <w:r>
+        <w:rPr>
+          <w:rFonts w:ascii="Aptos" w:hAnsi="Aptos"/>
+          <w:sz w:val="14"/>
+          <w:szCs w:val="14"/>
+          <w:lang w:val="pt-PT"/>
+        </w:rPr>
+        <w:t xml:space="preserve"> data” (</w:t>
+      </w:r>
+      <w:hyperlink r:id="rId7" w:history="1">
+        <w:r>
+          <w:rPr>
+            <w:rStyle w:val="Hyperlink"/>
+            <w:rFonts w:ascii="Aptos" w:hAnsi="Aptos"/>
+            <w:sz w:val="14"/>
+            <w:szCs w:val="14"/>
+            <w:lang w:val="pt-PT"/>
+          </w:rPr>
+          <w:t>https://demo.trading212.com/api/v0/equity/history/orders</w:t>
+        </w:r>
+      </w:hyperlink>
+      <w:r>
+        <w:rPr>
+          <w:rFonts w:ascii="Aptos" w:hAnsi="Aptos"/>
+          <w:sz w:val="14"/>
+          <w:szCs w:val="14"/>
+          <w:lang w:val="pt-PT"/>
+        </w:rPr>
+        <w:t>?</w:t>
+      </w:r>
+    </w:p>
+    <w:p>
+      <w:pPr>
+        <w:pStyle w:val="ListParagraph"/>
+        <w:numPr>
+          <w:ilvl w:val="2"/>
+          <w:numId w:val="5"/>
+        </w:numPr>
+        <w:rPr>
+          <w:rFonts w:ascii="Aptos" w:hAnsi="Aptos"/>
+          <w:sz w:val="14"/>
+          <w:szCs w:val="14"/>
+          <w:lang w:val="pt-PT"/>
+        </w:rPr>
+      </w:pPr>
+      <w:r>
+        <w:rPr>
+          <w:rFonts w:ascii="Aptos" w:hAnsi="Aptos"/>
+          <w:sz w:val="14"/>
+          <w:szCs w:val="14"/>
+          <w:lang w:val="pt-PT"/>
+        </w:rPr>
+        <w:t>cursor=0</w:t>
+      </w:r>
+    </w:p>
+    <w:p>
+      <w:pPr>
+        <w:pStyle w:val="ListParagraph"/>
+        <w:numPr>
+          <w:ilvl w:val="2"/>
+          <w:numId w:val="5"/>
+        </w:numPr>
+        <w:rPr>
+          <w:rFonts w:ascii="Aptos" w:hAnsi="Aptos"/>
+          <w:sz w:val="14"/>
+          <w:szCs w:val="14"/>
+          <w:lang w:val="pt-PT"/>
+        </w:rPr>
+      </w:pPr>
+      <w:r>
+        <w:rPr>
+          <w:rFonts w:ascii="Aptos" w:hAnsi="Aptos"/>
+          <w:sz w:val="14"/>
+          <w:szCs w:val="14"/>
+          <w:lang w:val="pt-PT"/>
+        </w:rPr>
+        <w:t>&amp;</w:t>
+      </w:r>
+      <w:proofErr w:type="spellStart"/>
+      <w:r>
+        <w:rPr>
+          <w:rFonts w:ascii="Aptos" w:hAnsi="Aptos"/>
+          <w:sz w:val="14"/>
+          <w:szCs w:val="14"/>
+          <w:lang w:val="pt-PT"/>
+        </w:rPr>
+        <w:t>ticker</w:t>
+      </w:r>
+      <w:proofErr w:type="spellEnd"/>
+      <w:r>
+        <w:rPr>
+          <w:rFonts w:ascii="Aptos" w:hAnsi="Aptos"/>
+          <w:sz w:val="14"/>
+          <w:szCs w:val="14"/>
+          <w:lang w:val="pt-PT"/>
+        </w:rPr>
+        <w:t xml:space="preserve">= </w:t>
+      </w:r>
+      <w:proofErr w:type="spellStart"/>
+      <w:r>
+        <w:rPr>
+          <w:rFonts w:ascii="Aptos" w:hAnsi="Aptos"/>
+          <w:sz w:val="14"/>
+          <w:szCs w:val="14"/>
+          <w:lang w:val="pt-PT"/>
+        </w:rPr>
+        <w:t>ticker</w:t>
+      </w:r>
+      <w:proofErr w:type="spellEnd"/>
+      <w:r>
+        <w:rPr>
+          <w:rFonts w:ascii="Aptos" w:hAnsi="Aptos"/>
+          <w:sz w:val="14"/>
+          <w:szCs w:val="14"/>
+          <w:lang w:val="pt-PT"/>
+        </w:rPr>
+        <w:t xml:space="preserve"> da ordem que estamos a trabalhar</w:t>
+      </w:r>
+    </w:p>
+    <w:p>
+      <w:pPr>
+        <w:pStyle w:val="ListParagraph"/>
+        <w:numPr>
+          <w:ilvl w:val="1"/>
+          <w:numId w:val="5"/>
+        </w:numPr>
+        <w:rPr>
+          <w:rFonts w:ascii="Aptos" w:hAnsi="Aptos"/>
+          <w:sz w:val="14"/>
+          <w:szCs w:val="14"/>
+          <w:lang w:val="pt-PT"/>
+        </w:rPr>
+      </w:pPr>
+      <w:r>
+        <w:rPr>
+          <w:rFonts w:ascii="Aptos" w:hAnsi="Aptos"/>
+          <w:sz w:val="14"/>
+          <w:szCs w:val="14"/>
+          <w:lang w:val="pt-PT"/>
+        </w:rPr>
+        <w:t xml:space="preserve">No retorno devemos procurar no </w:t>
+      </w:r>
+      <w:proofErr w:type="spellStart"/>
+      <w:r>
+        <w:rPr>
+          <w:rFonts w:ascii="Aptos" w:hAnsi="Aptos"/>
+          <w:sz w:val="14"/>
+          <w:szCs w:val="14"/>
+          <w:lang w:val="pt-PT"/>
+        </w:rPr>
+        <w:t>array</w:t>
+      </w:r>
+      <w:proofErr w:type="spellEnd"/>
+      <w:r>
+        <w:rPr>
+          <w:rFonts w:ascii="Aptos" w:hAnsi="Aptos"/>
+          <w:sz w:val="14"/>
+          <w:szCs w:val="14"/>
+          <w:lang w:val="pt-PT"/>
+        </w:rPr>
+        <w:t xml:space="preserve"> </w:t>
+      </w:r>
+      <w:proofErr w:type="spellStart"/>
+      <w:proofErr w:type="gramStart"/>
+      <w:r>
+        <w:rPr>
+          <w:rFonts w:ascii="Aptos" w:hAnsi="Aptos"/>
+          <w:sz w:val="14"/>
+          <w:szCs w:val="14"/>
+          <w:lang w:val="pt-PT"/>
+        </w:rPr>
+        <w:t>items</w:t>
+      </w:r>
+      <w:proofErr w:type="spellEnd"/>
+      <w:r>
+        <w:rPr>
+          <w:rFonts w:ascii="Aptos" w:hAnsi="Aptos"/>
+          <w:sz w:val="14"/>
+          <w:szCs w:val="14"/>
+          <w:lang w:val="pt-PT"/>
+        </w:rPr>
+        <w:t>[].</w:t>
+      </w:r>
+      <w:proofErr w:type="spellStart"/>
+      <w:r>
+        <w:rPr>
+          <w:rFonts w:ascii="Aptos" w:hAnsi="Aptos"/>
+          <w:sz w:val="14"/>
+          <w:szCs w:val="14"/>
+          <w:lang w:val="pt-PT"/>
+        </w:rPr>
+        <w:t>order</w:t>
+      </w:r>
+      <w:proofErr w:type="spellEnd"/>
+      <w:proofErr w:type="gramEnd"/>
+      <w:r>
+        <w:rPr>
+          <w:rFonts w:ascii="Aptos" w:hAnsi="Aptos"/>
+          <w:sz w:val="14"/>
+          <w:szCs w:val="14"/>
+          <w:lang w:val="pt-PT"/>
+        </w:rPr>
+        <w:t xml:space="preserve">, e verificar se encontramos a nossa ordem. Se encontrarmos devemos fazer o </w:t>
+      </w:r>
+      <w:proofErr w:type="spellStart"/>
+      <w:r>
+        <w:rPr>
+          <w:rFonts w:ascii="Aptos" w:hAnsi="Aptos"/>
+          <w:sz w:val="14"/>
+          <w:szCs w:val="14"/>
+          <w:lang w:val="pt-PT"/>
+        </w:rPr>
+        <w:t>update</w:t>
+      </w:r>
+      <w:proofErr w:type="spellEnd"/>
+      <w:r>
+        <w:rPr>
+          <w:rFonts w:ascii="Aptos" w:hAnsi="Aptos"/>
+          <w:sz w:val="14"/>
+          <w:szCs w:val="14"/>
+          <w:lang w:val="pt-PT"/>
+        </w:rPr>
+        <w:t xml:space="preserve"> à tabela de </w:t>
+      </w:r>
+      <w:proofErr w:type="spellStart"/>
+      <w:r>
+        <w:rPr>
+          <w:rFonts w:ascii="Aptos" w:hAnsi="Aptos"/>
+          <w:sz w:val="14"/>
+          <w:szCs w:val="14"/>
+          <w:lang w:val="pt-PT"/>
+        </w:rPr>
+        <w:t>Orders</w:t>
+      </w:r>
+      <w:proofErr w:type="spellEnd"/>
+      <w:r>
+        <w:rPr>
+          <w:rFonts w:ascii="Aptos" w:hAnsi="Aptos"/>
+          <w:sz w:val="14"/>
+          <w:szCs w:val="14"/>
+          <w:lang w:val="pt-PT"/>
+        </w:rPr>
+        <w:t xml:space="preserve"> de acordo com a informação que encontrámos no </w:t>
+      </w:r>
+      <w:proofErr w:type="spellStart"/>
+      <w:r>
+        <w:rPr>
+          <w:rFonts w:ascii="Aptos" w:hAnsi="Aptos"/>
+          <w:sz w:val="14"/>
+          <w:szCs w:val="14"/>
+          <w:lang w:val="pt-PT"/>
+        </w:rPr>
+        <w:t>array</w:t>
+      </w:r>
+      <w:proofErr w:type="spellEnd"/>
+      <w:r>
+        <w:rPr>
+          <w:rFonts w:ascii="Aptos" w:hAnsi="Aptos"/>
+          <w:sz w:val="14"/>
+          <w:szCs w:val="14"/>
+          <w:lang w:val="pt-PT"/>
+        </w:rPr>
+        <w:t xml:space="preserve"> </w:t>
+      </w:r>
+      <w:proofErr w:type="spellStart"/>
+      <w:proofErr w:type="gramStart"/>
+      <w:r>
+        <w:rPr>
+          <w:rFonts w:ascii="Aptos" w:hAnsi="Aptos"/>
+          <w:sz w:val="14"/>
+          <w:szCs w:val="14"/>
+          <w:lang w:val="pt-PT"/>
+        </w:rPr>
+        <w:t>items</w:t>
+      </w:r>
+      <w:proofErr w:type="spellEnd"/>
+      <w:r>
+        <w:rPr>
+          <w:rFonts w:ascii="Aptos" w:hAnsi="Aptos"/>
+          <w:sz w:val="14"/>
+          <w:szCs w:val="14"/>
+          <w:lang w:val="pt-PT"/>
+        </w:rPr>
+        <w:t>[].</w:t>
+      </w:r>
+      <w:proofErr w:type="spellStart"/>
+      <w:r>
+        <w:rPr>
+          <w:rFonts w:ascii="Aptos" w:hAnsi="Aptos"/>
+          <w:sz w:val="14"/>
+          <w:szCs w:val="14"/>
+          <w:lang w:val="pt-PT"/>
+        </w:rPr>
+        <w:t>order</w:t>
+      </w:r>
+      <w:proofErr w:type="spellEnd"/>
+      <w:proofErr w:type="gramEnd"/>
+      <w:r>
+        <w:rPr>
+          <w:rFonts w:ascii="Aptos" w:hAnsi="Aptos"/>
+          <w:sz w:val="14"/>
+          <w:szCs w:val="14"/>
+          <w:lang w:val="pt-PT"/>
+        </w:rPr>
+        <w:t>. Muito provavelmente isto significa que a nossa ordem foi executada.</w:t>
+      </w:r>
+    </w:p>
+    <w:p>
+      <w:pPr>
+        <w:rPr>
+          <w:rFonts w:ascii="Aptos" w:hAnsi="Aptos"/>
+          <w:sz w:val="14"/>
+          <w:szCs w:val="14"/>
+          <w:lang w:val="pt-PT"/>
+        </w:rPr>
+      </w:pPr>
+      <w:r>
+        <w:rPr>
+          <w:rFonts w:ascii="Aptos" w:hAnsi="Aptos"/>
+          <w:sz w:val="14"/>
+          <w:szCs w:val="14"/>
+          <w:lang w:val="pt-PT"/>
+        </w:rPr>
+        <w:br w:type="page"/>
+      </w:r>
+    </w:p>
+    <w:p>
+      <w:pPr>
+        <w:pStyle w:val="ListParagraph"/>
+        <w:numPr>
+          <w:ilvl w:val="0"/>
+          <w:numId w:val="6"/>
+        </w:numPr>
+        <w:rPr>
+          <w:rFonts w:ascii="Aptos" w:hAnsi="Aptos"/>
+          <w:sz w:val="14"/>
+          <w:szCs w:val="14"/>
+          <w:lang w:val="pt-PT"/>
+        </w:rPr>
+      </w:pPr>
+      <w:r>
+        <w:rPr>
+          <w:rFonts w:ascii="Aptos" w:hAnsi="Aptos"/>
+          <w:sz w:val="14"/>
+          <w:szCs w:val="14"/>
+          <w:lang w:val="pt-PT"/>
+        </w:rPr>
+        <w:lastRenderedPageBreak/>
+        <w:t xml:space="preserve">No </w:t>
+      </w:r>
+      <w:proofErr w:type="spellStart"/>
+      <w:r>
+        <w:rPr>
+          <w:rFonts w:ascii="Aptos" w:hAnsi="Aptos"/>
+          <w:sz w:val="14"/>
+          <w:szCs w:val="14"/>
+          <w:lang w:val="pt-PT"/>
+        </w:rPr>
+        <w:t>AutomationEngine</w:t>
+      </w:r>
+      <w:proofErr w:type="spellEnd"/>
+      <w:r>
+        <w:rPr>
+          <w:rFonts w:ascii="Aptos" w:hAnsi="Aptos"/>
+          <w:sz w:val="14"/>
+          <w:szCs w:val="14"/>
+          <w:lang w:val="pt-PT"/>
+        </w:rPr>
+        <w:t xml:space="preserve"> Fase 1, no log aparece que não foi possível obter preço atualizado da T212. É preciso perceber porquê. Se necessário </w:t>
+      </w:r>
+      <w:proofErr w:type="spellStart"/>
+      <w:r>
+        <w:rPr>
+          <w:rFonts w:ascii="Aptos" w:hAnsi="Aptos"/>
+          <w:sz w:val="14"/>
+          <w:szCs w:val="14"/>
+          <w:lang w:val="pt-PT"/>
+        </w:rPr>
+        <w:t>logar</w:t>
+      </w:r>
+      <w:proofErr w:type="spellEnd"/>
+      <w:r>
+        <w:rPr>
+          <w:rFonts w:ascii="Aptos" w:hAnsi="Aptos"/>
+          <w:sz w:val="14"/>
+          <w:szCs w:val="14"/>
+          <w:lang w:val="pt-PT"/>
+        </w:rPr>
+        <w:t xml:space="preserve"> a chamada à API e os parâmetros passados</w:t>
+      </w:r>
+    </w:p>
+    <w:p>
+      <w:pPr>
+        <w:rPr>
+          <w:rFonts w:ascii="Aptos" w:hAnsi="Aptos"/>
+          <w:sz w:val="14"/>
+          <w:szCs w:val="14"/>
+          <w:lang w:val="pt-PT"/>
+        </w:rPr>
+      </w:pPr>
+      <w:r>
+        <w:rPr>
+          <w:rFonts w:ascii="Aptos" w:hAnsi="Aptos"/>
+          <w:sz w:val="14"/>
+          <w:szCs w:val="14"/>
+          <w:lang w:val="pt-PT"/>
+        </w:rPr>
+        <w:t xml:space="preserve">2026-09-21 15:24:14,000 - </w:t>
+      </w:r>
+      <w:proofErr w:type="spellStart"/>
+      <w:proofErr w:type="gramStart"/>
+      <w:r>
+        <w:rPr>
+          <w:rFonts w:ascii="Aptos" w:hAnsi="Aptos"/>
+          <w:sz w:val="14"/>
+          <w:szCs w:val="14"/>
+          <w:lang w:val="pt-PT"/>
+        </w:rPr>
+        <w:t>services.automation</w:t>
+      </w:r>
+      <w:proofErr w:type="gramEnd"/>
+      <w:r>
+        <w:rPr>
+          <w:rFonts w:ascii="Aptos" w:hAnsi="Aptos"/>
+          <w:sz w:val="14"/>
+          <w:szCs w:val="14"/>
+          <w:lang w:val="pt-PT"/>
+        </w:rPr>
+        <w:t>_</w:t>
+      </w:r>
+      <w:proofErr w:type="gramStart"/>
+      <w:r>
+        <w:rPr>
+          <w:rFonts w:ascii="Aptos" w:hAnsi="Aptos"/>
+          <w:sz w:val="14"/>
+          <w:szCs w:val="14"/>
+          <w:lang w:val="pt-PT"/>
+        </w:rPr>
+        <w:t>engine.AutomationEngine</w:t>
+      </w:r>
+      <w:proofErr w:type="spellEnd"/>
+      <w:proofErr w:type="gramEnd"/>
+      <w:r>
+        <w:rPr>
+          <w:rFonts w:ascii="Aptos" w:hAnsi="Aptos"/>
+          <w:sz w:val="14"/>
+          <w:szCs w:val="14"/>
+          <w:lang w:val="pt-PT"/>
+        </w:rPr>
+        <w:t xml:space="preserve"> - WARNING - </w:t>
+      </w:r>
+      <w:proofErr w:type="spellStart"/>
+      <w:r>
+        <w:rPr>
+          <w:rFonts w:ascii="Aptos" w:hAnsi="Aptos"/>
+          <w:sz w:val="14"/>
+          <w:szCs w:val="14"/>
+          <w:lang w:val="pt-PT"/>
+        </w:rPr>
+        <w:t>AutomationEngine</w:t>
+      </w:r>
+      <w:proofErr w:type="spellEnd"/>
+      <w:r>
+        <w:rPr>
+          <w:rFonts w:ascii="Aptos" w:hAnsi="Aptos"/>
+          <w:sz w:val="14"/>
+          <w:szCs w:val="14"/>
+          <w:lang w:val="pt-PT"/>
+        </w:rPr>
+        <w:t xml:space="preserve"> | FASE 1 | </w:t>
+      </w:r>
+      <w:r>
+        <w:rPr>
+          <w:rFonts w:ascii="Segoe UI Emoji" w:hAnsi="Segoe UI Emoji" w:cs="Segoe UI Emoji"/>
+          <w:sz w:val="14"/>
+          <w:szCs w:val="14"/>
+          <w:lang w:val="pt-PT"/>
+        </w:rPr>
+        <w:t>⚠</w:t>
+      </w:r>
+      <w:r>
+        <w:rPr>
+          <w:rFonts w:ascii="Segoe UI Emoji" w:hAnsi="Segoe UI Emoji" w:cs="Segoe UI Emoji"/>
+          <w:sz w:val="14"/>
+          <w:szCs w:val="14"/>
+        </w:rPr>
+        <w:t>️</w:t>
+      </w:r>
+      <w:r>
+        <w:rPr>
+          <w:rFonts w:ascii="Aptos" w:hAnsi="Aptos"/>
+          <w:sz w:val="14"/>
+          <w:szCs w:val="14"/>
+          <w:lang w:val="pt-PT"/>
+        </w:rPr>
+        <w:t xml:space="preserve"> Não foi possível obter preço atualizado de </w:t>
+      </w:r>
+      <w:proofErr w:type="spellStart"/>
+      <w:r>
+        <w:rPr>
+          <w:rFonts w:ascii="Aptos" w:hAnsi="Aptos"/>
+          <w:sz w:val="14"/>
+          <w:szCs w:val="14"/>
+          <w:lang w:val="pt-PT"/>
+        </w:rPr>
+        <w:t>NQSEd_EQ</w:t>
+      </w:r>
+      <w:proofErr w:type="spellEnd"/>
+      <w:r>
+        <w:rPr>
+          <w:rFonts w:ascii="Aptos" w:hAnsi="Aptos"/>
+          <w:sz w:val="14"/>
+          <w:szCs w:val="14"/>
+          <w:lang w:val="pt-PT"/>
+        </w:rPr>
+        <w:t xml:space="preserve"> na T212 - usando preço da BD (€17.35)</w:t>
+      </w:r>
+    </w:p>
+    <w:p>
+      <w:pPr>
+        <w:rPr>
+          <w:rFonts w:ascii="Aptos" w:hAnsi="Aptos"/>
+          <w:sz w:val="14"/>
+          <w:szCs w:val="14"/>
+          <w:lang w:val="pt-PT"/>
+        </w:rPr>
+      </w:pPr>
+      <w:r>
+        <w:rPr>
+          <w:rFonts w:ascii="Aptos" w:hAnsi="Aptos"/>
+          <w:sz w:val="14"/>
+          <w:szCs w:val="14"/>
+        </w:rPr>
+        <w:t xml:space="preserve">2026-09-21 15:24:12,423 - </w:t>
+      </w:r>
+      <w:proofErr w:type="gramStart"/>
+      <w:r>
+        <w:rPr>
+          <w:rFonts w:ascii="Aptos" w:hAnsi="Aptos"/>
+          <w:sz w:val="14"/>
+          <w:szCs w:val="14"/>
+        </w:rPr>
+        <w:t>api.trading</w:t>
+      </w:r>
+      <w:proofErr w:type="gramEnd"/>
+      <w:r>
+        <w:rPr>
+          <w:rFonts w:ascii="Aptos" w:hAnsi="Aptos"/>
+          <w:sz w:val="14"/>
+          <w:szCs w:val="14"/>
+        </w:rPr>
+        <w:t xml:space="preserve">212 - WARNING - Rate limit </w:t>
+      </w:r>
+      <w:proofErr w:type="spellStart"/>
+      <w:r>
+        <w:rPr>
+          <w:rFonts w:ascii="Aptos" w:hAnsi="Aptos"/>
+          <w:sz w:val="14"/>
+          <w:szCs w:val="14"/>
+        </w:rPr>
+        <w:t>atingido</w:t>
+      </w:r>
+      <w:proofErr w:type="spellEnd"/>
+      <w:r>
+        <w:rPr>
+          <w:rFonts w:ascii="Aptos" w:hAnsi="Aptos"/>
+          <w:sz w:val="14"/>
+          <w:szCs w:val="14"/>
+        </w:rPr>
+        <w:t xml:space="preserve">. </w:t>
+      </w:r>
+      <w:r>
+        <w:rPr>
+          <w:rFonts w:ascii="Aptos" w:hAnsi="Aptos"/>
+          <w:sz w:val="14"/>
+          <w:szCs w:val="14"/>
+          <w:lang w:val="pt-PT"/>
+        </w:rPr>
+        <w:t>Aguardando 0.5766251087188721s</w:t>
+      </w:r>
+    </w:p>
+    <w:p>
+      <w:pPr>
+        <w:rPr>
+          <w:rFonts w:ascii="Aptos" w:hAnsi="Aptos"/>
+          <w:sz w:val="14"/>
+          <w:szCs w:val="14"/>
+          <w:lang w:val="pt-PT"/>
+        </w:rPr>
+      </w:pPr>
+      <w:r>
+        <w:rPr>
+          <w:rFonts w:ascii="Aptos" w:hAnsi="Aptos"/>
+          <w:sz w:val="14"/>
+          <w:szCs w:val="14"/>
+          <w:lang w:val="pt-PT"/>
+        </w:rPr>
+        <w:t xml:space="preserve">2026-09-21 15:24:12,282 - </w:t>
+      </w:r>
+      <w:proofErr w:type="spellStart"/>
+      <w:proofErr w:type="gramStart"/>
+      <w:r>
+        <w:rPr>
+          <w:rFonts w:ascii="Aptos" w:hAnsi="Aptos"/>
+          <w:sz w:val="14"/>
+          <w:szCs w:val="14"/>
+          <w:lang w:val="pt-PT"/>
+        </w:rPr>
+        <w:t>services.automation</w:t>
+      </w:r>
+      <w:proofErr w:type="gramEnd"/>
+      <w:r>
+        <w:rPr>
+          <w:rFonts w:ascii="Aptos" w:hAnsi="Aptos"/>
+          <w:sz w:val="14"/>
+          <w:szCs w:val="14"/>
+          <w:lang w:val="pt-PT"/>
+        </w:rPr>
+        <w:t>_</w:t>
+      </w:r>
+      <w:proofErr w:type="gramStart"/>
+      <w:r>
+        <w:rPr>
+          <w:rFonts w:ascii="Aptos" w:hAnsi="Aptos"/>
+          <w:sz w:val="14"/>
+          <w:szCs w:val="14"/>
+          <w:lang w:val="pt-PT"/>
+        </w:rPr>
+        <w:t>engine.AutomationEngine</w:t>
+      </w:r>
+      <w:proofErr w:type="spellEnd"/>
+      <w:proofErr w:type="gramEnd"/>
+      <w:r>
+        <w:rPr>
+          <w:rFonts w:ascii="Aptos" w:hAnsi="Aptos"/>
+          <w:sz w:val="14"/>
+          <w:szCs w:val="14"/>
+          <w:lang w:val="pt-PT"/>
+        </w:rPr>
+        <w:t xml:space="preserve"> - INFO - </w:t>
+      </w:r>
+      <w:proofErr w:type="spellStart"/>
+      <w:r>
+        <w:rPr>
+          <w:rFonts w:ascii="Aptos" w:hAnsi="Aptos"/>
+          <w:sz w:val="14"/>
+          <w:szCs w:val="14"/>
+          <w:lang w:val="pt-PT"/>
+        </w:rPr>
+        <w:t>AutomationEngine</w:t>
+      </w:r>
+      <w:proofErr w:type="spellEnd"/>
+      <w:r>
+        <w:rPr>
+          <w:rFonts w:ascii="Aptos" w:hAnsi="Aptos"/>
+          <w:sz w:val="14"/>
+          <w:szCs w:val="14"/>
+          <w:lang w:val="pt-PT"/>
+        </w:rPr>
+        <w:t xml:space="preserve"> | FASE 1 | </w:t>
+      </w:r>
+      <w:r>
+        <w:rPr>
+          <w:rFonts w:ascii="Segoe UI Emoji" w:hAnsi="Segoe UI Emoji" w:cs="Segoe UI Emoji"/>
+          <w:sz w:val="14"/>
+          <w:szCs w:val="14"/>
+        </w:rPr>
+        <w:t>🔄</w:t>
+      </w:r>
+      <w:r>
+        <w:rPr>
+          <w:rFonts w:ascii="Aptos" w:hAnsi="Aptos"/>
+          <w:sz w:val="14"/>
+          <w:szCs w:val="14"/>
+          <w:lang w:val="pt-PT"/>
+        </w:rPr>
+        <w:t xml:space="preserve"> Obtendo preço atualizado de </w:t>
+      </w:r>
+      <w:proofErr w:type="spellStart"/>
+      <w:r>
+        <w:rPr>
+          <w:rFonts w:ascii="Aptos" w:hAnsi="Aptos"/>
+          <w:sz w:val="14"/>
+          <w:szCs w:val="14"/>
+          <w:lang w:val="pt-PT"/>
+        </w:rPr>
+        <w:t>NQSEd_EQ</w:t>
+      </w:r>
+      <w:proofErr w:type="spellEnd"/>
+      <w:r>
+        <w:rPr>
+          <w:rFonts w:ascii="Aptos" w:hAnsi="Aptos"/>
+          <w:sz w:val="14"/>
+          <w:szCs w:val="14"/>
+          <w:lang w:val="pt-PT"/>
+        </w:rPr>
+        <w:t xml:space="preserve"> na T212...</w:t>
+      </w:r>
+    </w:p>
+    <w:p>
+      <w:pPr>
+        <w:rPr>
+          <w:rFonts w:ascii="Aptos" w:hAnsi="Aptos"/>
+          <w:sz w:val="14"/>
+          <w:szCs w:val="14"/>
+          <w:lang w:val="pt-PT"/>
+        </w:rPr>
+      </w:pPr>
+    </w:p>
+    <w:p>
+      <w:pPr>
+        <w:pStyle w:val="ListParagraph"/>
+        <w:numPr>
+          <w:ilvl w:val="0"/>
+          <w:numId w:val="6"/>
+        </w:numPr>
+        <w:rPr>
+          <w:rFonts w:ascii="Aptos" w:hAnsi="Aptos"/>
+          <w:sz w:val="14"/>
+          <w:szCs w:val="14"/>
+          <w:lang w:val="pt-PT"/>
+        </w:rPr>
+      </w:pPr>
+      <w:r>
+        <w:rPr>
+          <w:rFonts w:ascii="Aptos" w:hAnsi="Aptos"/>
+          <w:sz w:val="14"/>
+          <w:szCs w:val="14"/>
+          <w:lang w:val="pt-PT"/>
+        </w:rPr>
+        <w:t xml:space="preserve">Na Fase 3, depois de ter viso que uma </w:t>
+      </w:r>
+      <w:proofErr w:type="spellStart"/>
+      <w:r>
+        <w:rPr>
+          <w:rFonts w:ascii="Aptos" w:hAnsi="Aptos"/>
+          <w:sz w:val="14"/>
+          <w:szCs w:val="14"/>
+          <w:lang w:val="pt-PT"/>
+        </w:rPr>
+        <w:t>Order</w:t>
+      </w:r>
+      <w:proofErr w:type="spellEnd"/>
+      <w:r>
+        <w:rPr>
+          <w:rFonts w:ascii="Aptos" w:hAnsi="Aptos"/>
+          <w:sz w:val="14"/>
+          <w:szCs w:val="14"/>
+          <w:lang w:val="pt-PT"/>
+        </w:rPr>
+        <w:t xml:space="preserve"> estava cancelada, deu erro ao cancelar (via API) a </w:t>
+      </w:r>
+      <w:proofErr w:type="spellStart"/>
+      <w:r>
+        <w:rPr>
+          <w:rFonts w:ascii="Aptos" w:hAnsi="Aptos"/>
+          <w:sz w:val="14"/>
+          <w:szCs w:val="14"/>
+          <w:lang w:val="pt-PT"/>
+        </w:rPr>
+        <w:t>related_order_id</w:t>
+      </w:r>
+      <w:proofErr w:type="spellEnd"/>
+      <w:r>
+        <w:rPr>
+          <w:rFonts w:ascii="Aptos" w:hAnsi="Aptos"/>
+          <w:sz w:val="14"/>
+          <w:szCs w:val="14"/>
+          <w:lang w:val="pt-PT"/>
+        </w:rPr>
+        <w:t>. Verificar se a sintaxe de chamada da API para cancelar a ordem está correta:</w:t>
+      </w:r>
+    </w:p>
+    <w:p>
+      <w:pPr>
+        <w:ind w:left="360"/>
+        <w:rPr>
+          <w:rFonts w:ascii="Aptos" w:hAnsi="Aptos"/>
+          <w:sz w:val="14"/>
+          <w:szCs w:val="14"/>
+          <w:lang w:val="pt-PT"/>
+        </w:rPr>
+      </w:pPr>
+      <w:proofErr w:type="spellStart"/>
+      <w:r>
+        <w:rPr>
+          <w:rFonts w:ascii="Aptos" w:hAnsi="Aptos"/>
+          <w:sz w:val="14"/>
+          <w:szCs w:val="14"/>
+          <w:lang w:val="pt-PT"/>
+        </w:rPr>
+        <w:t>curl</w:t>
+      </w:r>
+      <w:proofErr w:type="spellEnd"/>
+      <w:r>
+        <w:rPr>
+          <w:rFonts w:ascii="Aptos" w:hAnsi="Aptos"/>
+          <w:sz w:val="14"/>
+          <w:szCs w:val="14"/>
+          <w:lang w:val="pt-PT"/>
+        </w:rPr>
+        <w:t xml:space="preserve"> -i -X DELETE \</w:t>
+      </w:r>
+    </w:p>
+    <w:p>
+      <w:pPr>
+        <w:ind w:left="360"/>
+        <w:rPr>
+          <w:rFonts w:ascii="Aptos" w:hAnsi="Aptos"/>
+          <w:sz w:val="14"/>
+          <w:szCs w:val="14"/>
+          <w:lang w:val="pt-PT"/>
+        </w:rPr>
+      </w:pPr>
+      <w:r>
+        <w:rPr>
+          <w:rFonts w:ascii="Aptos" w:hAnsi="Aptos"/>
+          <w:sz w:val="14"/>
+          <w:szCs w:val="14"/>
+          <w:lang w:val="pt-PT"/>
+        </w:rPr>
+        <w:t xml:space="preserve">  -</w:t>
+      </w:r>
+      <w:proofErr w:type="gramStart"/>
+      <w:r>
+        <w:rPr>
+          <w:rFonts w:ascii="Aptos" w:hAnsi="Aptos"/>
+          <w:sz w:val="14"/>
+          <w:szCs w:val="14"/>
+          <w:lang w:val="pt-PT"/>
+        </w:rPr>
+        <w:t>u</w:t>
+      </w:r>
+      <w:proofErr w:type="gramEnd"/>
+      <w:r>
+        <w:rPr>
+          <w:rFonts w:ascii="Aptos" w:hAnsi="Aptos"/>
+          <w:sz w:val="14"/>
+          <w:szCs w:val="14"/>
+          <w:lang w:val="pt-PT"/>
+        </w:rPr>
+        <w:t xml:space="preserve"> &lt;</w:t>
+      </w:r>
+      <w:proofErr w:type="spellStart"/>
+      <w:r>
+        <w:rPr>
+          <w:rFonts w:ascii="Aptos" w:hAnsi="Aptos"/>
+          <w:sz w:val="14"/>
+          <w:szCs w:val="14"/>
+          <w:lang w:val="pt-PT"/>
+        </w:rPr>
+        <w:t>username</w:t>
+      </w:r>
+      <w:proofErr w:type="spellEnd"/>
+      <w:r>
+        <w:rPr>
+          <w:rFonts w:ascii="Aptos" w:hAnsi="Aptos"/>
+          <w:sz w:val="14"/>
+          <w:szCs w:val="14"/>
+          <w:lang w:val="pt-PT"/>
+        </w:rPr>
+        <w:t>&gt;:&lt;password&gt; \</w:t>
+      </w:r>
+    </w:p>
+    <w:p>
+      <w:pPr>
+        <w:ind w:left="360"/>
+        <w:rPr>
+          <w:rFonts w:ascii="Aptos" w:hAnsi="Aptos"/>
+          <w:sz w:val="14"/>
+          <w:szCs w:val="14"/>
+          <w:lang w:val="pt-PT"/>
+        </w:rPr>
+      </w:pPr>
+      <w:r>
+        <w:rPr>
+          <w:rFonts w:ascii="Aptos" w:hAnsi="Aptos"/>
+          <w:sz w:val="14"/>
+          <w:szCs w:val="14"/>
+          <w:lang w:val="pt-PT"/>
+        </w:rPr>
+        <w:t xml:space="preserve">  'https://demo.trading212.com/api/v0/equity/orders/{id}' \</w:t>
+      </w:r>
+    </w:p>
+    <w:p>
+      <w:pPr>
+        <w:ind w:left="360"/>
+        <w:rPr>
+          <w:rFonts w:ascii="Aptos" w:hAnsi="Aptos"/>
+          <w:sz w:val="14"/>
+          <w:szCs w:val="14"/>
+        </w:rPr>
+      </w:pPr>
+      <w:r>
+        <w:rPr>
+          <w:rFonts w:ascii="Aptos" w:hAnsi="Aptos"/>
+          <w:sz w:val="14"/>
+          <w:szCs w:val="14"/>
+          <w:lang w:val="pt-PT"/>
+        </w:rPr>
+        <w:t xml:space="preserve">  </w:t>
+      </w:r>
+      <w:r>
+        <w:rPr>
+          <w:rFonts w:ascii="Aptos" w:hAnsi="Aptos"/>
+          <w:sz w:val="14"/>
+          <w:szCs w:val="14"/>
+        </w:rPr>
+        <w:t>-H 'Authorization: YOUR_API_KEY_HERE'</w:t>
       </w:r>
     </w:p>
     <w:sectPr>
@@ -15301,6 +17635,232 @@
     </w:lvl>
   </w:abstractNum>
   <w:abstractNum w:abstractNumId="1" w15:restartNumberingAfterBreak="0">
+    <w:nsid w:val="2B7E3A3D"/>
+    <w:multiLevelType w:val="hybridMultilevel"/>
+    <w:tmpl w:val="CAE4045C"/>
+    <w:lvl w:ilvl="0" w:tplc="04090001">
+      <w:start w:val="1"/>
+      <w:numFmt w:val="bullet"/>
+      <w:lvlText w:val=""/>
+      <w:lvlJc w:val="left"/>
+      <w:pPr>
+        <w:ind w:left="720" w:hanging="360"/>
+      </w:pPr>
+      <w:rPr>
+        <w:rFonts w:ascii="Symbol" w:hAnsi="Symbol" w:hint="default"/>
+      </w:rPr>
+    </w:lvl>
+    <w:lvl w:ilvl="1" w:tplc="04090003">
+      <w:start w:val="1"/>
+      <w:numFmt w:val="bullet"/>
+      <w:lvlText w:val="o"/>
+      <w:lvlJc w:val="left"/>
+      <w:pPr>
+        <w:ind w:left="1440" w:hanging="360"/>
+      </w:pPr>
+      <w:rPr>
+        <w:rFonts w:ascii="Courier New" w:hAnsi="Courier New" w:cs="Courier New" w:hint="default"/>
+      </w:rPr>
+    </w:lvl>
+    <w:lvl w:ilvl="2" w:tplc="04090005" w:tentative="1">
+      <w:start w:val="1"/>
+      <w:numFmt w:val="bullet"/>
+      <w:lvlText w:val=""/>
+      <w:lvlJc w:val="left"/>
+      <w:pPr>
+        <w:ind w:left="2160" w:hanging="360"/>
+      </w:pPr>
+      <w:rPr>
+        <w:rFonts w:ascii="Wingdings" w:hAnsi="Wingdings" w:hint="default"/>
+      </w:rPr>
+    </w:lvl>
+    <w:lvl w:ilvl="3" w:tplc="04090001" w:tentative="1">
+      <w:start w:val="1"/>
+      <w:numFmt w:val="bullet"/>
+      <w:lvlText w:val=""/>
+      <w:lvlJc w:val="left"/>
+      <w:pPr>
+        <w:ind w:left="2880" w:hanging="360"/>
+      </w:pPr>
+      <w:rPr>
+        <w:rFonts w:ascii="Symbol" w:hAnsi="Symbol" w:hint="default"/>
+      </w:rPr>
+    </w:lvl>
+    <w:lvl w:ilvl="4" w:tplc="04090003" w:tentative="1">
+      <w:start w:val="1"/>
+      <w:numFmt w:val="bullet"/>
+      <w:lvlText w:val="o"/>
+      <w:lvlJc w:val="left"/>
+      <w:pPr>
+        <w:ind w:left="3600" w:hanging="360"/>
+      </w:pPr>
+      <w:rPr>
+        <w:rFonts w:ascii="Courier New" w:hAnsi="Courier New" w:cs="Courier New" w:hint="default"/>
+      </w:rPr>
+    </w:lvl>
+    <w:lvl w:ilvl="5" w:tplc="04090005" w:tentative="1">
+      <w:start w:val="1"/>
+      <w:numFmt w:val="bullet"/>
+      <w:lvlText w:val=""/>
+      <w:lvlJc w:val="left"/>
+      <w:pPr>
+        <w:ind w:left="4320" w:hanging="360"/>
+      </w:pPr>
+      <w:rPr>
+        <w:rFonts w:ascii="Wingdings" w:hAnsi="Wingdings" w:hint="default"/>
+      </w:rPr>
+    </w:lvl>
+    <w:lvl w:ilvl="6" w:tplc="04090001" w:tentative="1">
+      <w:start w:val="1"/>
+      <w:numFmt w:val="bullet"/>
+      <w:lvlText w:val=""/>
+      <w:lvlJc w:val="left"/>
+      <w:pPr>
+        <w:ind w:left="5040" w:hanging="360"/>
+      </w:pPr>
+      <w:rPr>
+        <w:rFonts w:ascii="Symbol" w:hAnsi="Symbol" w:hint="default"/>
+      </w:rPr>
+    </w:lvl>
+    <w:lvl w:ilvl="7" w:tplc="04090003" w:tentative="1">
+      <w:start w:val="1"/>
+      <w:numFmt w:val="bullet"/>
+      <w:lvlText w:val="o"/>
+      <w:lvlJc w:val="left"/>
+      <w:pPr>
+        <w:ind w:left="5760" w:hanging="360"/>
+      </w:pPr>
+      <w:rPr>
+        <w:rFonts w:ascii="Courier New" w:hAnsi="Courier New" w:cs="Courier New" w:hint="default"/>
+      </w:rPr>
+    </w:lvl>
+    <w:lvl w:ilvl="8" w:tplc="04090005" w:tentative="1">
+      <w:start w:val="1"/>
+      <w:numFmt w:val="bullet"/>
+      <w:lvlText w:val=""/>
+      <w:lvlJc w:val="left"/>
+      <w:pPr>
+        <w:ind w:left="6480" w:hanging="360"/>
+      </w:pPr>
+      <w:rPr>
+        <w:rFonts w:ascii="Wingdings" w:hAnsi="Wingdings" w:hint="default"/>
+      </w:rPr>
+    </w:lvl>
+  </w:abstractNum>
+  <w:abstractNum w:abstractNumId="2" w15:restartNumberingAfterBreak="0">
+    <w:nsid w:val="47303AFD"/>
+    <w:multiLevelType w:val="multilevel"/>
+    <w:tmpl w:val="804E9962"/>
+    <w:lvl w:ilvl="0">
+      <w:start w:val="2"/>
+      <w:numFmt w:val="decimal"/>
+      <w:lvlText w:val="%1"/>
+      <w:lvlJc w:val="left"/>
+      <w:pPr>
+        <w:ind w:left="360" w:hanging="360"/>
+      </w:pPr>
+      <w:rPr>
+        <w:rFonts w:hint="default"/>
+      </w:rPr>
+    </w:lvl>
+    <w:lvl w:ilvl="1">
+      <w:start w:val="1"/>
+      <w:numFmt w:val="decimal"/>
+      <w:lvlText w:val="%1.%2"/>
+      <w:lvlJc w:val="left"/>
+      <w:pPr>
+        <w:ind w:left="360" w:hanging="360"/>
+      </w:pPr>
+      <w:rPr>
+        <w:rFonts w:hint="default"/>
+      </w:rPr>
+    </w:lvl>
+    <w:lvl w:ilvl="2">
+      <w:start w:val="1"/>
+      <w:numFmt w:val="decimal"/>
+      <w:lvlText w:val="%1.%2.%3"/>
+      <w:lvlJc w:val="left"/>
+      <w:pPr>
+        <w:ind w:left="360" w:hanging="360"/>
+      </w:pPr>
+      <w:rPr>
+        <w:rFonts w:hint="default"/>
+      </w:rPr>
+    </w:lvl>
+    <w:lvl w:ilvl="3">
+      <w:start w:val="1"/>
+      <w:numFmt w:val="decimal"/>
+      <w:lvlText w:val="%1.%2.%3.%4"/>
+      <w:lvlJc w:val="left"/>
+      <w:pPr>
+        <w:ind w:left="720" w:hanging="720"/>
+      </w:pPr>
+      <w:rPr>
+        <w:rFonts w:hint="default"/>
+      </w:rPr>
+    </w:lvl>
+    <w:lvl w:ilvl="4">
+      <w:start w:val="1"/>
+      <w:numFmt w:val="decimal"/>
+      <w:lvlText w:val="%1.%2.%3.%4.%5"/>
+      <w:lvlJc w:val="left"/>
+      <w:pPr>
+        <w:ind w:left="720" w:hanging="720"/>
+      </w:pPr>
+      <w:rPr>
+        <w:rFonts w:hint="default"/>
+      </w:rPr>
+    </w:lvl>
+    <w:lvl w:ilvl="5">
+      <w:start w:val="1"/>
+      <w:numFmt w:val="decimal"/>
+      <w:lvlText w:val="%1.%2.%3.%4.%5.%6"/>
+      <w:lvlJc w:val="left"/>
+      <w:pPr>
+        <w:ind w:left="720" w:hanging="720"/>
+      </w:pPr>
+      <w:rPr>
+        <w:rFonts w:hint="default"/>
+      </w:rPr>
+    </w:lvl>
+    <w:lvl w:ilvl="6">
+      <w:start w:val="1"/>
+      <w:numFmt w:val="decimal"/>
+      <w:lvlText w:val="%1.%2.%3.%4.%5.%6.%7"/>
+      <w:lvlJc w:val="left"/>
+      <w:pPr>
+        <w:ind w:left="1080" w:hanging="1080"/>
+      </w:pPr>
+      <w:rPr>
+        <w:rFonts w:hint="default"/>
+      </w:rPr>
+    </w:lvl>
+    <w:lvl w:ilvl="7">
+      <w:start w:val="1"/>
+      <w:numFmt w:val="decimal"/>
+      <w:lvlText w:val="%1.%2.%3.%4.%5.%6.%7.%8"/>
+      <w:lvlJc w:val="left"/>
+      <w:pPr>
+        <w:ind w:left="1080" w:hanging="1080"/>
+      </w:pPr>
+      <w:rPr>
+        <w:rFonts w:hint="default"/>
+      </w:rPr>
+    </w:lvl>
+    <w:lvl w:ilvl="8">
+      <w:start w:val="1"/>
+      <w:numFmt w:val="decimal"/>
+      <w:lvlText w:val="%1.%2.%3.%4.%5.%6.%7.%8.%9"/>
+      <w:lvlJc w:val="left"/>
+      <w:pPr>
+        <w:ind w:left="1080" w:hanging="1080"/>
+      </w:pPr>
+      <w:rPr>
+        <w:rFonts w:hint="default"/>
+      </w:rPr>
+    </w:lvl>
+  </w:abstractNum>
+  <w:abstractNum w:abstractNumId="3" w15:restartNumberingAfterBreak="0">
     <w:nsid w:val="53761217"/>
     <w:multiLevelType w:val="multilevel"/>
     <w:tmpl w:val="0409001F"/>
@@ -15386,7 +17946,7 @@
       </w:pPr>
     </w:lvl>
   </w:abstractNum>
-  <w:abstractNum w:abstractNumId="2" w15:restartNumberingAfterBreak="0">
+  <w:abstractNum w:abstractNumId="4" w15:restartNumberingAfterBreak="0">
     <w:nsid w:val="6BC9446F"/>
     <w:multiLevelType w:val="hybridMultilevel"/>
     <w:tmpl w:val="AE80D6BE"/>
@@ -15475,14 +18035,112 @@
       </w:pPr>
     </w:lvl>
   </w:abstractNum>
+  <w:abstractNum w:abstractNumId="5" w15:restartNumberingAfterBreak="0">
+    <w:nsid w:val="75685C72"/>
+    <w:multiLevelType w:val="hybridMultilevel"/>
+    <w:tmpl w:val="E1784D50"/>
+    <w:lvl w:ilvl="0" w:tplc="04090011">
+      <w:start w:val="1"/>
+      <w:numFmt w:val="decimal"/>
+      <w:lvlText w:val="%1)"/>
+      <w:lvlJc w:val="left"/>
+      <w:pPr>
+        <w:ind w:left="360" w:hanging="360"/>
+      </w:pPr>
+      <w:rPr>
+        <w:rFonts w:hint="default"/>
+      </w:rPr>
+    </w:lvl>
+    <w:lvl w:ilvl="1" w:tplc="04090019" w:tentative="1">
+      <w:start w:val="1"/>
+      <w:numFmt w:val="lowerLetter"/>
+      <w:lvlText w:val="%2."/>
+      <w:lvlJc w:val="left"/>
+      <w:pPr>
+        <w:ind w:left="1080" w:hanging="360"/>
+      </w:pPr>
+    </w:lvl>
+    <w:lvl w:ilvl="2" w:tplc="0409001B" w:tentative="1">
+      <w:start w:val="1"/>
+      <w:numFmt w:val="lowerRoman"/>
+      <w:lvlText w:val="%3."/>
+      <w:lvlJc w:val="right"/>
+      <w:pPr>
+        <w:ind w:left="1800" w:hanging="180"/>
+      </w:pPr>
+    </w:lvl>
+    <w:lvl w:ilvl="3" w:tplc="0409000F" w:tentative="1">
+      <w:start w:val="1"/>
+      <w:numFmt w:val="decimal"/>
+      <w:lvlText w:val="%4."/>
+      <w:lvlJc w:val="left"/>
+      <w:pPr>
+        <w:ind w:left="2520" w:hanging="360"/>
+      </w:pPr>
+    </w:lvl>
+    <w:lvl w:ilvl="4" w:tplc="04090019" w:tentative="1">
+      <w:start w:val="1"/>
+      <w:numFmt w:val="lowerLetter"/>
+      <w:lvlText w:val="%5."/>
+      <w:lvlJc w:val="left"/>
+      <w:pPr>
+        <w:ind w:left="3240" w:hanging="360"/>
+      </w:pPr>
+    </w:lvl>
+    <w:lvl w:ilvl="5" w:tplc="0409001B" w:tentative="1">
+      <w:start w:val="1"/>
+      <w:numFmt w:val="lowerRoman"/>
+      <w:lvlText w:val="%6."/>
+      <w:lvlJc w:val="right"/>
+      <w:pPr>
+        <w:ind w:left="3960" w:hanging="180"/>
+      </w:pPr>
+    </w:lvl>
+    <w:lvl w:ilvl="6" w:tplc="0409000F" w:tentative="1">
+      <w:start w:val="1"/>
+      <w:numFmt w:val="decimal"/>
+      <w:lvlText w:val="%7."/>
+      <w:lvlJc w:val="left"/>
+      <w:pPr>
+        <w:ind w:left="4680" w:hanging="360"/>
+      </w:pPr>
+    </w:lvl>
+    <w:lvl w:ilvl="7" w:tplc="04090019" w:tentative="1">
+      <w:start w:val="1"/>
+      <w:numFmt w:val="lowerLetter"/>
+      <w:lvlText w:val="%8."/>
+      <w:lvlJc w:val="left"/>
+      <w:pPr>
+        <w:ind w:left="5400" w:hanging="360"/>
+      </w:pPr>
+    </w:lvl>
+    <w:lvl w:ilvl="8" w:tplc="0409001B" w:tentative="1">
+      <w:start w:val="1"/>
+      <w:numFmt w:val="lowerRoman"/>
+      <w:lvlText w:val="%9."/>
+      <w:lvlJc w:val="right"/>
+      <w:pPr>
+        <w:ind w:left="6120" w:hanging="180"/>
+      </w:pPr>
+    </w:lvl>
+  </w:abstractNum>
   <w:num w:numId="1" w16cid:durableId="1234050053">
     <w:abstractNumId w:val="0"/>
   </w:num>
   <w:num w:numId="2" w16cid:durableId="1653177884">
+    <w:abstractNumId w:val="4"/>
+  </w:num>
+  <w:num w:numId="3" w16cid:durableId="480393448">
+    <w:abstractNumId w:val="3"/>
+  </w:num>
+  <w:num w:numId="4" w16cid:durableId="1162701434">
+    <w:abstractNumId w:val="1"/>
+  </w:num>
+  <w:num w:numId="5" w16cid:durableId="1815104807">
     <w:abstractNumId w:val="2"/>
   </w:num>
-  <w:num w:numId="3" w16cid:durableId="480393448">
-    <w:abstractNumId w:val="1"/>
+  <w:num w:numId="6" w16cid:durableId="1181893689">
+    <w:abstractNumId w:val="5"/>
   </w:num>
 </w:numbering>
 </file>
@@ -16090,7 +18748,6 @@
   <w:style w:type="character" w:default="1" w:styleId="DefaultParagraphFont">
     <w:name w:val="Default Paragraph Font"/>
     <w:uiPriority w:val="1"/>
-    <w:semiHidden/>
     <w:unhideWhenUsed/>
   </w:style>
   <w:style w:type="table" w:default="1" w:styleId="TableNormal">
@@ -16434,6 +19091,29 @@
       <w:szCs w:val="20"/>
     </w:rPr>
   </w:style>
+  <w:style w:type="character" w:styleId="Hyperlink">
+    <w:name w:val="Hyperlink"/>
+    <w:basedOn w:val="DefaultParagraphFont"/>
+    <w:uiPriority w:val="99"/>
+    <w:unhideWhenUsed/>
+    <w:rsid w:val="00AE27F8"/>
+    <w:rPr>
+      <w:color w:val="467886" w:themeColor="hyperlink"/>
+      <w:u w:val="single"/>
+    </w:rPr>
+  </w:style>
+  <w:style w:type="character" w:styleId="UnresolvedMention">
+    <w:name w:val="Unresolved Mention"/>
+    <w:basedOn w:val="DefaultParagraphFont"/>
+    <w:uiPriority w:val="99"/>
+    <w:semiHidden/>
+    <w:unhideWhenUsed/>
+    <w:rsid w:val="00AE27F8"/>
+    <w:rPr>
+      <w:color w:val="605E5C"/>
+      <w:shd w:val="clear" w:color="auto" w:fill="E1DFDD"/>
+    </w:rPr>
+  </w:style>
 </w:styles>
 </file>
 
